--- a/1 PROJECT DATABASE 1 TOP-DOWN DATABASE-Ahmadi.docx
+++ b/1 PROJECT DATABASE 1 TOP-DOWN DATABASE-Ahmadi.docx
@@ -743,10 +743,10 @@
             <v:path o:extrusionok="f" gradientshapeok="t" o:connecttype="rect"/>
             <o:lock v:ext="edit" aspectratio="t"/>
           </v:shapetype>
-          <v:shape id="_x0000_i1025" type="#_x0000_t75" style="width:519.65pt;height:51.65pt" o:ole="">
+          <v:shape id="_x0000_i1025" type="#_x0000_t75" style="width:519.8pt;height:51.8pt" o:ole="">
             <v:imagedata r:id="rId6" o:title=""/>
           </v:shape>
-          <o:OLEObject Type="Embed" ProgID="Visio.Drawing.15" ShapeID="_x0000_i1025" DrawAspect="Content" ObjectID="_1791872668" r:id="rId7"/>
+          <o:OLEObject Type="Embed" ProgID="Visio.Drawing.15" ShapeID="_x0000_i1025" DrawAspect="Content" ObjectID="_1791884845" r:id="rId7"/>
         </w:object>
       </w:r>
     </w:p>
@@ -1670,10 +1670,10 @@
       </w:pPr>
       <w:r>
         <w:object w:dxaOrig="14905" w:dyaOrig="10884" w14:anchorId="53BE4684">
-          <v:shape id="_x0000_i1026" type="#_x0000_t75" style="width:538pt;height:393pt" o:ole="">
+          <v:shape id="_x0000_i1026" type="#_x0000_t75" style="width:537.8pt;height:392.75pt" o:ole="">
             <v:imagedata r:id="rId10" o:title=""/>
           </v:shape>
-          <o:OLEObject Type="Embed" ProgID="Visio.Drawing.15" ShapeID="_x0000_i1026" DrawAspect="Content" ObjectID="_1791872669" r:id="rId11"/>
+          <o:OLEObject Type="Embed" ProgID="Visio.Drawing.15" ShapeID="_x0000_i1026" DrawAspect="Content" ObjectID="_1791884846" r:id="rId11"/>
         </w:object>
       </w:r>
       <w:r>
@@ -1842,10 +1842,10 @@
       </w:pPr>
       <w:r>
         <w:object w:dxaOrig="15708" w:dyaOrig="11857" w14:anchorId="0B17E70E">
-          <v:shape id="_x0000_i1027" type="#_x0000_t75" style="width:538pt;height:405.65pt" o:ole="">
+          <v:shape id="_x0000_i1027" type="#_x0000_t75" style="width:537.8pt;height:405.25pt" o:ole="">
             <v:imagedata r:id="rId12" o:title=""/>
           </v:shape>
-          <o:OLEObject Type="Embed" ProgID="Visio.Drawing.15" ShapeID="_x0000_i1027" DrawAspect="Content" ObjectID="_1791872670" r:id="rId13"/>
+          <o:OLEObject Type="Embed" ProgID="Visio.Drawing.15" ShapeID="_x0000_i1027" DrawAspect="Content" ObjectID="_1791884847" r:id="rId13"/>
         </w:object>
       </w:r>
       <w:r>
@@ -4427,6 +4427,1127 @@
           <w:rFonts w:ascii="Times New Roman" w:hAnsi="Times New Roman" w:cs="Times New Roman"/>
           <w:b/>
         </w:rPr>
+        <w:t>suplier</w:t>
+      </w:r>
+    </w:p>
+    <w:tbl>
+      <w:tblPr>
+        <w:tblW w:w="9160" w:type="dxa"/>
+        <w:tblLook w:val="04A0" w:firstRow="1" w:lastRow="0" w:firstColumn="1" w:lastColumn="0" w:noHBand="0" w:noVBand="1"/>
+      </w:tblPr>
+      <w:tblGrid>
+        <w:gridCol w:w="960"/>
+        <w:gridCol w:w="1780"/>
+        <w:gridCol w:w="1360"/>
+        <w:gridCol w:w="960"/>
+        <w:gridCol w:w="960"/>
+        <w:gridCol w:w="1420"/>
+        <w:gridCol w:w="1720"/>
+      </w:tblGrid>
+      <w:tr>
+        <w:trPr>
+          <w:trHeight w:val="435"/>
+        </w:trPr>
+        <w:tc>
+          <w:tcPr>
+            <w:tcW w:w="960" w:type="dxa"/>
+            <w:tcBorders>
+              <w:top w:val="single" w:sz="4" w:space="0" w:color="auto"/>
+              <w:left w:val="single" w:sz="4" w:space="0" w:color="auto"/>
+              <w:bottom w:val="single" w:sz="4" w:space="0" w:color="auto"/>
+              <w:right w:val="single" w:sz="4" w:space="0" w:color="auto"/>
+            </w:tcBorders>
+            <w:shd w:val="clear" w:color="000000" w:fill="808080"/>
+            <w:vAlign w:val="center"/>
+            <w:hideMark/>
+          </w:tcPr>
+          <w:p>
+            <w:pPr>
+              <w:spacing w:after="0" w:line="240" w:lineRule="auto"/>
+              <w:jc w:val="center"/>
+              <w:rPr>
+                <w:rFonts w:ascii="Times New Roman" w:eastAsia="Times New Roman" w:hAnsi="Times New Roman" w:cs="Times New Roman"/>
+                <w:b/>
+                <w:bCs/>
+                <w:color w:val="FFFFFF"/>
+              </w:rPr>
+            </w:pPr>
+            <w:r>
+              <w:rPr>
+                <w:rFonts w:ascii="Times New Roman" w:eastAsia="Times New Roman" w:hAnsi="Times New Roman" w:cs="Times New Roman"/>
+                <w:b/>
+                <w:bCs/>
+                <w:color w:val="FFFFFF"/>
+              </w:rPr>
+              <w:t>No</w:t>
+            </w:r>
+          </w:p>
+        </w:tc>
+        <w:tc>
+          <w:tcPr>
+            <w:tcW w:w="1780" w:type="dxa"/>
+            <w:tcBorders>
+              <w:top w:val="single" w:sz="4" w:space="0" w:color="auto"/>
+              <w:left w:val="nil"/>
+              <w:bottom w:val="single" w:sz="4" w:space="0" w:color="auto"/>
+              <w:right w:val="single" w:sz="4" w:space="0" w:color="auto"/>
+            </w:tcBorders>
+            <w:shd w:val="clear" w:color="000000" w:fill="808080"/>
+            <w:vAlign w:val="center"/>
+            <w:hideMark/>
+          </w:tcPr>
+          <w:p>
+            <w:pPr>
+              <w:spacing w:after="0" w:line="240" w:lineRule="auto"/>
+              <w:rPr>
+                <w:rFonts w:ascii="Times New Roman" w:eastAsia="Times New Roman" w:hAnsi="Times New Roman" w:cs="Times New Roman"/>
+                <w:b/>
+                <w:bCs/>
+                <w:color w:val="FFFFFF"/>
+              </w:rPr>
+            </w:pPr>
+            <w:r>
+              <w:rPr>
+                <w:rFonts w:ascii="Times New Roman" w:eastAsia="Times New Roman" w:hAnsi="Times New Roman" w:cs="Times New Roman"/>
+                <w:b/>
+                <w:bCs/>
+                <w:color w:val="FFFFFF"/>
+              </w:rPr>
+              <w:t>Nama kolom</w:t>
+            </w:r>
+          </w:p>
+        </w:tc>
+        <w:tc>
+          <w:tcPr>
+            <w:tcW w:w="1360" w:type="dxa"/>
+            <w:tcBorders>
+              <w:top w:val="single" w:sz="4" w:space="0" w:color="auto"/>
+              <w:left w:val="nil"/>
+              <w:bottom w:val="single" w:sz="4" w:space="0" w:color="auto"/>
+              <w:right w:val="single" w:sz="4" w:space="0" w:color="auto"/>
+            </w:tcBorders>
+            <w:shd w:val="clear" w:color="000000" w:fill="808080"/>
+            <w:vAlign w:val="center"/>
+            <w:hideMark/>
+          </w:tcPr>
+          <w:p>
+            <w:pPr>
+              <w:spacing w:after="0" w:line="240" w:lineRule="auto"/>
+              <w:rPr>
+                <w:rFonts w:ascii="Times New Roman" w:eastAsia="Times New Roman" w:hAnsi="Times New Roman" w:cs="Times New Roman"/>
+                <w:b/>
+                <w:bCs/>
+                <w:color w:val="FFFFFF"/>
+              </w:rPr>
+            </w:pPr>
+            <w:r>
+              <w:rPr>
+                <w:rFonts w:ascii="Times New Roman" w:eastAsia="Times New Roman" w:hAnsi="Times New Roman" w:cs="Times New Roman"/>
+                <w:b/>
+                <w:bCs/>
+                <w:color w:val="FFFFFF"/>
+              </w:rPr>
+              <w:t>Tipe data</w:t>
+            </w:r>
+          </w:p>
+        </w:tc>
+        <w:tc>
+          <w:tcPr>
+            <w:tcW w:w="960" w:type="dxa"/>
+            <w:tcBorders>
+              <w:top w:val="single" w:sz="4" w:space="0" w:color="auto"/>
+              <w:left w:val="nil"/>
+              <w:bottom w:val="single" w:sz="4" w:space="0" w:color="auto"/>
+              <w:right w:val="single" w:sz="4" w:space="0" w:color="auto"/>
+            </w:tcBorders>
+            <w:shd w:val="clear" w:color="000000" w:fill="808080"/>
+            <w:vAlign w:val="center"/>
+            <w:hideMark/>
+          </w:tcPr>
+          <w:p>
+            <w:pPr>
+              <w:spacing w:after="0" w:line="240" w:lineRule="auto"/>
+              <w:jc w:val="center"/>
+              <w:rPr>
+                <w:rFonts w:ascii="Times New Roman" w:eastAsia="Times New Roman" w:hAnsi="Times New Roman" w:cs="Times New Roman"/>
+                <w:b/>
+                <w:bCs/>
+                <w:color w:val="FFFFFF"/>
+              </w:rPr>
+            </w:pPr>
+            <w:r>
+              <w:rPr>
+                <w:rFonts w:ascii="Times New Roman" w:eastAsia="Times New Roman" w:hAnsi="Times New Roman" w:cs="Times New Roman"/>
+                <w:b/>
+                <w:bCs/>
+                <w:color w:val="FFFFFF"/>
+              </w:rPr>
+              <w:t xml:space="preserve">Lebar </w:t>
+            </w:r>
+          </w:p>
+        </w:tc>
+        <w:tc>
+          <w:tcPr>
+            <w:tcW w:w="960" w:type="dxa"/>
+            <w:tcBorders>
+              <w:top w:val="single" w:sz="4" w:space="0" w:color="auto"/>
+              <w:left w:val="nil"/>
+              <w:bottom w:val="single" w:sz="4" w:space="0" w:color="auto"/>
+              <w:right w:val="single" w:sz="4" w:space="0" w:color="auto"/>
+            </w:tcBorders>
+            <w:shd w:val="clear" w:color="000000" w:fill="808080"/>
+            <w:vAlign w:val="center"/>
+            <w:hideMark/>
+          </w:tcPr>
+          <w:p>
+            <w:pPr>
+              <w:spacing w:after="0" w:line="240" w:lineRule="auto"/>
+              <w:rPr>
+                <w:rFonts w:ascii="Times New Roman" w:eastAsia="Times New Roman" w:hAnsi="Times New Roman" w:cs="Times New Roman"/>
+                <w:b/>
+                <w:bCs/>
+                <w:color w:val="FFFFFF"/>
+              </w:rPr>
+            </w:pPr>
+            <w:r>
+              <w:rPr>
+                <w:rFonts w:ascii="Times New Roman" w:eastAsia="Times New Roman" w:hAnsi="Times New Roman" w:cs="Times New Roman"/>
+                <w:b/>
+                <w:bCs/>
+                <w:color w:val="FFFFFF"/>
+              </w:rPr>
+              <w:t>Null</w:t>
+            </w:r>
+          </w:p>
+        </w:tc>
+        <w:tc>
+          <w:tcPr>
+            <w:tcW w:w="1420" w:type="dxa"/>
+            <w:tcBorders>
+              <w:top w:val="single" w:sz="4" w:space="0" w:color="auto"/>
+              <w:left w:val="nil"/>
+              <w:bottom w:val="single" w:sz="4" w:space="0" w:color="auto"/>
+              <w:right w:val="single" w:sz="4" w:space="0" w:color="auto"/>
+            </w:tcBorders>
+            <w:shd w:val="clear" w:color="000000" w:fill="808080"/>
+            <w:vAlign w:val="center"/>
+            <w:hideMark/>
+          </w:tcPr>
+          <w:p>
+            <w:pPr>
+              <w:spacing w:after="0" w:line="240" w:lineRule="auto"/>
+              <w:rPr>
+                <w:rFonts w:ascii="Times New Roman" w:eastAsia="Times New Roman" w:hAnsi="Times New Roman" w:cs="Times New Roman"/>
+                <w:b/>
+                <w:bCs/>
+                <w:color w:val="FFFFFF"/>
+              </w:rPr>
+            </w:pPr>
+            <w:r>
+              <w:rPr>
+                <w:rFonts w:ascii="Times New Roman" w:eastAsia="Times New Roman" w:hAnsi="Times New Roman" w:cs="Times New Roman"/>
+                <w:b/>
+                <w:bCs/>
+                <w:color w:val="FFFFFF"/>
+              </w:rPr>
+              <w:t>kunci</w:t>
+            </w:r>
+          </w:p>
+        </w:tc>
+        <w:tc>
+          <w:tcPr>
+            <w:tcW w:w="1720" w:type="dxa"/>
+            <w:tcBorders>
+              <w:top w:val="single" w:sz="4" w:space="0" w:color="auto"/>
+              <w:left w:val="nil"/>
+              <w:bottom w:val="single" w:sz="4" w:space="0" w:color="auto"/>
+              <w:right w:val="single" w:sz="4" w:space="0" w:color="auto"/>
+            </w:tcBorders>
+            <w:shd w:val="clear" w:color="000000" w:fill="808080"/>
+            <w:vAlign w:val="center"/>
+            <w:hideMark/>
+          </w:tcPr>
+          <w:p>
+            <w:pPr>
+              <w:spacing w:after="0" w:line="240" w:lineRule="auto"/>
+              <w:rPr>
+                <w:rFonts w:ascii="Times New Roman" w:eastAsia="Times New Roman" w:hAnsi="Times New Roman" w:cs="Times New Roman"/>
+                <w:b/>
+                <w:bCs/>
+                <w:color w:val="FFFFFF"/>
+              </w:rPr>
+            </w:pPr>
+            <w:r>
+              <w:rPr>
+                <w:rFonts w:ascii="Times New Roman" w:eastAsia="Times New Roman" w:hAnsi="Times New Roman" w:cs="Times New Roman"/>
+                <w:b/>
+                <w:bCs/>
+                <w:color w:val="FFFFFF"/>
+              </w:rPr>
+              <w:t>keterangan</w:t>
+            </w:r>
+          </w:p>
+        </w:tc>
+      </w:tr>
+      <w:tr>
+        <w:trPr>
+          <w:trHeight w:val="300"/>
+        </w:trPr>
+        <w:tc>
+          <w:tcPr>
+            <w:tcW w:w="960" w:type="dxa"/>
+            <w:tcBorders>
+              <w:top w:val="nil"/>
+              <w:left w:val="single" w:sz="4" w:space="0" w:color="auto"/>
+              <w:bottom w:val="single" w:sz="4" w:space="0" w:color="auto"/>
+              <w:right w:val="single" w:sz="4" w:space="0" w:color="auto"/>
+            </w:tcBorders>
+            <w:shd w:val="clear" w:color="auto" w:fill="auto"/>
+            <w:noWrap/>
+            <w:vAlign w:val="center"/>
+          </w:tcPr>
+          <w:p>
+            <w:pPr>
+              <w:pStyle w:val="ListParagraph"/>
+              <w:numPr>
+                <w:ilvl w:val="0"/>
+                <w:numId w:val="20"/>
+              </w:numPr>
+              <w:spacing w:after="0" w:line="240" w:lineRule="auto"/>
+              <w:jc w:val="center"/>
+              <w:rPr>
+                <w:rFonts w:ascii="Times New Roman" w:eastAsia="Times New Roman" w:hAnsi="Times New Roman" w:cs="Times New Roman"/>
+                <w:color w:val="000000"/>
+              </w:rPr>
+            </w:pPr>
+          </w:p>
+        </w:tc>
+        <w:tc>
+          <w:tcPr>
+            <w:tcW w:w="1780" w:type="dxa"/>
+            <w:tcBorders>
+              <w:top w:val="nil"/>
+              <w:left w:val="nil"/>
+              <w:bottom w:val="single" w:sz="4" w:space="0" w:color="auto"/>
+              <w:right w:val="single" w:sz="4" w:space="0" w:color="auto"/>
+            </w:tcBorders>
+            <w:shd w:val="clear" w:color="auto" w:fill="auto"/>
+            <w:noWrap/>
+            <w:vAlign w:val="center"/>
+          </w:tcPr>
+          <w:p>
+            <w:pPr>
+              <w:spacing w:after="0" w:line="240" w:lineRule="auto"/>
+              <w:rPr>
+                <w:rFonts w:ascii="Times New Roman" w:eastAsia="Times New Roman" w:hAnsi="Times New Roman" w:cs="Times New Roman"/>
+                <w:b/>
+                <w:bCs/>
+                <w:color w:val="000000"/>
+              </w:rPr>
+            </w:pPr>
+            <w:r>
+              <w:rPr>
+                <w:rFonts w:ascii="Times New Roman" w:eastAsia="Times New Roman" w:hAnsi="Times New Roman" w:cs="Times New Roman"/>
+                <w:b/>
+                <w:bCs/>
+                <w:color w:val="000000"/>
+              </w:rPr>
+              <w:t>idsuplier</w:t>
+            </w:r>
+          </w:p>
+        </w:tc>
+        <w:tc>
+          <w:tcPr>
+            <w:tcW w:w="1360" w:type="dxa"/>
+            <w:tcBorders>
+              <w:top w:val="nil"/>
+              <w:left w:val="nil"/>
+              <w:bottom w:val="single" w:sz="4" w:space="0" w:color="auto"/>
+              <w:right w:val="single" w:sz="4" w:space="0" w:color="auto"/>
+            </w:tcBorders>
+            <w:shd w:val="clear" w:color="auto" w:fill="auto"/>
+            <w:noWrap/>
+            <w:vAlign w:val="center"/>
+          </w:tcPr>
+          <w:p>
+            <w:pPr>
+              <w:spacing w:after="0" w:line="240" w:lineRule="auto"/>
+              <w:rPr>
+                <w:rFonts w:ascii="Times New Roman" w:eastAsia="Times New Roman" w:hAnsi="Times New Roman" w:cs="Times New Roman"/>
+                <w:color w:val="000000"/>
+              </w:rPr>
+            </w:pPr>
+            <w:r>
+              <w:rPr>
+                <w:rFonts w:ascii="Times New Roman" w:eastAsia="Times New Roman" w:hAnsi="Times New Roman" w:cs="Times New Roman"/>
+                <w:color w:val="000000"/>
+              </w:rPr>
+              <w:t>int</w:t>
+            </w:r>
+          </w:p>
+        </w:tc>
+        <w:tc>
+          <w:tcPr>
+            <w:tcW w:w="960" w:type="dxa"/>
+            <w:tcBorders>
+              <w:top w:val="nil"/>
+              <w:left w:val="nil"/>
+              <w:bottom w:val="single" w:sz="4" w:space="0" w:color="auto"/>
+              <w:right w:val="single" w:sz="4" w:space="0" w:color="auto"/>
+            </w:tcBorders>
+            <w:shd w:val="clear" w:color="auto" w:fill="auto"/>
+            <w:noWrap/>
+            <w:vAlign w:val="center"/>
+          </w:tcPr>
+          <w:p>
+            <w:pPr>
+              <w:spacing w:after="0" w:line="240" w:lineRule="auto"/>
+              <w:jc w:val="center"/>
+              <w:rPr>
+                <w:rFonts w:ascii="Times New Roman" w:eastAsia="Times New Roman" w:hAnsi="Times New Roman" w:cs="Times New Roman"/>
+                <w:color w:val="000000"/>
+              </w:rPr>
+            </w:pPr>
+            <w:r>
+              <w:rPr>
+                <w:rFonts w:ascii="Times New Roman" w:eastAsia="Times New Roman" w:hAnsi="Times New Roman" w:cs="Times New Roman"/>
+                <w:color w:val="000000"/>
+              </w:rPr>
+              <w:t>11</w:t>
+            </w:r>
+          </w:p>
+        </w:tc>
+        <w:tc>
+          <w:tcPr>
+            <w:tcW w:w="960" w:type="dxa"/>
+            <w:tcBorders>
+              <w:top w:val="nil"/>
+              <w:left w:val="nil"/>
+              <w:bottom w:val="single" w:sz="4" w:space="0" w:color="auto"/>
+              <w:right w:val="single" w:sz="4" w:space="0" w:color="auto"/>
+            </w:tcBorders>
+            <w:shd w:val="clear" w:color="auto" w:fill="auto"/>
+            <w:noWrap/>
+            <w:vAlign w:val="center"/>
+          </w:tcPr>
+          <w:p>
+            <w:pPr>
+              <w:spacing w:after="0" w:line="240" w:lineRule="auto"/>
+              <w:rPr>
+                <w:rFonts w:ascii="Times New Roman" w:eastAsia="Times New Roman" w:hAnsi="Times New Roman" w:cs="Times New Roman"/>
+                <w:color w:val="000000"/>
+              </w:rPr>
+            </w:pPr>
+            <w:r>
+              <w:rPr>
+                <w:rFonts w:ascii="Times New Roman" w:eastAsia="Times New Roman" w:hAnsi="Times New Roman" w:cs="Times New Roman"/>
+                <w:color w:val="000000"/>
+              </w:rPr>
+              <w:t>no</w:t>
+            </w:r>
+          </w:p>
+        </w:tc>
+        <w:tc>
+          <w:tcPr>
+            <w:tcW w:w="1420" w:type="dxa"/>
+            <w:tcBorders>
+              <w:top w:val="nil"/>
+              <w:left w:val="nil"/>
+              <w:bottom w:val="single" w:sz="4" w:space="0" w:color="auto"/>
+              <w:right w:val="single" w:sz="4" w:space="0" w:color="auto"/>
+            </w:tcBorders>
+            <w:shd w:val="clear" w:color="auto" w:fill="auto"/>
+            <w:noWrap/>
+            <w:vAlign w:val="center"/>
+          </w:tcPr>
+          <w:p>
+            <w:pPr>
+              <w:spacing w:after="0" w:line="240" w:lineRule="auto"/>
+              <w:rPr>
+                <w:rFonts w:ascii="Times New Roman" w:eastAsia="Times New Roman" w:hAnsi="Times New Roman" w:cs="Times New Roman"/>
+                <w:color w:val="000000"/>
+              </w:rPr>
+            </w:pPr>
+            <w:r>
+              <w:rPr>
+                <w:rFonts w:ascii="Times New Roman" w:eastAsia="Times New Roman" w:hAnsi="Times New Roman" w:cs="Times New Roman"/>
+                <w:color w:val="000000"/>
+              </w:rPr>
+              <w:t>pk</w:t>
+            </w:r>
+          </w:p>
+        </w:tc>
+        <w:tc>
+          <w:tcPr>
+            <w:tcW w:w="1720" w:type="dxa"/>
+            <w:tcBorders>
+              <w:top w:val="nil"/>
+              <w:left w:val="nil"/>
+              <w:bottom w:val="single" w:sz="4" w:space="0" w:color="auto"/>
+              <w:right w:val="single" w:sz="4" w:space="0" w:color="auto"/>
+            </w:tcBorders>
+            <w:shd w:val="clear" w:color="auto" w:fill="auto"/>
+            <w:noWrap/>
+            <w:vAlign w:val="center"/>
+          </w:tcPr>
+          <w:p>
+            <w:pPr>
+              <w:spacing w:after="0" w:line="240" w:lineRule="auto"/>
+              <w:rPr>
+                <w:rFonts w:ascii="Times New Roman" w:eastAsia="Times New Roman" w:hAnsi="Times New Roman" w:cs="Times New Roman"/>
+                <w:color w:val="000000"/>
+              </w:rPr>
+            </w:pPr>
+            <w:r>
+              <w:rPr>
+                <w:rFonts w:ascii="Times New Roman" w:eastAsia="Times New Roman" w:hAnsi="Times New Roman" w:cs="Times New Roman"/>
+                <w:color w:val="000000"/>
+              </w:rPr>
+              <w:t>ai</w:t>
+            </w:r>
+          </w:p>
+        </w:tc>
+      </w:tr>
+      <w:tr>
+        <w:trPr>
+          <w:trHeight w:val="300"/>
+        </w:trPr>
+        <w:tc>
+          <w:tcPr>
+            <w:tcW w:w="960" w:type="dxa"/>
+            <w:tcBorders>
+              <w:top w:val="nil"/>
+              <w:left w:val="single" w:sz="4" w:space="0" w:color="auto"/>
+              <w:bottom w:val="single" w:sz="4" w:space="0" w:color="auto"/>
+              <w:right w:val="single" w:sz="4" w:space="0" w:color="auto"/>
+            </w:tcBorders>
+            <w:shd w:val="clear" w:color="auto" w:fill="auto"/>
+            <w:noWrap/>
+            <w:vAlign w:val="center"/>
+          </w:tcPr>
+          <w:p>
+            <w:pPr>
+              <w:pStyle w:val="ListParagraph"/>
+              <w:numPr>
+                <w:ilvl w:val="0"/>
+                <w:numId w:val="20"/>
+              </w:numPr>
+              <w:spacing w:after="0" w:line="240" w:lineRule="auto"/>
+              <w:jc w:val="center"/>
+              <w:rPr>
+                <w:rFonts w:ascii="Times New Roman" w:eastAsia="Times New Roman" w:hAnsi="Times New Roman" w:cs="Times New Roman"/>
+                <w:color w:val="000000"/>
+              </w:rPr>
+            </w:pPr>
+          </w:p>
+        </w:tc>
+        <w:tc>
+          <w:tcPr>
+            <w:tcW w:w="1780" w:type="dxa"/>
+            <w:tcBorders>
+              <w:top w:val="nil"/>
+              <w:left w:val="nil"/>
+              <w:bottom w:val="single" w:sz="4" w:space="0" w:color="auto"/>
+              <w:right w:val="single" w:sz="4" w:space="0" w:color="auto"/>
+            </w:tcBorders>
+            <w:shd w:val="clear" w:color="auto" w:fill="auto"/>
+            <w:noWrap/>
+            <w:vAlign w:val="center"/>
+          </w:tcPr>
+          <w:p>
+            <w:pPr>
+              <w:spacing w:after="0" w:line="240" w:lineRule="auto"/>
+              <w:rPr>
+                <w:rFonts w:ascii="Times New Roman" w:eastAsia="Times New Roman" w:hAnsi="Times New Roman" w:cs="Times New Roman"/>
+                <w:color w:val="000000"/>
+              </w:rPr>
+            </w:pPr>
+            <w:r>
+              <w:rPr>
+                <w:rFonts w:ascii="Times New Roman" w:eastAsia="Times New Roman" w:hAnsi="Times New Roman" w:cs="Times New Roman"/>
+                <w:color w:val="000000"/>
+              </w:rPr>
+              <w:t>namasuplier</w:t>
+            </w:r>
+          </w:p>
+        </w:tc>
+        <w:tc>
+          <w:tcPr>
+            <w:tcW w:w="1360" w:type="dxa"/>
+            <w:tcBorders>
+              <w:top w:val="nil"/>
+              <w:left w:val="nil"/>
+              <w:bottom w:val="single" w:sz="4" w:space="0" w:color="auto"/>
+              <w:right w:val="single" w:sz="4" w:space="0" w:color="auto"/>
+            </w:tcBorders>
+            <w:shd w:val="clear" w:color="auto" w:fill="auto"/>
+            <w:vAlign w:val="center"/>
+          </w:tcPr>
+          <w:p>
+            <w:pPr>
+              <w:spacing w:after="0" w:line="240" w:lineRule="auto"/>
+              <w:rPr>
+                <w:rFonts w:ascii="Times New Roman" w:eastAsia="Times New Roman" w:hAnsi="Times New Roman" w:cs="Times New Roman"/>
+                <w:color w:val="000000"/>
+              </w:rPr>
+            </w:pPr>
+            <w:r>
+              <w:rPr>
+                <w:rFonts w:ascii="Times New Roman" w:eastAsia="Times New Roman" w:hAnsi="Times New Roman" w:cs="Times New Roman"/>
+                <w:color w:val="000000"/>
+              </w:rPr>
+              <w:t>varchar</w:t>
+            </w:r>
+          </w:p>
+        </w:tc>
+        <w:tc>
+          <w:tcPr>
+            <w:tcW w:w="960" w:type="dxa"/>
+            <w:tcBorders>
+              <w:top w:val="nil"/>
+              <w:left w:val="nil"/>
+              <w:bottom w:val="single" w:sz="4" w:space="0" w:color="auto"/>
+              <w:right w:val="single" w:sz="4" w:space="0" w:color="auto"/>
+            </w:tcBorders>
+            <w:shd w:val="clear" w:color="auto" w:fill="auto"/>
+            <w:vAlign w:val="center"/>
+          </w:tcPr>
+          <w:p>
+            <w:pPr>
+              <w:spacing w:after="0" w:line="240" w:lineRule="auto"/>
+              <w:jc w:val="center"/>
+              <w:rPr>
+                <w:rFonts w:ascii="Times New Roman" w:eastAsia="Times New Roman" w:hAnsi="Times New Roman" w:cs="Times New Roman"/>
+                <w:color w:val="000000"/>
+              </w:rPr>
+            </w:pPr>
+            <w:r>
+              <w:rPr>
+                <w:rFonts w:ascii="Times New Roman" w:eastAsia="Times New Roman" w:hAnsi="Times New Roman" w:cs="Times New Roman"/>
+                <w:color w:val="000000"/>
+              </w:rPr>
+              <w:t>30</w:t>
+            </w:r>
+          </w:p>
+        </w:tc>
+        <w:tc>
+          <w:tcPr>
+            <w:tcW w:w="960" w:type="dxa"/>
+            <w:tcBorders>
+              <w:top w:val="nil"/>
+              <w:left w:val="nil"/>
+              <w:bottom w:val="single" w:sz="4" w:space="0" w:color="auto"/>
+              <w:right w:val="single" w:sz="4" w:space="0" w:color="auto"/>
+            </w:tcBorders>
+            <w:shd w:val="clear" w:color="auto" w:fill="auto"/>
+            <w:vAlign w:val="center"/>
+          </w:tcPr>
+          <w:p>
+            <w:pPr>
+              <w:spacing w:after="0" w:line="240" w:lineRule="auto"/>
+              <w:rPr>
+                <w:rFonts w:ascii="Times New Roman" w:eastAsia="Times New Roman" w:hAnsi="Times New Roman" w:cs="Times New Roman"/>
+                <w:color w:val="000000"/>
+              </w:rPr>
+            </w:pPr>
+          </w:p>
+        </w:tc>
+        <w:tc>
+          <w:tcPr>
+            <w:tcW w:w="1420" w:type="dxa"/>
+            <w:tcBorders>
+              <w:top w:val="nil"/>
+              <w:left w:val="nil"/>
+              <w:bottom w:val="single" w:sz="4" w:space="0" w:color="auto"/>
+              <w:right w:val="single" w:sz="4" w:space="0" w:color="auto"/>
+            </w:tcBorders>
+            <w:shd w:val="clear" w:color="auto" w:fill="auto"/>
+            <w:noWrap/>
+            <w:vAlign w:val="center"/>
+          </w:tcPr>
+          <w:p>
+            <w:pPr>
+              <w:spacing w:after="0" w:line="240" w:lineRule="auto"/>
+              <w:rPr>
+                <w:rFonts w:ascii="Times New Roman" w:eastAsia="Times New Roman" w:hAnsi="Times New Roman" w:cs="Times New Roman"/>
+                <w:color w:val="000000"/>
+              </w:rPr>
+            </w:pPr>
+          </w:p>
+        </w:tc>
+        <w:tc>
+          <w:tcPr>
+            <w:tcW w:w="1720" w:type="dxa"/>
+            <w:tcBorders>
+              <w:top w:val="nil"/>
+              <w:left w:val="nil"/>
+              <w:bottom w:val="single" w:sz="4" w:space="0" w:color="auto"/>
+              <w:right w:val="single" w:sz="4" w:space="0" w:color="auto"/>
+            </w:tcBorders>
+            <w:shd w:val="clear" w:color="auto" w:fill="auto"/>
+            <w:noWrap/>
+            <w:vAlign w:val="center"/>
+          </w:tcPr>
+          <w:p>
+            <w:pPr>
+              <w:spacing w:after="0" w:line="240" w:lineRule="auto"/>
+              <w:rPr>
+                <w:rFonts w:ascii="Times New Roman" w:eastAsia="Times New Roman" w:hAnsi="Times New Roman" w:cs="Times New Roman"/>
+                <w:color w:val="000000"/>
+              </w:rPr>
+            </w:pPr>
+          </w:p>
+        </w:tc>
+      </w:tr>
+      <w:tr>
+        <w:trPr>
+          <w:trHeight w:val="300"/>
+        </w:trPr>
+        <w:tc>
+          <w:tcPr>
+            <w:tcW w:w="960" w:type="dxa"/>
+            <w:tcBorders>
+              <w:top w:val="nil"/>
+              <w:left w:val="single" w:sz="4" w:space="0" w:color="auto"/>
+              <w:bottom w:val="single" w:sz="4" w:space="0" w:color="auto"/>
+              <w:right w:val="single" w:sz="4" w:space="0" w:color="auto"/>
+            </w:tcBorders>
+            <w:shd w:val="clear" w:color="auto" w:fill="auto"/>
+            <w:noWrap/>
+            <w:vAlign w:val="center"/>
+          </w:tcPr>
+          <w:p>
+            <w:pPr>
+              <w:pStyle w:val="ListParagraph"/>
+              <w:numPr>
+                <w:ilvl w:val="0"/>
+                <w:numId w:val="20"/>
+              </w:numPr>
+              <w:spacing w:after="0" w:line="240" w:lineRule="auto"/>
+              <w:jc w:val="center"/>
+              <w:rPr>
+                <w:rFonts w:ascii="Times New Roman" w:eastAsia="Times New Roman" w:hAnsi="Times New Roman" w:cs="Times New Roman"/>
+                <w:color w:val="000000"/>
+              </w:rPr>
+            </w:pPr>
+          </w:p>
+        </w:tc>
+        <w:tc>
+          <w:tcPr>
+            <w:tcW w:w="1780" w:type="dxa"/>
+            <w:tcBorders>
+              <w:top w:val="nil"/>
+              <w:left w:val="nil"/>
+              <w:bottom w:val="single" w:sz="4" w:space="0" w:color="auto"/>
+              <w:right w:val="single" w:sz="4" w:space="0" w:color="auto"/>
+            </w:tcBorders>
+            <w:shd w:val="clear" w:color="auto" w:fill="auto"/>
+            <w:noWrap/>
+            <w:vAlign w:val="center"/>
+          </w:tcPr>
+          <w:p>
+            <w:pPr>
+              <w:spacing w:after="0" w:line="240" w:lineRule="auto"/>
+              <w:rPr>
+                <w:rFonts w:ascii="Times New Roman" w:eastAsia="Times New Roman" w:hAnsi="Times New Roman" w:cs="Times New Roman"/>
+                <w:color w:val="000000"/>
+              </w:rPr>
+            </w:pPr>
+            <w:r>
+              <w:rPr>
+                <w:rFonts w:ascii="Times New Roman" w:eastAsia="Times New Roman" w:hAnsi="Times New Roman" w:cs="Times New Roman"/>
+                <w:color w:val="000000"/>
+              </w:rPr>
+              <w:t>alamat</w:t>
+            </w:r>
+          </w:p>
+        </w:tc>
+        <w:tc>
+          <w:tcPr>
+            <w:tcW w:w="1360" w:type="dxa"/>
+            <w:tcBorders>
+              <w:top w:val="nil"/>
+              <w:left w:val="nil"/>
+              <w:bottom w:val="single" w:sz="4" w:space="0" w:color="auto"/>
+              <w:right w:val="single" w:sz="4" w:space="0" w:color="auto"/>
+            </w:tcBorders>
+            <w:shd w:val="clear" w:color="auto" w:fill="auto"/>
+            <w:vAlign w:val="center"/>
+          </w:tcPr>
+          <w:p>
+            <w:pPr>
+              <w:spacing w:after="0" w:line="240" w:lineRule="auto"/>
+              <w:rPr>
+                <w:rFonts w:ascii="Times New Roman" w:eastAsia="Times New Roman" w:hAnsi="Times New Roman" w:cs="Times New Roman"/>
+                <w:color w:val="000000"/>
+              </w:rPr>
+            </w:pPr>
+            <w:r>
+              <w:rPr>
+                <w:rFonts w:ascii="Times New Roman" w:eastAsia="Times New Roman" w:hAnsi="Times New Roman" w:cs="Times New Roman"/>
+                <w:color w:val="000000"/>
+              </w:rPr>
+              <w:t>varchar</w:t>
+            </w:r>
+          </w:p>
+        </w:tc>
+        <w:tc>
+          <w:tcPr>
+            <w:tcW w:w="960" w:type="dxa"/>
+            <w:tcBorders>
+              <w:top w:val="nil"/>
+              <w:left w:val="nil"/>
+              <w:bottom w:val="single" w:sz="4" w:space="0" w:color="auto"/>
+              <w:right w:val="single" w:sz="4" w:space="0" w:color="auto"/>
+            </w:tcBorders>
+            <w:shd w:val="clear" w:color="auto" w:fill="auto"/>
+            <w:vAlign w:val="center"/>
+          </w:tcPr>
+          <w:p>
+            <w:pPr>
+              <w:spacing w:after="0" w:line="240" w:lineRule="auto"/>
+              <w:jc w:val="center"/>
+              <w:rPr>
+                <w:rFonts w:ascii="Times New Roman" w:eastAsia="Times New Roman" w:hAnsi="Times New Roman" w:cs="Times New Roman"/>
+                <w:color w:val="000000"/>
+              </w:rPr>
+            </w:pPr>
+            <w:r>
+              <w:rPr>
+                <w:rFonts w:ascii="Times New Roman" w:eastAsia="Times New Roman" w:hAnsi="Times New Roman" w:cs="Times New Roman"/>
+                <w:color w:val="000000"/>
+              </w:rPr>
+              <w:t>100</w:t>
+            </w:r>
+          </w:p>
+        </w:tc>
+        <w:tc>
+          <w:tcPr>
+            <w:tcW w:w="960" w:type="dxa"/>
+            <w:tcBorders>
+              <w:top w:val="nil"/>
+              <w:left w:val="nil"/>
+              <w:bottom w:val="single" w:sz="4" w:space="0" w:color="auto"/>
+              <w:right w:val="single" w:sz="4" w:space="0" w:color="auto"/>
+            </w:tcBorders>
+            <w:shd w:val="clear" w:color="auto" w:fill="auto"/>
+            <w:vAlign w:val="center"/>
+          </w:tcPr>
+          <w:p>
+            <w:pPr>
+              <w:spacing w:after="0" w:line="240" w:lineRule="auto"/>
+              <w:rPr>
+                <w:rFonts w:ascii="Times New Roman" w:eastAsia="Times New Roman" w:hAnsi="Times New Roman" w:cs="Times New Roman"/>
+                <w:color w:val="000000"/>
+              </w:rPr>
+            </w:pPr>
+          </w:p>
+        </w:tc>
+        <w:tc>
+          <w:tcPr>
+            <w:tcW w:w="1420" w:type="dxa"/>
+            <w:tcBorders>
+              <w:top w:val="nil"/>
+              <w:left w:val="nil"/>
+              <w:bottom w:val="single" w:sz="4" w:space="0" w:color="auto"/>
+              <w:right w:val="single" w:sz="4" w:space="0" w:color="auto"/>
+            </w:tcBorders>
+            <w:shd w:val="clear" w:color="auto" w:fill="auto"/>
+            <w:noWrap/>
+            <w:vAlign w:val="center"/>
+          </w:tcPr>
+          <w:p>
+            <w:pPr>
+              <w:spacing w:after="0" w:line="240" w:lineRule="auto"/>
+              <w:rPr>
+                <w:rFonts w:ascii="Times New Roman" w:eastAsia="Times New Roman" w:hAnsi="Times New Roman" w:cs="Times New Roman"/>
+                <w:color w:val="000000"/>
+              </w:rPr>
+            </w:pPr>
+          </w:p>
+        </w:tc>
+        <w:tc>
+          <w:tcPr>
+            <w:tcW w:w="1720" w:type="dxa"/>
+            <w:tcBorders>
+              <w:top w:val="nil"/>
+              <w:left w:val="nil"/>
+              <w:bottom w:val="single" w:sz="4" w:space="0" w:color="auto"/>
+              <w:right w:val="single" w:sz="4" w:space="0" w:color="auto"/>
+            </w:tcBorders>
+            <w:shd w:val="clear" w:color="auto" w:fill="auto"/>
+            <w:noWrap/>
+            <w:vAlign w:val="center"/>
+          </w:tcPr>
+          <w:p>
+            <w:pPr>
+              <w:spacing w:after="0" w:line="240" w:lineRule="auto"/>
+              <w:rPr>
+                <w:rFonts w:ascii="Times New Roman" w:eastAsia="Times New Roman" w:hAnsi="Times New Roman" w:cs="Times New Roman"/>
+                <w:color w:val="000000"/>
+              </w:rPr>
+            </w:pPr>
+          </w:p>
+        </w:tc>
+      </w:tr>
+    </w:tbl>
+    <w:p>
+      <w:pPr>
+        <w:spacing w:after="0" w:line="240" w:lineRule="auto"/>
+        <w:rPr>
+          <w:rFonts w:ascii="Courier New" w:hAnsi="Courier New" w:cs="Courier New"/>
+          <w:sz w:val="20"/>
+          <w:szCs w:val="20"/>
+        </w:rPr>
+      </w:pPr>
+      <w:r>
+        <w:rPr>
+          <w:rFonts w:ascii="Courier New" w:hAnsi="Courier New" w:cs="Courier New"/>
+          <w:sz w:val="20"/>
+          <w:szCs w:val="20"/>
+        </w:rPr>
+        <w:t xml:space="preserve">create table </w:t>
+      </w:r>
+      <w:r>
+        <w:rPr>
+          <w:rFonts w:ascii="Courier New" w:hAnsi="Courier New" w:cs="Courier New"/>
+          <w:sz w:val="20"/>
+          <w:szCs w:val="20"/>
+        </w:rPr>
+        <w:t>suplier</w:t>
+      </w:r>
+      <w:r>
+        <w:rPr>
+          <w:rFonts w:ascii="Courier New" w:hAnsi="Courier New" w:cs="Courier New"/>
+          <w:sz w:val="20"/>
+          <w:szCs w:val="20"/>
+        </w:rPr>
+        <w:t xml:space="preserve"> (</w:t>
+      </w:r>
+    </w:p>
+    <w:p>
+      <w:pPr>
+        <w:spacing w:after="0" w:line="240" w:lineRule="auto"/>
+        <w:rPr>
+          <w:rFonts w:ascii="Courier New" w:hAnsi="Courier New" w:cs="Courier New"/>
+          <w:sz w:val="20"/>
+          <w:szCs w:val="20"/>
+        </w:rPr>
+      </w:pPr>
+      <w:r>
+        <w:rPr>
+          <w:rFonts w:ascii="Courier New" w:hAnsi="Courier New" w:cs="Courier New"/>
+          <w:sz w:val="20"/>
+          <w:szCs w:val="20"/>
+        </w:rPr>
+        <w:t>id</w:t>
+      </w:r>
+      <w:r>
+        <w:rPr>
+          <w:rFonts w:ascii="Courier New" w:hAnsi="Courier New" w:cs="Courier New"/>
+          <w:sz w:val="20"/>
+          <w:szCs w:val="20"/>
+        </w:rPr>
+        <w:t>suplier</w:t>
+      </w:r>
+      <w:r>
+        <w:rPr>
+          <w:rFonts w:ascii="Courier New" w:hAnsi="Courier New" w:cs="Courier New"/>
+          <w:sz w:val="20"/>
+          <w:szCs w:val="20"/>
+        </w:rPr>
+        <w:t xml:space="preserve"> </w:t>
+      </w:r>
+      <w:r>
+        <w:rPr>
+          <w:rFonts w:ascii="Courier New" w:hAnsi="Courier New" w:cs="Courier New"/>
+          <w:color w:val="000000" w:themeColor="text1"/>
+          <w:sz w:val="20"/>
+          <w:szCs w:val="20"/>
+        </w:rPr>
+        <w:t>int(11)</w:t>
+      </w:r>
+      <w:r>
+        <w:rPr>
+          <w:rFonts w:ascii="Courier New" w:hAnsi="Courier New" w:cs="Courier New"/>
+          <w:sz w:val="20"/>
+          <w:szCs w:val="20"/>
+        </w:rPr>
+        <w:t>not null</w:t>
+      </w:r>
+      <w:r>
+        <w:rPr>
+          <w:rFonts w:ascii="Courier New" w:hAnsi="Courier New" w:cs="Courier New"/>
+          <w:sz w:val="20"/>
+          <w:szCs w:val="20"/>
+        </w:rPr>
+        <w:t xml:space="preserve"> primary key</w:t>
+      </w:r>
+      <w:r>
+        <w:rPr>
+          <w:rFonts w:ascii="Courier New" w:hAnsi="Courier New" w:cs="Courier New"/>
+          <w:color w:val="000000" w:themeColor="text1"/>
+          <w:sz w:val="20"/>
+          <w:szCs w:val="20"/>
+        </w:rPr>
+        <w:t xml:space="preserve"> </w:t>
+      </w:r>
+      <w:r>
+        <w:rPr>
+          <w:rFonts w:ascii="Courier New" w:hAnsi="Courier New" w:cs="Courier New"/>
+          <w:color w:val="000000" w:themeColor="text1"/>
+          <w:sz w:val="20"/>
+          <w:szCs w:val="20"/>
+        </w:rPr>
+        <w:t>auto_increment</w:t>
+      </w:r>
+      <w:r>
+        <w:rPr>
+          <w:rFonts w:ascii="Courier New" w:hAnsi="Courier New" w:cs="Courier New"/>
+          <w:sz w:val="20"/>
+          <w:szCs w:val="20"/>
+        </w:rPr>
+        <w:t>,</w:t>
+      </w:r>
+    </w:p>
+    <w:p>
+      <w:pPr>
+        <w:spacing w:after="0" w:line="240" w:lineRule="auto"/>
+        <w:rPr>
+          <w:rFonts w:ascii="Courier New" w:hAnsi="Courier New" w:cs="Courier New"/>
+          <w:sz w:val="20"/>
+          <w:szCs w:val="20"/>
+        </w:rPr>
+      </w:pPr>
+      <w:r>
+        <w:rPr>
+          <w:rFonts w:ascii="Courier New" w:hAnsi="Courier New" w:cs="Courier New"/>
+          <w:sz w:val="20"/>
+          <w:szCs w:val="20"/>
+        </w:rPr>
+        <w:t>nama</w:t>
+      </w:r>
+      <w:r>
+        <w:rPr>
+          <w:rFonts w:ascii="Courier New" w:hAnsi="Courier New" w:cs="Courier New"/>
+          <w:sz w:val="20"/>
+          <w:szCs w:val="20"/>
+        </w:rPr>
+        <w:t>suplier</w:t>
+      </w:r>
+      <w:r>
+        <w:rPr>
+          <w:rFonts w:ascii="Courier New" w:hAnsi="Courier New" w:cs="Courier New"/>
+          <w:sz w:val="20"/>
+          <w:szCs w:val="20"/>
+        </w:rPr>
+        <w:t xml:space="preserve"> varchar </w:t>
+      </w:r>
+      <w:r>
+        <w:rPr>
+          <w:rFonts w:ascii="Courier New" w:hAnsi="Courier New" w:cs="Courier New"/>
+          <w:sz w:val="20"/>
+          <w:szCs w:val="20"/>
+        </w:rPr>
+        <w:t>(3</w:t>
+      </w:r>
+      <w:r>
+        <w:rPr>
+          <w:rFonts w:ascii="Courier New" w:hAnsi="Courier New" w:cs="Courier New"/>
+          <w:sz w:val="20"/>
+          <w:szCs w:val="20"/>
+        </w:rPr>
+        <w:t>0</w:t>
+      </w:r>
+      <w:r>
+        <w:rPr>
+          <w:rFonts w:ascii="Courier New" w:hAnsi="Courier New" w:cs="Courier New"/>
+          <w:sz w:val="20"/>
+          <w:szCs w:val="20"/>
+        </w:rPr>
+        <w:t>),</w:t>
+      </w:r>
+    </w:p>
+    <w:p>
+      <w:pPr>
+        <w:spacing w:after="0" w:line="240" w:lineRule="auto"/>
+        <w:rPr>
+          <w:rFonts w:ascii="Courier New" w:hAnsi="Courier New" w:cs="Courier New"/>
+          <w:sz w:val="20"/>
+          <w:szCs w:val="20"/>
+        </w:rPr>
+      </w:pPr>
+      <w:r>
+        <w:rPr>
+          <w:rFonts w:ascii="Courier New" w:hAnsi="Courier New" w:cs="Courier New"/>
+          <w:sz w:val="20"/>
+          <w:szCs w:val="20"/>
+        </w:rPr>
+        <w:t>alamat</w:t>
+      </w:r>
+      <w:r>
+        <w:rPr>
+          <w:rFonts w:ascii="Courier New" w:hAnsi="Courier New" w:cs="Courier New"/>
+          <w:sz w:val="20"/>
+          <w:szCs w:val="20"/>
+        </w:rPr>
+        <w:t xml:space="preserve"> varchar </w:t>
+      </w:r>
+      <w:r>
+        <w:rPr>
+          <w:rFonts w:ascii="Courier New" w:hAnsi="Courier New" w:cs="Courier New"/>
+          <w:sz w:val="20"/>
+          <w:szCs w:val="20"/>
+        </w:rPr>
+        <w:t>(100)</w:t>
+      </w:r>
+    </w:p>
+    <w:p>
+      <w:pPr>
+        <w:spacing w:after="0" w:line="240" w:lineRule="auto"/>
+        <w:rPr>
+          <w:rFonts w:ascii="Times New Roman" w:hAnsi="Times New Roman" w:cs="Times New Roman"/>
+          <w:b/>
+        </w:rPr>
+      </w:pPr>
+      <w:r>
+        <w:rPr>
+          <w:rFonts w:ascii="Courier New" w:hAnsi="Courier New" w:cs="Courier New"/>
+          <w:sz w:val="20"/>
+          <w:szCs w:val="20"/>
+        </w:rPr>
+        <w:t>);</w:t>
+      </w:r>
+    </w:p>
+    <w:p>
+      <w:pPr>
+        <w:spacing w:after="0" w:line="276" w:lineRule="auto"/>
+        <w:rPr>
+          <w:rFonts w:ascii="Times New Roman" w:hAnsi="Times New Roman" w:cs="Times New Roman"/>
+          <w:b/>
+        </w:rPr>
+      </w:pPr>
+    </w:p>
+    <w:p>
+      <w:pPr>
+        <w:spacing w:after="0" w:line="276" w:lineRule="auto"/>
+        <w:rPr>
+          <w:rFonts w:ascii="Times New Roman" w:hAnsi="Times New Roman" w:cs="Times New Roman"/>
+          <w:b/>
+        </w:rPr>
+      </w:pPr>
+      <w:r>
+        <w:rPr>
+          <w:rFonts w:ascii="Times New Roman" w:hAnsi="Times New Roman" w:cs="Times New Roman"/>
+          <w:b/>
+        </w:rPr>
+        <w:t xml:space="preserve">Tabel </w:t>
+      </w:r>
+      <w:r>
+        <w:rPr>
+          <w:rFonts w:ascii="Times New Roman" w:hAnsi="Times New Roman" w:cs="Times New Roman"/>
+          <w:b/>
+        </w:rPr>
         <w:t>barang</w:t>
       </w:r>
     </w:p>
@@ -5833,6 +6954,7 @@
           <w:sz w:val="20"/>
           <w:szCs w:val="20"/>
         </w:rPr>
+        <w:lastRenderedPageBreak/>
         <w:t>idsuplier int (11),</w:t>
       </w:r>
     </w:p>
@@ -6118,1119 +7240,6 @@
           <w:b/>
         </w:rPr>
         <w:br w:type="page"/>
-      </w:r>
-    </w:p>
-    <w:p>
-      <w:pPr>
-        <w:spacing w:after="0" w:line="276" w:lineRule="auto"/>
-        <w:rPr>
-          <w:rFonts w:ascii="Times New Roman" w:hAnsi="Times New Roman" w:cs="Times New Roman"/>
-          <w:b/>
-        </w:rPr>
-      </w:pPr>
-      <w:r>
-        <w:rPr>
-          <w:rFonts w:ascii="Times New Roman" w:hAnsi="Times New Roman" w:cs="Times New Roman"/>
-          <w:b/>
-        </w:rPr>
-        <w:lastRenderedPageBreak/>
-        <w:t xml:space="preserve">Tabel </w:t>
-      </w:r>
-      <w:r>
-        <w:rPr>
-          <w:rFonts w:ascii="Times New Roman" w:hAnsi="Times New Roman" w:cs="Times New Roman"/>
-          <w:b/>
-        </w:rPr>
-        <w:t>suplier</w:t>
-      </w:r>
-    </w:p>
-    <w:tbl>
-      <w:tblPr>
-        <w:tblW w:w="9160" w:type="dxa"/>
-        <w:tblLook w:val="04A0" w:firstRow="1" w:lastRow="0" w:firstColumn="1" w:lastColumn="0" w:noHBand="0" w:noVBand="1"/>
-      </w:tblPr>
-      <w:tblGrid>
-        <w:gridCol w:w="960"/>
-        <w:gridCol w:w="1780"/>
-        <w:gridCol w:w="1360"/>
-        <w:gridCol w:w="960"/>
-        <w:gridCol w:w="960"/>
-        <w:gridCol w:w="1420"/>
-        <w:gridCol w:w="1720"/>
-      </w:tblGrid>
-      <w:tr>
-        <w:trPr>
-          <w:trHeight w:val="435"/>
-        </w:trPr>
-        <w:tc>
-          <w:tcPr>
-            <w:tcW w:w="960" w:type="dxa"/>
-            <w:tcBorders>
-              <w:top w:val="single" w:sz="4" w:space="0" w:color="auto"/>
-              <w:left w:val="single" w:sz="4" w:space="0" w:color="auto"/>
-              <w:bottom w:val="single" w:sz="4" w:space="0" w:color="auto"/>
-              <w:right w:val="single" w:sz="4" w:space="0" w:color="auto"/>
-            </w:tcBorders>
-            <w:shd w:val="clear" w:color="000000" w:fill="808080"/>
-            <w:vAlign w:val="center"/>
-            <w:hideMark/>
-          </w:tcPr>
-          <w:p>
-            <w:pPr>
-              <w:spacing w:after="0" w:line="240" w:lineRule="auto"/>
-              <w:jc w:val="center"/>
-              <w:rPr>
-                <w:rFonts w:ascii="Times New Roman" w:eastAsia="Times New Roman" w:hAnsi="Times New Roman" w:cs="Times New Roman"/>
-                <w:b/>
-                <w:bCs/>
-                <w:color w:val="FFFFFF"/>
-              </w:rPr>
-            </w:pPr>
-            <w:r>
-              <w:rPr>
-                <w:rFonts w:ascii="Times New Roman" w:eastAsia="Times New Roman" w:hAnsi="Times New Roman" w:cs="Times New Roman"/>
-                <w:b/>
-                <w:bCs/>
-                <w:color w:val="FFFFFF"/>
-              </w:rPr>
-              <w:t>No</w:t>
-            </w:r>
-          </w:p>
-        </w:tc>
-        <w:tc>
-          <w:tcPr>
-            <w:tcW w:w="1780" w:type="dxa"/>
-            <w:tcBorders>
-              <w:top w:val="single" w:sz="4" w:space="0" w:color="auto"/>
-              <w:left w:val="nil"/>
-              <w:bottom w:val="single" w:sz="4" w:space="0" w:color="auto"/>
-              <w:right w:val="single" w:sz="4" w:space="0" w:color="auto"/>
-            </w:tcBorders>
-            <w:shd w:val="clear" w:color="000000" w:fill="808080"/>
-            <w:vAlign w:val="center"/>
-            <w:hideMark/>
-          </w:tcPr>
-          <w:p>
-            <w:pPr>
-              <w:spacing w:after="0" w:line="240" w:lineRule="auto"/>
-              <w:rPr>
-                <w:rFonts w:ascii="Times New Roman" w:eastAsia="Times New Roman" w:hAnsi="Times New Roman" w:cs="Times New Roman"/>
-                <w:b/>
-                <w:bCs/>
-                <w:color w:val="FFFFFF"/>
-              </w:rPr>
-            </w:pPr>
-            <w:r>
-              <w:rPr>
-                <w:rFonts w:ascii="Times New Roman" w:eastAsia="Times New Roman" w:hAnsi="Times New Roman" w:cs="Times New Roman"/>
-                <w:b/>
-                <w:bCs/>
-                <w:color w:val="FFFFFF"/>
-              </w:rPr>
-              <w:t>Nama kolom</w:t>
-            </w:r>
-          </w:p>
-        </w:tc>
-        <w:tc>
-          <w:tcPr>
-            <w:tcW w:w="1360" w:type="dxa"/>
-            <w:tcBorders>
-              <w:top w:val="single" w:sz="4" w:space="0" w:color="auto"/>
-              <w:left w:val="nil"/>
-              <w:bottom w:val="single" w:sz="4" w:space="0" w:color="auto"/>
-              <w:right w:val="single" w:sz="4" w:space="0" w:color="auto"/>
-            </w:tcBorders>
-            <w:shd w:val="clear" w:color="000000" w:fill="808080"/>
-            <w:vAlign w:val="center"/>
-            <w:hideMark/>
-          </w:tcPr>
-          <w:p>
-            <w:pPr>
-              <w:spacing w:after="0" w:line="240" w:lineRule="auto"/>
-              <w:rPr>
-                <w:rFonts w:ascii="Times New Roman" w:eastAsia="Times New Roman" w:hAnsi="Times New Roman" w:cs="Times New Roman"/>
-                <w:b/>
-                <w:bCs/>
-                <w:color w:val="FFFFFF"/>
-              </w:rPr>
-            </w:pPr>
-            <w:r>
-              <w:rPr>
-                <w:rFonts w:ascii="Times New Roman" w:eastAsia="Times New Roman" w:hAnsi="Times New Roman" w:cs="Times New Roman"/>
-                <w:b/>
-                <w:bCs/>
-                <w:color w:val="FFFFFF"/>
-              </w:rPr>
-              <w:t>Tipe data</w:t>
-            </w:r>
-          </w:p>
-        </w:tc>
-        <w:tc>
-          <w:tcPr>
-            <w:tcW w:w="960" w:type="dxa"/>
-            <w:tcBorders>
-              <w:top w:val="single" w:sz="4" w:space="0" w:color="auto"/>
-              <w:left w:val="nil"/>
-              <w:bottom w:val="single" w:sz="4" w:space="0" w:color="auto"/>
-              <w:right w:val="single" w:sz="4" w:space="0" w:color="auto"/>
-            </w:tcBorders>
-            <w:shd w:val="clear" w:color="000000" w:fill="808080"/>
-            <w:vAlign w:val="center"/>
-            <w:hideMark/>
-          </w:tcPr>
-          <w:p>
-            <w:pPr>
-              <w:spacing w:after="0" w:line="240" w:lineRule="auto"/>
-              <w:jc w:val="center"/>
-              <w:rPr>
-                <w:rFonts w:ascii="Times New Roman" w:eastAsia="Times New Roman" w:hAnsi="Times New Roman" w:cs="Times New Roman"/>
-                <w:b/>
-                <w:bCs/>
-                <w:color w:val="FFFFFF"/>
-              </w:rPr>
-            </w:pPr>
-            <w:r>
-              <w:rPr>
-                <w:rFonts w:ascii="Times New Roman" w:eastAsia="Times New Roman" w:hAnsi="Times New Roman" w:cs="Times New Roman"/>
-                <w:b/>
-                <w:bCs/>
-                <w:color w:val="FFFFFF"/>
-              </w:rPr>
-              <w:t xml:space="preserve">Lebar </w:t>
-            </w:r>
-          </w:p>
-        </w:tc>
-        <w:tc>
-          <w:tcPr>
-            <w:tcW w:w="960" w:type="dxa"/>
-            <w:tcBorders>
-              <w:top w:val="single" w:sz="4" w:space="0" w:color="auto"/>
-              <w:left w:val="nil"/>
-              <w:bottom w:val="single" w:sz="4" w:space="0" w:color="auto"/>
-              <w:right w:val="single" w:sz="4" w:space="0" w:color="auto"/>
-            </w:tcBorders>
-            <w:shd w:val="clear" w:color="000000" w:fill="808080"/>
-            <w:vAlign w:val="center"/>
-            <w:hideMark/>
-          </w:tcPr>
-          <w:p>
-            <w:pPr>
-              <w:spacing w:after="0" w:line="240" w:lineRule="auto"/>
-              <w:rPr>
-                <w:rFonts w:ascii="Times New Roman" w:eastAsia="Times New Roman" w:hAnsi="Times New Roman" w:cs="Times New Roman"/>
-                <w:b/>
-                <w:bCs/>
-                <w:color w:val="FFFFFF"/>
-              </w:rPr>
-            </w:pPr>
-            <w:r>
-              <w:rPr>
-                <w:rFonts w:ascii="Times New Roman" w:eastAsia="Times New Roman" w:hAnsi="Times New Roman" w:cs="Times New Roman"/>
-                <w:b/>
-                <w:bCs/>
-                <w:color w:val="FFFFFF"/>
-              </w:rPr>
-              <w:t>Null</w:t>
-            </w:r>
-          </w:p>
-        </w:tc>
-        <w:tc>
-          <w:tcPr>
-            <w:tcW w:w="1420" w:type="dxa"/>
-            <w:tcBorders>
-              <w:top w:val="single" w:sz="4" w:space="0" w:color="auto"/>
-              <w:left w:val="nil"/>
-              <w:bottom w:val="single" w:sz="4" w:space="0" w:color="auto"/>
-              <w:right w:val="single" w:sz="4" w:space="0" w:color="auto"/>
-            </w:tcBorders>
-            <w:shd w:val="clear" w:color="000000" w:fill="808080"/>
-            <w:vAlign w:val="center"/>
-            <w:hideMark/>
-          </w:tcPr>
-          <w:p>
-            <w:pPr>
-              <w:spacing w:after="0" w:line="240" w:lineRule="auto"/>
-              <w:rPr>
-                <w:rFonts w:ascii="Times New Roman" w:eastAsia="Times New Roman" w:hAnsi="Times New Roman" w:cs="Times New Roman"/>
-                <w:b/>
-                <w:bCs/>
-                <w:color w:val="FFFFFF"/>
-              </w:rPr>
-            </w:pPr>
-            <w:r>
-              <w:rPr>
-                <w:rFonts w:ascii="Times New Roman" w:eastAsia="Times New Roman" w:hAnsi="Times New Roman" w:cs="Times New Roman"/>
-                <w:b/>
-                <w:bCs/>
-                <w:color w:val="FFFFFF"/>
-              </w:rPr>
-              <w:t>kunci</w:t>
-            </w:r>
-          </w:p>
-        </w:tc>
-        <w:tc>
-          <w:tcPr>
-            <w:tcW w:w="1720" w:type="dxa"/>
-            <w:tcBorders>
-              <w:top w:val="single" w:sz="4" w:space="0" w:color="auto"/>
-              <w:left w:val="nil"/>
-              <w:bottom w:val="single" w:sz="4" w:space="0" w:color="auto"/>
-              <w:right w:val="single" w:sz="4" w:space="0" w:color="auto"/>
-            </w:tcBorders>
-            <w:shd w:val="clear" w:color="000000" w:fill="808080"/>
-            <w:vAlign w:val="center"/>
-            <w:hideMark/>
-          </w:tcPr>
-          <w:p>
-            <w:pPr>
-              <w:spacing w:after="0" w:line="240" w:lineRule="auto"/>
-              <w:rPr>
-                <w:rFonts w:ascii="Times New Roman" w:eastAsia="Times New Roman" w:hAnsi="Times New Roman" w:cs="Times New Roman"/>
-                <w:b/>
-                <w:bCs/>
-                <w:color w:val="FFFFFF"/>
-              </w:rPr>
-            </w:pPr>
-            <w:r>
-              <w:rPr>
-                <w:rFonts w:ascii="Times New Roman" w:eastAsia="Times New Roman" w:hAnsi="Times New Roman" w:cs="Times New Roman"/>
-                <w:b/>
-                <w:bCs/>
-                <w:color w:val="FFFFFF"/>
-              </w:rPr>
-              <w:t>keterangan</w:t>
-            </w:r>
-          </w:p>
-        </w:tc>
-      </w:tr>
-      <w:tr>
-        <w:trPr>
-          <w:trHeight w:val="300"/>
-        </w:trPr>
-        <w:tc>
-          <w:tcPr>
-            <w:tcW w:w="960" w:type="dxa"/>
-            <w:tcBorders>
-              <w:top w:val="nil"/>
-              <w:left w:val="single" w:sz="4" w:space="0" w:color="auto"/>
-              <w:bottom w:val="single" w:sz="4" w:space="0" w:color="auto"/>
-              <w:right w:val="single" w:sz="4" w:space="0" w:color="auto"/>
-            </w:tcBorders>
-            <w:shd w:val="clear" w:color="auto" w:fill="auto"/>
-            <w:noWrap/>
-            <w:vAlign w:val="center"/>
-          </w:tcPr>
-          <w:p>
-            <w:pPr>
-              <w:pStyle w:val="ListParagraph"/>
-              <w:numPr>
-                <w:ilvl w:val="0"/>
-                <w:numId w:val="20"/>
-              </w:numPr>
-              <w:spacing w:after="0" w:line="240" w:lineRule="auto"/>
-              <w:jc w:val="center"/>
-              <w:rPr>
-                <w:rFonts w:ascii="Times New Roman" w:eastAsia="Times New Roman" w:hAnsi="Times New Roman" w:cs="Times New Roman"/>
-                <w:color w:val="000000"/>
-              </w:rPr>
-            </w:pPr>
-          </w:p>
-        </w:tc>
-        <w:tc>
-          <w:tcPr>
-            <w:tcW w:w="1780" w:type="dxa"/>
-            <w:tcBorders>
-              <w:top w:val="nil"/>
-              <w:left w:val="nil"/>
-              <w:bottom w:val="single" w:sz="4" w:space="0" w:color="auto"/>
-              <w:right w:val="single" w:sz="4" w:space="0" w:color="auto"/>
-            </w:tcBorders>
-            <w:shd w:val="clear" w:color="auto" w:fill="auto"/>
-            <w:noWrap/>
-            <w:vAlign w:val="center"/>
-          </w:tcPr>
-          <w:p>
-            <w:pPr>
-              <w:spacing w:after="0" w:line="240" w:lineRule="auto"/>
-              <w:rPr>
-                <w:rFonts w:ascii="Times New Roman" w:eastAsia="Times New Roman" w:hAnsi="Times New Roman" w:cs="Times New Roman"/>
-                <w:b/>
-                <w:bCs/>
-                <w:color w:val="000000"/>
-              </w:rPr>
-            </w:pPr>
-            <w:r>
-              <w:rPr>
-                <w:rFonts w:ascii="Times New Roman" w:eastAsia="Times New Roman" w:hAnsi="Times New Roman" w:cs="Times New Roman"/>
-                <w:b/>
-                <w:bCs/>
-                <w:color w:val="000000"/>
-              </w:rPr>
-              <w:t>idsuplier</w:t>
-            </w:r>
-          </w:p>
-        </w:tc>
-        <w:tc>
-          <w:tcPr>
-            <w:tcW w:w="1360" w:type="dxa"/>
-            <w:tcBorders>
-              <w:top w:val="nil"/>
-              <w:left w:val="nil"/>
-              <w:bottom w:val="single" w:sz="4" w:space="0" w:color="auto"/>
-              <w:right w:val="single" w:sz="4" w:space="0" w:color="auto"/>
-            </w:tcBorders>
-            <w:shd w:val="clear" w:color="auto" w:fill="auto"/>
-            <w:noWrap/>
-            <w:vAlign w:val="center"/>
-          </w:tcPr>
-          <w:p>
-            <w:pPr>
-              <w:spacing w:after="0" w:line="240" w:lineRule="auto"/>
-              <w:rPr>
-                <w:rFonts w:ascii="Times New Roman" w:eastAsia="Times New Roman" w:hAnsi="Times New Roman" w:cs="Times New Roman"/>
-                <w:color w:val="000000"/>
-              </w:rPr>
-            </w:pPr>
-            <w:r>
-              <w:rPr>
-                <w:rFonts w:ascii="Times New Roman" w:eastAsia="Times New Roman" w:hAnsi="Times New Roman" w:cs="Times New Roman"/>
-                <w:color w:val="000000"/>
-              </w:rPr>
-              <w:t>int</w:t>
-            </w:r>
-          </w:p>
-        </w:tc>
-        <w:tc>
-          <w:tcPr>
-            <w:tcW w:w="960" w:type="dxa"/>
-            <w:tcBorders>
-              <w:top w:val="nil"/>
-              <w:left w:val="nil"/>
-              <w:bottom w:val="single" w:sz="4" w:space="0" w:color="auto"/>
-              <w:right w:val="single" w:sz="4" w:space="0" w:color="auto"/>
-            </w:tcBorders>
-            <w:shd w:val="clear" w:color="auto" w:fill="auto"/>
-            <w:noWrap/>
-            <w:vAlign w:val="center"/>
-          </w:tcPr>
-          <w:p>
-            <w:pPr>
-              <w:spacing w:after="0" w:line="240" w:lineRule="auto"/>
-              <w:jc w:val="center"/>
-              <w:rPr>
-                <w:rFonts w:ascii="Times New Roman" w:eastAsia="Times New Roman" w:hAnsi="Times New Roman" w:cs="Times New Roman"/>
-                <w:color w:val="000000"/>
-              </w:rPr>
-            </w:pPr>
-            <w:r>
-              <w:rPr>
-                <w:rFonts w:ascii="Times New Roman" w:eastAsia="Times New Roman" w:hAnsi="Times New Roman" w:cs="Times New Roman"/>
-                <w:color w:val="000000"/>
-              </w:rPr>
-              <w:t>11</w:t>
-            </w:r>
-          </w:p>
-        </w:tc>
-        <w:tc>
-          <w:tcPr>
-            <w:tcW w:w="960" w:type="dxa"/>
-            <w:tcBorders>
-              <w:top w:val="nil"/>
-              <w:left w:val="nil"/>
-              <w:bottom w:val="single" w:sz="4" w:space="0" w:color="auto"/>
-              <w:right w:val="single" w:sz="4" w:space="0" w:color="auto"/>
-            </w:tcBorders>
-            <w:shd w:val="clear" w:color="auto" w:fill="auto"/>
-            <w:noWrap/>
-            <w:vAlign w:val="center"/>
-          </w:tcPr>
-          <w:p>
-            <w:pPr>
-              <w:spacing w:after="0" w:line="240" w:lineRule="auto"/>
-              <w:rPr>
-                <w:rFonts w:ascii="Times New Roman" w:eastAsia="Times New Roman" w:hAnsi="Times New Roman" w:cs="Times New Roman"/>
-                <w:color w:val="000000"/>
-              </w:rPr>
-            </w:pPr>
-            <w:r>
-              <w:rPr>
-                <w:rFonts w:ascii="Times New Roman" w:eastAsia="Times New Roman" w:hAnsi="Times New Roman" w:cs="Times New Roman"/>
-                <w:color w:val="000000"/>
-              </w:rPr>
-              <w:t>no</w:t>
-            </w:r>
-          </w:p>
-        </w:tc>
-        <w:tc>
-          <w:tcPr>
-            <w:tcW w:w="1420" w:type="dxa"/>
-            <w:tcBorders>
-              <w:top w:val="nil"/>
-              <w:left w:val="nil"/>
-              <w:bottom w:val="single" w:sz="4" w:space="0" w:color="auto"/>
-              <w:right w:val="single" w:sz="4" w:space="0" w:color="auto"/>
-            </w:tcBorders>
-            <w:shd w:val="clear" w:color="auto" w:fill="auto"/>
-            <w:noWrap/>
-            <w:vAlign w:val="center"/>
-          </w:tcPr>
-          <w:p>
-            <w:pPr>
-              <w:spacing w:after="0" w:line="240" w:lineRule="auto"/>
-              <w:rPr>
-                <w:rFonts w:ascii="Times New Roman" w:eastAsia="Times New Roman" w:hAnsi="Times New Roman" w:cs="Times New Roman"/>
-                <w:color w:val="000000"/>
-              </w:rPr>
-            </w:pPr>
-            <w:r>
-              <w:rPr>
-                <w:rFonts w:ascii="Times New Roman" w:eastAsia="Times New Roman" w:hAnsi="Times New Roman" w:cs="Times New Roman"/>
-                <w:color w:val="000000"/>
-              </w:rPr>
-              <w:t>pk</w:t>
-            </w:r>
-          </w:p>
-        </w:tc>
-        <w:tc>
-          <w:tcPr>
-            <w:tcW w:w="1720" w:type="dxa"/>
-            <w:tcBorders>
-              <w:top w:val="nil"/>
-              <w:left w:val="nil"/>
-              <w:bottom w:val="single" w:sz="4" w:space="0" w:color="auto"/>
-              <w:right w:val="single" w:sz="4" w:space="0" w:color="auto"/>
-            </w:tcBorders>
-            <w:shd w:val="clear" w:color="auto" w:fill="auto"/>
-            <w:noWrap/>
-            <w:vAlign w:val="center"/>
-          </w:tcPr>
-          <w:p>
-            <w:pPr>
-              <w:spacing w:after="0" w:line="240" w:lineRule="auto"/>
-              <w:rPr>
-                <w:rFonts w:ascii="Times New Roman" w:eastAsia="Times New Roman" w:hAnsi="Times New Roman" w:cs="Times New Roman"/>
-                <w:color w:val="000000"/>
-              </w:rPr>
-            </w:pPr>
-            <w:r>
-              <w:rPr>
-                <w:rFonts w:ascii="Times New Roman" w:eastAsia="Times New Roman" w:hAnsi="Times New Roman" w:cs="Times New Roman"/>
-                <w:color w:val="000000"/>
-              </w:rPr>
-              <w:t>ai</w:t>
-            </w:r>
-          </w:p>
-        </w:tc>
-      </w:tr>
-      <w:tr>
-        <w:trPr>
-          <w:trHeight w:val="300"/>
-        </w:trPr>
-        <w:tc>
-          <w:tcPr>
-            <w:tcW w:w="960" w:type="dxa"/>
-            <w:tcBorders>
-              <w:top w:val="nil"/>
-              <w:left w:val="single" w:sz="4" w:space="0" w:color="auto"/>
-              <w:bottom w:val="single" w:sz="4" w:space="0" w:color="auto"/>
-              <w:right w:val="single" w:sz="4" w:space="0" w:color="auto"/>
-            </w:tcBorders>
-            <w:shd w:val="clear" w:color="auto" w:fill="auto"/>
-            <w:noWrap/>
-            <w:vAlign w:val="center"/>
-          </w:tcPr>
-          <w:p>
-            <w:pPr>
-              <w:pStyle w:val="ListParagraph"/>
-              <w:numPr>
-                <w:ilvl w:val="0"/>
-                <w:numId w:val="20"/>
-              </w:numPr>
-              <w:spacing w:after="0" w:line="240" w:lineRule="auto"/>
-              <w:jc w:val="center"/>
-              <w:rPr>
-                <w:rFonts w:ascii="Times New Roman" w:eastAsia="Times New Roman" w:hAnsi="Times New Roman" w:cs="Times New Roman"/>
-                <w:color w:val="000000"/>
-              </w:rPr>
-            </w:pPr>
-          </w:p>
-        </w:tc>
-        <w:tc>
-          <w:tcPr>
-            <w:tcW w:w="1780" w:type="dxa"/>
-            <w:tcBorders>
-              <w:top w:val="nil"/>
-              <w:left w:val="nil"/>
-              <w:bottom w:val="single" w:sz="4" w:space="0" w:color="auto"/>
-              <w:right w:val="single" w:sz="4" w:space="0" w:color="auto"/>
-            </w:tcBorders>
-            <w:shd w:val="clear" w:color="auto" w:fill="auto"/>
-            <w:noWrap/>
-            <w:vAlign w:val="center"/>
-          </w:tcPr>
-          <w:p>
-            <w:pPr>
-              <w:spacing w:after="0" w:line="240" w:lineRule="auto"/>
-              <w:rPr>
-                <w:rFonts w:ascii="Times New Roman" w:eastAsia="Times New Roman" w:hAnsi="Times New Roman" w:cs="Times New Roman"/>
-                <w:color w:val="000000"/>
-              </w:rPr>
-            </w:pPr>
-            <w:r>
-              <w:rPr>
-                <w:rFonts w:ascii="Times New Roman" w:eastAsia="Times New Roman" w:hAnsi="Times New Roman" w:cs="Times New Roman"/>
-                <w:color w:val="000000"/>
-              </w:rPr>
-              <w:t>namasuplier</w:t>
-            </w:r>
-          </w:p>
-        </w:tc>
-        <w:tc>
-          <w:tcPr>
-            <w:tcW w:w="1360" w:type="dxa"/>
-            <w:tcBorders>
-              <w:top w:val="nil"/>
-              <w:left w:val="nil"/>
-              <w:bottom w:val="single" w:sz="4" w:space="0" w:color="auto"/>
-              <w:right w:val="single" w:sz="4" w:space="0" w:color="auto"/>
-            </w:tcBorders>
-            <w:shd w:val="clear" w:color="auto" w:fill="auto"/>
-            <w:vAlign w:val="center"/>
-          </w:tcPr>
-          <w:p>
-            <w:pPr>
-              <w:spacing w:after="0" w:line="240" w:lineRule="auto"/>
-              <w:rPr>
-                <w:rFonts w:ascii="Times New Roman" w:eastAsia="Times New Roman" w:hAnsi="Times New Roman" w:cs="Times New Roman"/>
-                <w:color w:val="000000"/>
-              </w:rPr>
-            </w:pPr>
-            <w:r>
-              <w:rPr>
-                <w:rFonts w:ascii="Times New Roman" w:eastAsia="Times New Roman" w:hAnsi="Times New Roman" w:cs="Times New Roman"/>
-                <w:color w:val="000000"/>
-              </w:rPr>
-              <w:t>varchar</w:t>
-            </w:r>
-          </w:p>
-        </w:tc>
-        <w:tc>
-          <w:tcPr>
-            <w:tcW w:w="960" w:type="dxa"/>
-            <w:tcBorders>
-              <w:top w:val="nil"/>
-              <w:left w:val="nil"/>
-              <w:bottom w:val="single" w:sz="4" w:space="0" w:color="auto"/>
-              <w:right w:val="single" w:sz="4" w:space="0" w:color="auto"/>
-            </w:tcBorders>
-            <w:shd w:val="clear" w:color="auto" w:fill="auto"/>
-            <w:vAlign w:val="center"/>
-          </w:tcPr>
-          <w:p>
-            <w:pPr>
-              <w:spacing w:after="0" w:line="240" w:lineRule="auto"/>
-              <w:jc w:val="center"/>
-              <w:rPr>
-                <w:rFonts w:ascii="Times New Roman" w:eastAsia="Times New Roman" w:hAnsi="Times New Roman" w:cs="Times New Roman"/>
-                <w:color w:val="000000"/>
-              </w:rPr>
-            </w:pPr>
-            <w:r>
-              <w:rPr>
-                <w:rFonts w:ascii="Times New Roman" w:eastAsia="Times New Roman" w:hAnsi="Times New Roman" w:cs="Times New Roman"/>
-                <w:color w:val="000000"/>
-              </w:rPr>
-              <w:t>30</w:t>
-            </w:r>
-          </w:p>
-        </w:tc>
-        <w:tc>
-          <w:tcPr>
-            <w:tcW w:w="960" w:type="dxa"/>
-            <w:tcBorders>
-              <w:top w:val="nil"/>
-              <w:left w:val="nil"/>
-              <w:bottom w:val="single" w:sz="4" w:space="0" w:color="auto"/>
-              <w:right w:val="single" w:sz="4" w:space="0" w:color="auto"/>
-            </w:tcBorders>
-            <w:shd w:val="clear" w:color="auto" w:fill="auto"/>
-            <w:vAlign w:val="center"/>
-          </w:tcPr>
-          <w:p>
-            <w:pPr>
-              <w:spacing w:after="0" w:line="240" w:lineRule="auto"/>
-              <w:rPr>
-                <w:rFonts w:ascii="Times New Roman" w:eastAsia="Times New Roman" w:hAnsi="Times New Roman" w:cs="Times New Roman"/>
-                <w:color w:val="000000"/>
-              </w:rPr>
-            </w:pPr>
-          </w:p>
-        </w:tc>
-        <w:tc>
-          <w:tcPr>
-            <w:tcW w:w="1420" w:type="dxa"/>
-            <w:tcBorders>
-              <w:top w:val="nil"/>
-              <w:left w:val="nil"/>
-              <w:bottom w:val="single" w:sz="4" w:space="0" w:color="auto"/>
-              <w:right w:val="single" w:sz="4" w:space="0" w:color="auto"/>
-            </w:tcBorders>
-            <w:shd w:val="clear" w:color="auto" w:fill="auto"/>
-            <w:noWrap/>
-            <w:vAlign w:val="center"/>
-          </w:tcPr>
-          <w:p>
-            <w:pPr>
-              <w:spacing w:after="0" w:line="240" w:lineRule="auto"/>
-              <w:rPr>
-                <w:rFonts w:ascii="Times New Roman" w:eastAsia="Times New Roman" w:hAnsi="Times New Roman" w:cs="Times New Roman"/>
-                <w:color w:val="000000"/>
-              </w:rPr>
-            </w:pPr>
-          </w:p>
-        </w:tc>
-        <w:tc>
-          <w:tcPr>
-            <w:tcW w:w="1720" w:type="dxa"/>
-            <w:tcBorders>
-              <w:top w:val="nil"/>
-              <w:left w:val="nil"/>
-              <w:bottom w:val="single" w:sz="4" w:space="0" w:color="auto"/>
-              <w:right w:val="single" w:sz="4" w:space="0" w:color="auto"/>
-            </w:tcBorders>
-            <w:shd w:val="clear" w:color="auto" w:fill="auto"/>
-            <w:noWrap/>
-            <w:vAlign w:val="center"/>
-          </w:tcPr>
-          <w:p>
-            <w:pPr>
-              <w:spacing w:after="0" w:line="240" w:lineRule="auto"/>
-              <w:rPr>
-                <w:rFonts w:ascii="Times New Roman" w:eastAsia="Times New Roman" w:hAnsi="Times New Roman" w:cs="Times New Roman"/>
-                <w:color w:val="000000"/>
-              </w:rPr>
-            </w:pPr>
-          </w:p>
-        </w:tc>
-      </w:tr>
-      <w:tr>
-        <w:trPr>
-          <w:trHeight w:val="300"/>
-        </w:trPr>
-        <w:tc>
-          <w:tcPr>
-            <w:tcW w:w="960" w:type="dxa"/>
-            <w:tcBorders>
-              <w:top w:val="nil"/>
-              <w:left w:val="single" w:sz="4" w:space="0" w:color="auto"/>
-              <w:bottom w:val="single" w:sz="4" w:space="0" w:color="auto"/>
-              <w:right w:val="single" w:sz="4" w:space="0" w:color="auto"/>
-            </w:tcBorders>
-            <w:shd w:val="clear" w:color="auto" w:fill="auto"/>
-            <w:noWrap/>
-            <w:vAlign w:val="center"/>
-          </w:tcPr>
-          <w:p>
-            <w:pPr>
-              <w:pStyle w:val="ListParagraph"/>
-              <w:numPr>
-                <w:ilvl w:val="0"/>
-                <w:numId w:val="20"/>
-              </w:numPr>
-              <w:spacing w:after="0" w:line="240" w:lineRule="auto"/>
-              <w:jc w:val="center"/>
-              <w:rPr>
-                <w:rFonts w:ascii="Times New Roman" w:eastAsia="Times New Roman" w:hAnsi="Times New Roman" w:cs="Times New Roman"/>
-                <w:color w:val="000000"/>
-              </w:rPr>
-            </w:pPr>
-          </w:p>
-        </w:tc>
-        <w:tc>
-          <w:tcPr>
-            <w:tcW w:w="1780" w:type="dxa"/>
-            <w:tcBorders>
-              <w:top w:val="nil"/>
-              <w:left w:val="nil"/>
-              <w:bottom w:val="single" w:sz="4" w:space="0" w:color="auto"/>
-              <w:right w:val="single" w:sz="4" w:space="0" w:color="auto"/>
-            </w:tcBorders>
-            <w:shd w:val="clear" w:color="auto" w:fill="auto"/>
-            <w:noWrap/>
-            <w:vAlign w:val="center"/>
-          </w:tcPr>
-          <w:p>
-            <w:pPr>
-              <w:spacing w:after="0" w:line="240" w:lineRule="auto"/>
-              <w:rPr>
-                <w:rFonts w:ascii="Times New Roman" w:eastAsia="Times New Roman" w:hAnsi="Times New Roman" w:cs="Times New Roman"/>
-                <w:color w:val="000000"/>
-              </w:rPr>
-            </w:pPr>
-            <w:r>
-              <w:rPr>
-                <w:rFonts w:ascii="Times New Roman" w:eastAsia="Times New Roman" w:hAnsi="Times New Roman" w:cs="Times New Roman"/>
-                <w:color w:val="000000"/>
-              </w:rPr>
-              <w:t>alamat</w:t>
-            </w:r>
-          </w:p>
-        </w:tc>
-        <w:tc>
-          <w:tcPr>
-            <w:tcW w:w="1360" w:type="dxa"/>
-            <w:tcBorders>
-              <w:top w:val="nil"/>
-              <w:left w:val="nil"/>
-              <w:bottom w:val="single" w:sz="4" w:space="0" w:color="auto"/>
-              <w:right w:val="single" w:sz="4" w:space="0" w:color="auto"/>
-            </w:tcBorders>
-            <w:shd w:val="clear" w:color="auto" w:fill="auto"/>
-            <w:vAlign w:val="center"/>
-          </w:tcPr>
-          <w:p>
-            <w:pPr>
-              <w:spacing w:after="0" w:line="240" w:lineRule="auto"/>
-              <w:rPr>
-                <w:rFonts w:ascii="Times New Roman" w:eastAsia="Times New Roman" w:hAnsi="Times New Roman" w:cs="Times New Roman"/>
-                <w:color w:val="000000"/>
-              </w:rPr>
-            </w:pPr>
-            <w:r>
-              <w:rPr>
-                <w:rFonts w:ascii="Times New Roman" w:eastAsia="Times New Roman" w:hAnsi="Times New Roman" w:cs="Times New Roman"/>
-                <w:color w:val="000000"/>
-              </w:rPr>
-              <w:t>varchar</w:t>
-            </w:r>
-          </w:p>
-        </w:tc>
-        <w:tc>
-          <w:tcPr>
-            <w:tcW w:w="960" w:type="dxa"/>
-            <w:tcBorders>
-              <w:top w:val="nil"/>
-              <w:left w:val="nil"/>
-              <w:bottom w:val="single" w:sz="4" w:space="0" w:color="auto"/>
-              <w:right w:val="single" w:sz="4" w:space="0" w:color="auto"/>
-            </w:tcBorders>
-            <w:shd w:val="clear" w:color="auto" w:fill="auto"/>
-            <w:vAlign w:val="center"/>
-          </w:tcPr>
-          <w:p>
-            <w:pPr>
-              <w:spacing w:after="0" w:line="240" w:lineRule="auto"/>
-              <w:jc w:val="center"/>
-              <w:rPr>
-                <w:rFonts w:ascii="Times New Roman" w:eastAsia="Times New Roman" w:hAnsi="Times New Roman" w:cs="Times New Roman"/>
-                <w:color w:val="000000"/>
-              </w:rPr>
-            </w:pPr>
-            <w:r>
-              <w:rPr>
-                <w:rFonts w:ascii="Times New Roman" w:eastAsia="Times New Roman" w:hAnsi="Times New Roman" w:cs="Times New Roman"/>
-                <w:color w:val="000000"/>
-              </w:rPr>
-              <w:t>100</w:t>
-            </w:r>
-          </w:p>
-        </w:tc>
-        <w:tc>
-          <w:tcPr>
-            <w:tcW w:w="960" w:type="dxa"/>
-            <w:tcBorders>
-              <w:top w:val="nil"/>
-              <w:left w:val="nil"/>
-              <w:bottom w:val="single" w:sz="4" w:space="0" w:color="auto"/>
-              <w:right w:val="single" w:sz="4" w:space="0" w:color="auto"/>
-            </w:tcBorders>
-            <w:shd w:val="clear" w:color="auto" w:fill="auto"/>
-            <w:vAlign w:val="center"/>
-          </w:tcPr>
-          <w:p>
-            <w:pPr>
-              <w:spacing w:after="0" w:line="240" w:lineRule="auto"/>
-              <w:rPr>
-                <w:rFonts w:ascii="Times New Roman" w:eastAsia="Times New Roman" w:hAnsi="Times New Roman" w:cs="Times New Roman"/>
-                <w:color w:val="000000"/>
-              </w:rPr>
-            </w:pPr>
-          </w:p>
-        </w:tc>
-        <w:tc>
-          <w:tcPr>
-            <w:tcW w:w="1420" w:type="dxa"/>
-            <w:tcBorders>
-              <w:top w:val="nil"/>
-              <w:left w:val="nil"/>
-              <w:bottom w:val="single" w:sz="4" w:space="0" w:color="auto"/>
-              <w:right w:val="single" w:sz="4" w:space="0" w:color="auto"/>
-            </w:tcBorders>
-            <w:shd w:val="clear" w:color="auto" w:fill="auto"/>
-            <w:noWrap/>
-            <w:vAlign w:val="center"/>
-          </w:tcPr>
-          <w:p>
-            <w:pPr>
-              <w:spacing w:after="0" w:line="240" w:lineRule="auto"/>
-              <w:rPr>
-                <w:rFonts w:ascii="Times New Roman" w:eastAsia="Times New Roman" w:hAnsi="Times New Roman" w:cs="Times New Roman"/>
-                <w:color w:val="000000"/>
-              </w:rPr>
-            </w:pPr>
-          </w:p>
-        </w:tc>
-        <w:tc>
-          <w:tcPr>
-            <w:tcW w:w="1720" w:type="dxa"/>
-            <w:tcBorders>
-              <w:top w:val="nil"/>
-              <w:left w:val="nil"/>
-              <w:bottom w:val="single" w:sz="4" w:space="0" w:color="auto"/>
-              <w:right w:val="single" w:sz="4" w:space="0" w:color="auto"/>
-            </w:tcBorders>
-            <w:shd w:val="clear" w:color="auto" w:fill="auto"/>
-            <w:noWrap/>
-            <w:vAlign w:val="center"/>
-          </w:tcPr>
-          <w:p>
-            <w:pPr>
-              <w:spacing w:after="0" w:line="240" w:lineRule="auto"/>
-              <w:rPr>
-                <w:rFonts w:ascii="Times New Roman" w:eastAsia="Times New Roman" w:hAnsi="Times New Roman" w:cs="Times New Roman"/>
-                <w:color w:val="000000"/>
-              </w:rPr>
-            </w:pPr>
-          </w:p>
-        </w:tc>
-      </w:tr>
-    </w:tbl>
-    <w:p>
-      <w:pPr>
-        <w:spacing w:after="0" w:line="240" w:lineRule="auto"/>
-        <w:rPr>
-          <w:rFonts w:ascii="Courier New" w:hAnsi="Courier New" w:cs="Courier New"/>
-          <w:sz w:val="20"/>
-          <w:szCs w:val="20"/>
-        </w:rPr>
-      </w:pPr>
-      <w:r>
-        <w:rPr>
-          <w:rFonts w:ascii="Courier New" w:hAnsi="Courier New" w:cs="Courier New"/>
-          <w:sz w:val="20"/>
-          <w:szCs w:val="20"/>
-        </w:rPr>
-        <w:t xml:space="preserve">create table </w:t>
-      </w:r>
-      <w:r>
-        <w:rPr>
-          <w:rFonts w:ascii="Courier New" w:hAnsi="Courier New" w:cs="Courier New"/>
-          <w:sz w:val="20"/>
-          <w:szCs w:val="20"/>
-        </w:rPr>
-        <w:t>suplier</w:t>
-      </w:r>
-      <w:r>
-        <w:rPr>
-          <w:rFonts w:ascii="Courier New" w:hAnsi="Courier New" w:cs="Courier New"/>
-          <w:sz w:val="20"/>
-          <w:szCs w:val="20"/>
-        </w:rPr>
-        <w:t xml:space="preserve"> (</w:t>
-      </w:r>
-    </w:p>
-    <w:p>
-      <w:pPr>
-        <w:spacing w:after="0" w:line="240" w:lineRule="auto"/>
-        <w:rPr>
-          <w:rFonts w:ascii="Courier New" w:hAnsi="Courier New" w:cs="Courier New"/>
-          <w:sz w:val="20"/>
-          <w:szCs w:val="20"/>
-        </w:rPr>
-      </w:pPr>
-      <w:r>
-        <w:rPr>
-          <w:rFonts w:ascii="Courier New" w:hAnsi="Courier New" w:cs="Courier New"/>
-          <w:sz w:val="20"/>
-          <w:szCs w:val="20"/>
-        </w:rPr>
-        <w:t>id</w:t>
-      </w:r>
-      <w:r>
-        <w:rPr>
-          <w:rFonts w:ascii="Courier New" w:hAnsi="Courier New" w:cs="Courier New"/>
-          <w:sz w:val="20"/>
-          <w:szCs w:val="20"/>
-        </w:rPr>
-        <w:t>suplier</w:t>
-      </w:r>
-      <w:r>
-        <w:rPr>
-          <w:rFonts w:ascii="Courier New" w:hAnsi="Courier New" w:cs="Courier New"/>
-          <w:sz w:val="20"/>
-          <w:szCs w:val="20"/>
-        </w:rPr>
-        <w:t xml:space="preserve"> </w:t>
-      </w:r>
-      <w:r>
-        <w:rPr>
-          <w:rFonts w:ascii="Courier New" w:hAnsi="Courier New" w:cs="Courier New"/>
-          <w:color w:val="000000" w:themeColor="text1"/>
-          <w:sz w:val="20"/>
-          <w:szCs w:val="20"/>
-        </w:rPr>
-        <w:t>int(11)</w:t>
-      </w:r>
-      <w:r>
-        <w:rPr>
-          <w:rFonts w:ascii="Courier New" w:hAnsi="Courier New" w:cs="Courier New"/>
-          <w:sz w:val="20"/>
-          <w:szCs w:val="20"/>
-        </w:rPr>
-        <w:t>not null</w:t>
-      </w:r>
-      <w:r>
-        <w:rPr>
-          <w:rFonts w:ascii="Courier New" w:hAnsi="Courier New" w:cs="Courier New"/>
-          <w:sz w:val="20"/>
-          <w:szCs w:val="20"/>
-        </w:rPr>
-        <w:t xml:space="preserve"> primary key</w:t>
-      </w:r>
-      <w:r>
-        <w:rPr>
-          <w:rFonts w:ascii="Courier New" w:hAnsi="Courier New" w:cs="Courier New"/>
-          <w:color w:val="000000" w:themeColor="text1"/>
-          <w:sz w:val="20"/>
-          <w:szCs w:val="20"/>
-        </w:rPr>
-        <w:t xml:space="preserve"> </w:t>
-      </w:r>
-      <w:r>
-        <w:rPr>
-          <w:rFonts w:ascii="Courier New" w:hAnsi="Courier New" w:cs="Courier New"/>
-          <w:color w:val="000000" w:themeColor="text1"/>
-          <w:sz w:val="20"/>
-          <w:szCs w:val="20"/>
-        </w:rPr>
-        <w:t>auto_increment</w:t>
-      </w:r>
-      <w:r>
-        <w:rPr>
-          <w:rFonts w:ascii="Courier New" w:hAnsi="Courier New" w:cs="Courier New"/>
-          <w:sz w:val="20"/>
-          <w:szCs w:val="20"/>
-        </w:rPr>
-        <w:t>,</w:t>
-      </w:r>
-    </w:p>
-    <w:p>
-      <w:pPr>
-        <w:spacing w:after="0" w:line="240" w:lineRule="auto"/>
-        <w:rPr>
-          <w:rFonts w:ascii="Courier New" w:hAnsi="Courier New" w:cs="Courier New"/>
-          <w:sz w:val="20"/>
-          <w:szCs w:val="20"/>
-        </w:rPr>
-      </w:pPr>
-      <w:r>
-        <w:rPr>
-          <w:rFonts w:ascii="Courier New" w:hAnsi="Courier New" w:cs="Courier New"/>
-          <w:sz w:val="20"/>
-          <w:szCs w:val="20"/>
-        </w:rPr>
-        <w:t>nama</w:t>
-      </w:r>
-      <w:r>
-        <w:rPr>
-          <w:rFonts w:ascii="Courier New" w:hAnsi="Courier New" w:cs="Courier New"/>
-          <w:sz w:val="20"/>
-          <w:szCs w:val="20"/>
-        </w:rPr>
-        <w:t>suplier</w:t>
-      </w:r>
-      <w:r>
-        <w:rPr>
-          <w:rFonts w:ascii="Courier New" w:hAnsi="Courier New" w:cs="Courier New"/>
-          <w:sz w:val="20"/>
-          <w:szCs w:val="20"/>
-        </w:rPr>
-        <w:t xml:space="preserve"> varchar </w:t>
-      </w:r>
-      <w:r>
-        <w:rPr>
-          <w:rFonts w:ascii="Courier New" w:hAnsi="Courier New" w:cs="Courier New"/>
-          <w:sz w:val="20"/>
-          <w:szCs w:val="20"/>
-        </w:rPr>
-        <w:t>(3</w:t>
-      </w:r>
-      <w:r>
-        <w:rPr>
-          <w:rFonts w:ascii="Courier New" w:hAnsi="Courier New" w:cs="Courier New"/>
-          <w:sz w:val="20"/>
-          <w:szCs w:val="20"/>
-        </w:rPr>
-        <w:t>0</w:t>
-      </w:r>
-      <w:r>
-        <w:rPr>
-          <w:rFonts w:ascii="Courier New" w:hAnsi="Courier New" w:cs="Courier New"/>
-          <w:sz w:val="20"/>
-          <w:szCs w:val="20"/>
-        </w:rPr>
-        <w:t>),</w:t>
-      </w:r>
-    </w:p>
-    <w:p>
-      <w:pPr>
-        <w:spacing w:after="0" w:line="240" w:lineRule="auto"/>
-        <w:rPr>
-          <w:rFonts w:ascii="Courier New" w:hAnsi="Courier New" w:cs="Courier New"/>
-          <w:sz w:val="20"/>
-          <w:szCs w:val="20"/>
-        </w:rPr>
-      </w:pPr>
-      <w:r>
-        <w:rPr>
-          <w:rFonts w:ascii="Courier New" w:hAnsi="Courier New" w:cs="Courier New"/>
-          <w:sz w:val="20"/>
-          <w:szCs w:val="20"/>
-        </w:rPr>
-        <w:t>alamat</w:t>
-      </w:r>
-      <w:r>
-        <w:rPr>
-          <w:rFonts w:ascii="Courier New" w:hAnsi="Courier New" w:cs="Courier New"/>
-          <w:sz w:val="20"/>
-          <w:szCs w:val="20"/>
-        </w:rPr>
-        <w:t xml:space="preserve"> varchar </w:t>
-      </w:r>
-      <w:r>
-        <w:rPr>
-          <w:rFonts w:ascii="Courier New" w:hAnsi="Courier New" w:cs="Courier New"/>
-          <w:sz w:val="20"/>
-          <w:szCs w:val="20"/>
-        </w:rPr>
-        <w:t>(100)</w:t>
-      </w:r>
-    </w:p>
-    <w:p>
-      <w:pPr>
-        <w:spacing w:after="0" w:line="240" w:lineRule="auto"/>
-        <w:rPr>
-          <w:rFonts w:ascii="Times New Roman" w:hAnsi="Times New Roman" w:cs="Times New Roman"/>
-          <w:b/>
-        </w:rPr>
-      </w:pPr>
-      <w:r>
-        <w:rPr>
-          <w:rFonts w:ascii="Courier New" w:hAnsi="Courier New" w:cs="Courier New"/>
-          <w:sz w:val="20"/>
-          <w:szCs w:val="20"/>
-        </w:rPr>
-        <w:t>);</w:t>
       </w:r>
     </w:p>
     <w:p>
@@ -10492,6 +10501,7 @@
         <w:rPr>
           <w:rFonts w:ascii="Times New Roman" w:hAnsi="Times New Roman" w:cs="Times New Roman"/>
           <w:b/>
+          <w:noProof/>
         </w:rPr>
         <w:drawing>
           <wp:inline distT="0" distB="0" distL="0" distR="0" wp14:anchorId="59B8AEA9" wp14:editId="53D015E3">
@@ -10571,11 +10581,12 @@
       <w:r>
         <w:rPr>
           <w:rFonts w:ascii="Times New Roman" w:hAnsi="Times New Roman" w:cs="Times New Roman"/>
+          <w:noProof/>
         </w:rPr>
         <w:drawing>
-          <wp:inline distT="0" distB="0" distL="0" distR="0" wp14:anchorId="152C92D8" wp14:editId="2607173C">
-            <wp:extent cx="6105525" cy="3877739"/>
-            <wp:effectExtent l="0" t="0" r="0" b="8890"/>
+          <wp:inline distT="0" distB="0" distL="0" distR="0" wp14:anchorId="152C92D8" wp14:editId="61AB5668">
+            <wp:extent cx="5524500" cy="3508718"/>
+            <wp:effectExtent l="0" t="0" r="0" b="0"/>
             <wp:docPr id="1974242568" name="Picture 1"/>
             <wp:cNvGraphicFramePr>
               <a:graphicFrameLocks xmlns:a="http://schemas.openxmlformats.org/drawingml/2006/main" noChangeAspect="1"/>
@@ -10596,7 +10607,7 @@
                   <pic:spPr>
                     <a:xfrm>
                       <a:off x="0" y="0"/>
-                      <a:ext cx="6110145" cy="3880673"/>
+                      <a:ext cx="5532236" cy="3513631"/>
                     </a:xfrm>
                     <a:prstGeom prst="rect">
                       <a:avLst/>
@@ -10627,12 +10638,13 @@
       <w:r>
         <w:rPr>
           <w:rFonts w:ascii="Times New Roman" w:hAnsi="Times New Roman" w:cs="Times New Roman"/>
+          <w:noProof/>
         </w:rPr>
         <w:lastRenderedPageBreak/>
         <w:drawing>
-          <wp:inline distT="0" distB="0" distL="0" distR="0" wp14:anchorId="7ABFA68A" wp14:editId="0EE499AC">
-            <wp:extent cx="6210300" cy="2943450"/>
-            <wp:effectExtent l="0" t="0" r="0" b="9525"/>
+          <wp:inline distT="0" distB="0" distL="0" distR="0" wp14:anchorId="7ABFA68A" wp14:editId="787AD6B8">
+            <wp:extent cx="5783580" cy="2741200"/>
+            <wp:effectExtent l="0" t="0" r="7620" b="2540"/>
             <wp:docPr id="1755103804" name="Picture 1"/>
             <wp:cNvGraphicFramePr>
               <a:graphicFrameLocks xmlns:a="http://schemas.openxmlformats.org/drawingml/2006/main" noChangeAspect="1"/>
@@ -10653,7 +10665,7 @@
                   <pic:spPr>
                     <a:xfrm>
                       <a:off x="0" y="0"/>
-                      <a:ext cx="6216436" cy="2946358"/>
+                      <a:ext cx="5797033" cy="2747576"/>
                     </a:xfrm>
                     <a:prstGeom prst="rect">
                       <a:avLst/>
@@ -10684,11 +10696,12 @@
       <w:r>
         <w:rPr>
           <w:rFonts w:ascii="Times New Roman" w:hAnsi="Times New Roman" w:cs="Times New Roman"/>
+          <w:noProof/>
         </w:rPr>
         <w:drawing>
-          <wp:inline distT="0" distB="0" distL="0" distR="0" wp14:anchorId="103C6EA8" wp14:editId="62DA2D5D">
-            <wp:extent cx="6240780" cy="3692447"/>
-            <wp:effectExtent l="0" t="0" r="7620" b="3810"/>
+          <wp:inline distT="0" distB="0" distL="0" distR="0" wp14:anchorId="103C6EA8" wp14:editId="4C926C33">
+            <wp:extent cx="5760720" cy="3408413"/>
+            <wp:effectExtent l="0" t="0" r="0" b="1905"/>
             <wp:docPr id="1368948759" name="Picture 1"/>
             <wp:cNvGraphicFramePr>
               <a:graphicFrameLocks xmlns:a="http://schemas.openxmlformats.org/drawingml/2006/main" noChangeAspect="1"/>
@@ -10709,7 +10722,7 @@
                   <pic:spPr>
                     <a:xfrm>
                       <a:off x="0" y="0"/>
-                      <a:ext cx="6246487" cy="3695824"/>
+                      <a:ext cx="5773071" cy="3415721"/>
                     </a:xfrm>
                     <a:prstGeom prst="rect">
                       <a:avLst/>
@@ -10773,8 +10786,8 @@
         <w:rPr>
           <w:rFonts w:ascii="Times New Roman" w:hAnsi="Times New Roman" w:cs="Times New Roman"/>
           <w:b/>
-        </w:rPr>
-        <w:lastRenderedPageBreak/>
+          <w:noProof/>
+        </w:rPr>
         <w:drawing>
           <wp:inline distT="0" distB="0" distL="0" distR="0" wp14:anchorId="73E992D3" wp14:editId="62B29C7E">
             <wp:extent cx="4267570" cy="2537680"/>
@@ -10842,6 +10855,7 @@
         <w:rPr>
           <w:rFonts w:ascii="Times New Roman" w:hAnsi="Times New Roman" w:cs="Times New Roman"/>
           <w:b/>
+          <w:noProof/>
         </w:rPr>
         <w:drawing>
           <wp:inline distT="0" distB="0" distL="0" distR="0" wp14:anchorId="18A8D23B" wp14:editId="3B564D42">
@@ -10901,12 +10915,13 @@
         <w:rPr>
           <w:rFonts w:ascii="Times New Roman" w:hAnsi="Times New Roman" w:cs="Times New Roman"/>
           <w:b/>
+          <w:noProof/>
         </w:rPr>
         <w:lastRenderedPageBreak/>
         <w:drawing>
-          <wp:inline distT="0" distB="0" distL="0" distR="0" wp14:anchorId="77CD3366" wp14:editId="1639D7D4">
-            <wp:extent cx="5966977" cy="3330229"/>
-            <wp:effectExtent l="0" t="0" r="0" b="3810"/>
+          <wp:inline distT="0" distB="0" distL="0" distR="0" wp14:anchorId="77CD3366" wp14:editId="2F61B352">
+            <wp:extent cx="5760720" cy="3215115"/>
+            <wp:effectExtent l="0" t="0" r="0" b="4445"/>
             <wp:docPr id="1708986548" name="Picture 1"/>
             <wp:cNvGraphicFramePr>
               <a:graphicFrameLocks xmlns:a="http://schemas.openxmlformats.org/drawingml/2006/main" noChangeAspect="1"/>
@@ -10927,7 +10942,7 @@
                   <pic:spPr>
                     <a:xfrm>
                       <a:off x="0" y="0"/>
-                      <a:ext cx="5966977" cy="3330229"/>
+                      <a:ext cx="5766418" cy="3218295"/>
                     </a:xfrm>
                     <a:prstGeom prst="rect">
                       <a:avLst/>
@@ -11618,19 +11633,432 @@
         <w:spacing w:after="0" w:line="276" w:lineRule="auto"/>
         <w:rPr>
           <w:rFonts w:ascii="Times New Roman" w:hAnsi="Times New Roman" w:cs="Times New Roman"/>
-          <w:b/>
-        </w:rPr>
-      </w:pPr>
-      <w:r>
-        <w:rPr>
-          <w:rFonts w:ascii="Times New Roman" w:hAnsi="Times New Roman" w:cs="Times New Roman"/>
-          <w:b/>
-        </w:rPr>
+          <w:bCs/>
+          <w:color w:val="FF0000"/>
+        </w:rPr>
+      </w:pPr>
+      <w:r>
+        <w:rPr>
+          <w:rFonts w:ascii="Times New Roman" w:hAnsi="Times New Roman" w:cs="Times New Roman"/>
+          <w:bCs/>
+          <w:color w:val="FF0000"/>
+        </w:rPr>
+        <w:t xml:space="preserve">insert into pembeli </w:t>
+      </w:r>
+    </w:p>
+    <w:p>
+      <w:pPr>
+        <w:spacing w:after="0" w:line="276" w:lineRule="auto"/>
+        <w:rPr>
+          <w:rFonts w:ascii="Times New Roman" w:hAnsi="Times New Roman" w:cs="Times New Roman"/>
+          <w:bCs/>
+          <w:color w:val="FF0000"/>
+        </w:rPr>
+      </w:pPr>
+      <w:r>
+        <w:rPr>
+          <w:rFonts w:ascii="Times New Roman" w:hAnsi="Times New Roman" w:cs="Times New Roman"/>
+          <w:bCs/>
+          <w:color w:val="FF0000"/>
+        </w:rPr>
+        <w:t xml:space="preserve">values </w:t>
+      </w:r>
+    </w:p>
+    <w:p>
+      <w:pPr>
+        <w:spacing w:after="0" w:line="276" w:lineRule="auto"/>
+        <w:rPr>
+          <w:rFonts w:ascii="Times New Roman" w:hAnsi="Times New Roman" w:cs="Times New Roman"/>
+          <w:bCs/>
+        </w:rPr>
+      </w:pPr>
+      <w:r>
+        <w:rPr>
+          <w:rFonts w:ascii="Times New Roman" w:hAnsi="Times New Roman" w:cs="Times New Roman"/>
+          <w:bCs/>
+        </w:rPr>
+        <w:t xml:space="preserve">('null','Ahmad Arjun Trisula','Kebun Tengah'),  </w:t>
+      </w:r>
+    </w:p>
+    <w:p>
+      <w:pPr>
+        <w:spacing w:after="0" w:line="276" w:lineRule="auto"/>
+        <w:rPr>
+          <w:rFonts w:ascii="Times New Roman" w:hAnsi="Times New Roman" w:cs="Times New Roman"/>
+          <w:bCs/>
+        </w:rPr>
+      </w:pPr>
+      <w:r>
+        <w:rPr>
+          <w:rFonts w:ascii="Times New Roman" w:hAnsi="Times New Roman" w:cs="Times New Roman"/>
+          <w:bCs/>
+        </w:rPr>
+        <w:t xml:space="preserve">('null','Alika Naswa Sabila','Tenggulun'),  </w:t>
+      </w:r>
+    </w:p>
+    <w:p>
+      <w:pPr>
+        <w:spacing w:after="0" w:line="276" w:lineRule="auto"/>
+        <w:rPr>
+          <w:rFonts w:ascii="Times New Roman" w:hAnsi="Times New Roman" w:cs="Times New Roman"/>
+          <w:bCs/>
+        </w:rPr>
+      </w:pPr>
+      <w:r>
+        <w:rPr>
+          <w:rFonts w:ascii="Times New Roman" w:hAnsi="Times New Roman" w:cs="Times New Roman"/>
+          <w:bCs/>
+        </w:rPr>
+        <w:t xml:space="preserve">('null','Aliya Novita Sari','Opak'),  </w:t>
+      </w:r>
+    </w:p>
+    <w:p>
+      <w:pPr>
+        <w:spacing w:after="0" w:line="276" w:lineRule="auto"/>
+        <w:rPr>
+          <w:rFonts w:ascii="Times New Roman" w:hAnsi="Times New Roman" w:cs="Times New Roman"/>
+          <w:bCs/>
+        </w:rPr>
+      </w:pPr>
+      <w:r>
+        <w:rPr>
+          <w:rFonts w:ascii="Times New Roman" w:hAnsi="Times New Roman" w:cs="Times New Roman"/>
+          <w:bCs/>
+        </w:rPr>
+        <w:t xml:space="preserve">('null','Amellya','Pulau 3'),  </w:t>
+      </w:r>
+    </w:p>
+    <w:p>
+      <w:pPr>
+        <w:spacing w:after="0" w:line="276" w:lineRule="auto"/>
+        <w:rPr>
+          <w:rFonts w:ascii="Times New Roman" w:hAnsi="Times New Roman" w:cs="Times New Roman"/>
+          <w:bCs/>
+        </w:rPr>
+      </w:pPr>
+      <w:r>
+        <w:rPr>
+          <w:rFonts w:ascii="Times New Roman" w:hAnsi="Times New Roman" w:cs="Times New Roman"/>
+          <w:bCs/>
+        </w:rPr>
+        <w:t xml:space="preserve">('null','Dara Maulida','Tenggulun'),  </w:t>
+      </w:r>
+    </w:p>
+    <w:p>
+      <w:pPr>
+        <w:spacing w:after="0" w:line="276" w:lineRule="auto"/>
+        <w:rPr>
+          <w:rFonts w:ascii="Times New Roman" w:hAnsi="Times New Roman" w:cs="Times New Roman"/>
+          <w:bCs/>
+        </w:rPr>
+      </w:pPr>
+      <w:r>
+        <w:rPr>
+          <w:rFonts w:ascii="Times New Roman" w:hAnsi="Times New Roman" w:cs="Times New Roman"/>
+          <w:bCs/>
+        </w:rPr>
+        <w:t xml:space="preserve">('null','Dewi Puspitasari','Prapen'),  </w:t>
+      </w:r>
+    </w:p>
+    <w:p>
+      <w:pPr>
+        <w:spacing w:after="0" w:line="276" w:lineRule="auto"/>
+        <w:rPr>
+          <w:rFonts w:ascii="Times New Roman" w:hAnsi="Times New Roman" w:cs="Times New Roman"/>
+          <w:bCs/>
+        </w:rPr>
+      </w:pPr>
+      <w:r>
+        <w:rPr>
+          <w:rFonts w:ascii="Times New Roman" w:hAnsi="Times New Roman" w:cs="Times New Roman"/>
+          <w:bCs/>
+        </w:rPr>
+        <w:t xml:space="preserve">('null','Fahri Riski','Bukit Rata'),  </w:t>
+      </w:r>
+    </w:p>
+    <w:p>
+      <w:pPr>
+        <w:spacing w:after="0" w:line="276" w:lineRule="auto"/>
+        <w:rPr>
+          <w:rFonts w:ascii="Times New Roman" w:hAnsi="Times New Roman" w:cs="Times New Roman"/>
+          <w:bCs/>
+        </w:rPr>
+      </w:pPr>
+      <w:r>
+        <w:rPr>
+          <w:rFonts w:ascii="Times New Roman" w:hAnsi="Times New Roman" w:cs="Times New Roman"/>
+          <w:bCs/>
+        </w:rPr>
+        <w:t xml:space="preserve">('null','Fika Laura Citra','Gerenggam'),  </w:t>
+      </w:r>
+    </w:p>
+    <w:p>
+      <w:pPr>
+        <w:spacing w:after="0" w:line="276" w:lineRule="auto"/>
+        <w:rPr>
+          <w:rFonts w:ascii="Times New Roman" w:hAnsi="Times New Roman" w:cs="Times New Roman"/>
+          <w:bCs/>
+        </w:rPr>
+      </w:pPr>
+      <w:r>
+        <w:rPr>
+          <w:rFonts w:ascii="Times New Roman" w:hAnsi="Times New Roman" w:cs="Times New Roman"/>
+          <w:bCs/>
+        </w:rPr>
+        <w:t xml:space="preserve">('null','Halimatusadiah','Lubuk Sidup'),  </w:t>
+      </w:r>
+    </w:p>
+    <w:p>
+      <w:pPr>
+        <w:spacing w:after="0" w:line="276" w:lineRule="auto"/>
+        <w:rPr>
+          <w:rFonts w:ascii="Times New Roman" w:hAnsi="Times New Roman" w:cs="Times New Roman"/>
+          <w:bCs/>
+        </w:rPr>
+      </w:pPr>
+      <w:r>
+        <w:rPr>
+          <w:rFonts w:ascii="Times New Roman" w:hAnsi="Times New Roman" w:cs="Times New Roman"/>
+          <w:bCs/>
+        </w:rPr>
+        <w:t xml:space="preserve">('null','Jihan Syafitri','Kampung Dalam'),  </w:t>
+      </w:r>
+    </w:p>
+    <w:p>
+      <w:pPr>
+        <w:spacing w:after="0" w:line="276" w:lineRule="auto"/>
+        <w:rPr>
+          <w:rFonts w:ascii="Times New Roman" w:hAnsi="Times New Roman" w:cs="Times New Roman"/>
+          <w:bCs/>
+        </w:rPr>
+      </w:pPr>
+      <w:r>
+        <w:rPr>
+          <w:rFonts w:ascii="Times New Roman" w:hAnsi="Times New Roman" w:cs="Times New Roman"/>
+          <w:bCs/>
+        </w:rPr>
+        <w:t xml:space="preserve">('null','Meylisa Eka Putry','Bundar'),  </w:t>
+      </w:r>
+    </w:p>
+    <w:p>
+      <w:pPr>
+        <w:spacing w:after="0" w:line="276" w:lineRule="auto"/>
+        <w:rPr>
+          <w:rFonts w:ascii="Times New Roman" w:hAnsi="Times New Roman" w:cs="Times New Roman"/>
+          <w:bCs/>
+        </w:rPr>
+      </w:pPr>
+      <w:r>
+        <w:rPr>
+          <w:rFonts w:ascii="Times New Roman" w:hAnsi="Times New Roman" w:cs="Times New Roman"/>
+          <w:bCs/>
+        </w:rPr>
+        <w:t xml:space="preserve">('null','Muhammad Afriansyah','Sekerak'),  </w:t>
+      </w:r>
+    </w:p>
+    <w:p>
+      <w:pPr>
+        <w:spacing w:after="0" w:line="276" w:lineRule="auto"/>
+        <w:rPr>
+          <w:rFonts w:ascii="Times New Roman" w:hAnsi="Times New Roman" w:cs="Times New Roman"/>
+          <w:bCs/>
+        </w:rPr>
+      </w:pPr>
+      <w:r>
+        <w:rPr>
+          <w:rFonts w:ascii="Times New Roman" w:hAnsi="Times New Roman" w:cs="Times New Roman"/>
+          <w:bCs/>
+        </w:rPr>
+        <w:t xml:space="preserve">('null','Muhammad Arif','Kampung Durian'),  </w:t>
+      </w:r>
+    </w:p>
+    <w:p>
+      <w:pPr>
+        <w:spacing w:after="0" w:line="276" w:lineRule="auto"/>
+        <w:rPr>
+          <w:rFonts w:ascii="Times New Roman" w:hAnsi="Times New Roman" w:cs="Times New Roman"/>
+          <w:bCs/>
+        </w:rPr>
+      </w:pPr>
+      <w:r>
+        <w:rPr>
+          <w:rFonts w:ascii="Times New Roman" w:hAnsi="Times New Roman" w:cs="Times New Roman"/>
+          <w:bCs/>
+        </w:rPr>
+        <w:t xml:space="preserve">('null','Muhammad Hafizz Nst','Kampung Dalam'),  </w:t>
+      </w:r>
+    </w:p>
+    <w:p>
+      <w:pPr>
+        <w:spacing w:after="0" w:line="276" w:lineRule="auto"/>
+        <w:rPr>
+          <w:rFonts w:ascii="Times New Roman" w:hAnsi="Times New Roman" w:cs="Times New Roman"/>
+          <w:bCs/>
+        </w:rPr>
+      </w:pPr>
+      <w:r>
+        <w:rPr>
+          <w:rFonts w:ascii="Times New Roman" w:hAnsi="Times New Roman" w:cs="Times New Roman"/>
+          <w:bCs/>
+        </w:rPr>
+        <w:t xml:space="preserve">('null','Muhammad Ilham','Medang Ara'),  </w:t>
+      </w:r>
+    </w:p>
+    <w:p>
+      <w:pPr>
+        <w:spacing w:after="0" w:line="276" w:lineRule="auto"/>
+        <w:rPr>
+          <w:rFonts w:ascii="Times New Roman" w:hAnsi="Times New Roman" w:cs="Times New Roman"/>
+          <w:bCs/>
+        </w:rPr>
+      </w:pPr>
+      <w:r>
+        <w:rPr>
+          <w:rFonts w:ascii="Times New Roman" w:hAnsi="Times New Roman" w:cs="Times New Roman"/>
+          <w:bCs/>
+        </w:rPr>
+        <w:t xml:space="preserve">('null','Muhammad Sultan Fauzan','Bukit Suling'),  </w:t>
+      </w:r>
+    </w:p>
+    <w:p>
+      <w:pPr>
+        <w:spacing w:after="0" w:line="276" w:lineRule="auto"/>
+        <w:rPr>
+          <w:rFonts w:ascii="Times New Roman" w:hAnsi="Times New Roman" w:cs="Times New Roman"/>
+          <w:bCs/>
+        </w:rPr>
+      </w:pPr>
+      <w:r>
+        <w:rPr>
+          <w:rFonts w:ascii="Times New Roman" w:hAnsi="Times New Roman" w:cs="Times New Roman"/>
+          <w:bCs/>
+        </w:rPr>
+        <w:t xml:space="preserve">('null','Nelvi Sahra Berutu','Bundar'),  </w:t>
+      </w:r>
+    </w:p>
+    <w:p>
+      <w:pPr>
+        <w:spacing w:after="0" w:line="276" w:lineRule="auto"/>
+        <w:rPr>
+          <w:rFonts w:ascii="Times New Roman" w:hAnsi="Times New Roman" w:cs="Times New Roman"/>
+          <w:bCs/>
+        </w:rPr>
+      </w:pPr>
+      <w:r>
+        <w:rPr>
+          <w:rFonts w:ascii="Times New Roman" w:hAnsi="Times New Roman" w:cs="Times New Roman"/>
+          <w:bCs/>
+        </w:rPr>
+        <w:t>('null','Novla Rahmulia','Sriwijaya');</w:t>
+      </w:r>
+    </w:p>
+    <w:p>
+      <w:pPr>
+        <w:spacing w:after="0" w:line="276" w:lineRule="auto"/>
+        <w:rPr>
+          <w:rFonts w:ascii="Times New Roman" w:hAnsi="Times New Roman" w:cs="Times New Roman"/>
+          <w:bCs/>
+          <w:color w:val="FF0000"/>
+        </w:rPr>
+      </w:pPr>
+    </w:p>
+    <w:p>
+      <w:pPr>
+        <w:spacing w:after="0" w:line="276" w:lineRule="auto"/>
+        <w:rPr>
+          <w:rFonts w:ascii="Times New Roman" w:hAnsi="Times New Roman" w:cs="Times New Roman"/>
+          <w:bCs/>
+          <w:color w:val="FF0000"/>
+        </w:rPr>
+      </w:pPr>
+      <w:r>
+        <w:rPr>
+          <w:rFonts w:ascii="Times New Roman" w:hAnsi="Times New Roman" w:cs="Times New Roman"/>
+          <w:bCs/>
+          <w:color w:val="FF0000"/>
+        </w:rPr>
+        <w:t xml:space="preserve">insert into pembeli </w:t>
+      </w:r>
+    </w:p>
+    <w:p>
+      <w:pPr>
+        <w:spacing w:after="0" w:line="276" w:lineRule="auto"/>
+        <w:rPr>
+          <w:rFonts w:ascii="Times New Roman" w:hAnsi="Times New Roman" w:cs="Times New Roman"/>
+          <w:bCs/>
+          <w:color w:val="FF0000"/>
+        </w:rPr>
+      </w:pPr>
+      <w:r>
+        <w:rPr>
+          <w:rFonts w:ascii="Times New Roman" w:hAnsi="Times New Roman" w:cs="Times New Roman"/>
+          <w:bCs/>
+          <w:color w:val="FF0000"/>
+        </w:rPr>
+        <w:t xml:space="preserve">values </w:t>
+      </w:r>
+    </w:p>
+    <w:p>
+      <w:pPr>
+        <w:spacing w:after="0" w:line="276" w:lineRule="auto"/>
+        <w:rPr>
+          <w:rFonts w:ascii="Times New Roman" w:hAnsi="Times New Roman" w:cs="Times New Roman"/>
+          <w:bCs/>
+        </w:rPr>
+      </w:pPr>
+      <w:r>
+        <w:rPr>
+          <w:rFonts w:ascii="Times New Roman" w:hAnsi="Times New Roman" w:cs="Times New Roman"/>
+          <w:bCs/>
+        </w:rPr>
+        <w:t xml:space="preserve">('null',putri nayla',’simpang kiri'),  </w:t>
+      </w:r>
+    </w:p>
+    <w:p>
+      <w:pPr>
+        <w:spacing w:after="0" w:line="276" w:lineRule="auto"/>
+        <w:rPr>
+          <w:rFonts w:ascii="Times New Roman" w:hAnsi="Times New Roman" w:cs="Times New Roman"/>
+          <w:bCs/>
+        </w:rPr>
+      </w:pPr>
+      <w:r>
+        <w:rPr>
+          <w:rFonts w:ascii="Times New Roman" w:hAnsi="Times New Roman" w:cs="Times New Roman"/>
+          <w:bCs/>
+        </w:rPr>
+        <w:t xml:space="preserve">('null',’syarifah nayla rizky’,'Kamapung Dalam'); </w:t>
+      </w:r>
+    </w:p>
+    <w:p>
+      <w:pPr>
+        <w:spacing w:after="0" w:line="276" w:lineRule="auto"/>
+        <w:rPr>
+          <w:rFonts w:ascii="Times New Roman" w:hAnsi="Times New Roman" w:cs="Times New Roman"/>
+          <w:bCs/>
+          <w:color w:val="FF0000"/>
+        </w:rPr>
+      </w:pPr>
+    </w:p>
+    <w:p>
+      <w:pPr>
+        <w:spacing w:after="0" w:line="276" w:lineRule="auto"/>
+        <w:rPr>
+          <w:rFonts w:ascii="Times New Roman" w:hAnsi="Times New Roman" w:cs="Times New Roman"/>
+          <w:b/>
+        </w:rPr>
+      </w:pPr>
+      <w:r>
+        <w:rPr>
+          <w:rFonts w:ascii="Times New Roman" w:hAnsi="Times New Roman" w:cs="Times New Roman"/>
+          <w:b/>
+        </w:rPr>
+        <w:lastRenderedPageBreak/>
         <w:drawing>
-          <wp:inline distT="0" distB="0" distL="0" distR="0" wp14:anchorId="072CCF7A" wp14:editId="6FE67C5E">
-            <wp:extent cx="5095703" cy="4561205"/>
-            <wp:effectExtent l="0" t="0" r="0" b="0"/>
-            <wp:docPr id="1895458089" name="Picture 1"/>
+          <wp:inline distT="0" distB="0" distL="0" distR="0" wp14:anchorId="629C38CF" wp14:editId="37245AA5">
+            <wp:extent cx="6840855" cy="5939790"/>
+            <wp:effectExtent l="0" t="0" r="0" b="3810"/>
+            <wp:docPr id="2095662390" name="Picture 1"/>
             <wp:cNvGraphicFramePr>
               <a:graphicFrameLocks xmlns:a="http://schemas.openxmlformats.org/drawingml/2006/main" noChangeAspect="1"/>
             </wp:cNvGraphicFramePr>
@@ -11638,7 +12066,7 @@
               <a:graphicData uri="http://schemas.openxmlformats.org/drawingml/2006/picture">
                 <pic:pic xmlns:pic="http://schemas.openxmlformats.org/drawingml/2006/picture">
                   <pic:nvPicPr>
-                    <pic:cNvPr id="1895458089" name=""/>
+                    <pic:cNvPr id="2095662390" name=""/>
                     <pic:cNvPicPr/>
                   </pic:nvPicPr>
                   <pic:blipFill>
@@ -11650,7 +12078,7 @@
                   <pic:spPr>
                     <a:xfrm>
                       <a:off x="0" y="0"/>
-                      <a:ext cx="5097736" cy="4563025"/>
+                      <a:ext cx="6840855" cy="5939790"/>
                     </a:xfrm>
                     <a:prstGeom prst="rect">
                       <a:avLst/>
@@ -11671,6 +12099,15 @@
           <w:b/>
         </w:rPr>
       </w:pPr>
+    </w:p>
+    <w:p>
+      <w:pPr>
+        <w:spacing w:after="0" w:line="276" w:lineRule="auto"/>
+        <w:rPr>
+          <w:rFonts w:ascii="Times New Roman" w:hAnsi="Times New Roman" w:cs="Times New Roman"/>
+          <w:b/>
+        </w:rPr>
+      </w:pPr>
       <w:r>
         <w:rPr>
           <w:rFonts w:ascii="Times New Roman" w:hAnsi="Times New Roman" w:cs="Times New Roman"/>
@@ -11688,23 +12125,370 @@
     </w:p>
     <w:p>
       <w:pPr>
+        <w:spacing w:after="0" w:line="240" w:lineRule="auto"/>
+        <w:rPr>
+          <w:rFonts w:ascii="Times New Roman" w:hAnsi="Times New Roman" w:cs="Times New Roman"/>
+          <w:color w:val="FF0000"/>
+          <w:sz w:val="24"/>
+          <w:szCs w:val="24"/>
+        </w:rPr>
+      </w:pPr>
+      <w:r>
+        <w:rPr>
+          <w:rFonts w:ascii="Times New Roman" w:hAnsi="Times New Roman" w:cs="Times New Roman"/>
+          <w:color w:val="FF0000"/>
+          <w:sz w:val="24"/>
+          <w:szCs w:val="24"/>
+        </w:rPr>
+        <w:t xml:space="preserve">insert into </w:t>
+      </w:r>
+      <w:r>
+        <w:rPr>
+          <w:rFonts w:ascii="Times New Roman" w:hAnsi="Times New Roman" w:cs="Times New Roman"/>
+          <w:color w:val="FF0000"/>
+          <w:sz w:val="24"/>
+          <w:szCs w:val="24"/>
+        </w:rPr>
+        <w:t>admin</w:t>
+      </w:r>
+    </w:p>
+    <w:p>
+      <w:pPr>
+        <w:spacing w:after="0" w:line="240" w:lineRule="auto"/>
+        <w:rPr>
+          <w:rFonts w:ascii="Times New Roman" w:hAnsi="Times New Roman" w:cs="Times New Roman"/>
+          <w:color w:val="FF0000"/>
+          <w:sz w:val="24"/>
+          <w:szCs w:val="24"/>
+        </w:rPr>
+      </w:pPr>
+      <w:r>
+        <w:rPr>
+          <w:rFonts w:ascii="Times New Roman" w:hAnsi="Times New Roman" w:cs="Times New Roman"/>
+          <w:color w:val="FF0000"/>
+          <w:sz w:val="24"/>
+          <w:szCs w:val="24"/>
+        </w:rPr>
+        <w:t>values</w:t>
+      </w:r>
+    </w:p>
+    <w:p>
+      <w:pPr>
         <w:spacing w:after="0" w:line="276" w:lineRule="auto"/>
         <w:rPr>
           <w:rFonts w:ascii="Times New Roman" w:hAnsi="Times New Roman" w:cs="Times New Roman"/>
-          <w:b/>
-        </w:rPr>
-      </w:pPr>
-      <w:r>
-        <w:rPr>
-          <w:rFonts w:ascii="Times New Roman" w:hAnsi="Times New Roman" w:cs="Times New Roman"/>
-          <w:b/>
+        </w:rPr>
+      </w:pPr>
+      <w:r>
+        <w:rPr>
+          <w:rFonts w:ascii="Times New Roman" w:hAnsi="Times New Roman" w:cs="Times New Roman"/>
+        </w:rPr>
+        <w:t>('null','Ahmad Arjun Trisula','Ahma','ahma','Kebun Tengah'),</w:t>
+      </w:r>
+    </w:p>
+    <w:p>
+      <w:pPr>
+        <w:spacing w:after="0" w:line="276" w:lineRule="auto"/>
+        <w:rPr>
+          <w:rFonts w:ascii="Times New Roman" w:hAnsi="Times New Roman" w:cs="Times New Roman"/>
+        </w:rPr>
+      </w:pPr>
+      <w:r>
+        <w:rPr>
+          <w:rFonts w:ascii="Times New Roman" w:hAnsi="Times New Roman" w:cs="Times New Roman"/>
+        </w:rPr>
+        <w:t>('null','Alika Naswa Sabila','Alik','alik','Tenggulun'),</w:t>
+      </w:r>
+    </w:p>
+    <w:p>
+      <w:pPr>
+        <w:spacing w:after="0" w:line="276" w:lineRule="auto"/>
+        <w:rPr>
+          <w:rFonts w:ascii="Times New Roman" w:hAnsi="Times New Roman" w:cs="Times New Roman"/>
+        </w:rPr>
+      </w:pPr>
+      <w:r>
+        <w:rPr>
+          <w:rFonts w:ascii="Times New Roman" w:hAnsi="Times New Roman" w:cs="Times New Roman"/>
+        </w:rPr>
+        <w:t>('null','Aliya Novita Sari','Aliy','aliy','Opak'),</w:t>
+      </w:r>
+    </w:p>
+    <w:p>
+      <w:pPr>
+        <w:spacing w:after="0" w:line="276" w:lineRule="auto"/>
+        <w:rPr>
+          <w:rFonts w:ascii="Times New Roman" w:hAnsi="Times New Roman" w:cs="Times New Roman"/>
+        </w:rPr>
+      </w:pPr>
+      <w:r>
+        <w:rPr>
+          <w:rFonts w:ascii="Times New Roman" w:hAnsi="Times New Roman" w:cs="Times New Roman"/>
+        </w:rPr>
+        <w:t>('null','Amellya','Amel','amel','Pulau 3'),</w:t>
+      </w:r>
+    </w:p>
+    <w:p>
+      <w:pPr>
+        <w:spacing w:after="0" w:line="276" w:lineRule="auto"/>
+        <w:rPr>
+          <w:rFonts w:ascii="Times New Roman" w:hAnsi="Times New Roman" w:cs="Times New Roman"/>
+        </w:rPr>
+      </w:pPr>
+      <w:r>
+        <w:rPr>
+          <w:rFonts w:ascii="Times New Roman" w:hAnsi="Times New Roman" w:cs="Times New Roman"/>
+        </w:rPr>
+        <w:t>('null','Dara Maulida','Dara','dara','Tenggulun'),</w:t>
+      </w:r>
+    </w:p>
+    <w:p>
+      <w:pPr>
+        <w:spacing w:after="0" w:line="276" w:lineRule="auto"/>
+        <w:rPr>
+          <w:rFonts w:ascii="Times New Roman" w:hAnsi="Times New Roman" w:cs="Times New Roman"/>
+        </w:rPr>
+      </w:pPr>
+      <w:r>
+        <w:rPr>
+          <w:rFonts w:ascii="Times New Roman" w:hAnsi="Times New Roman" w:cs="Times New Roman"/>
+        </w:rPr>
+        <w:t>('null','Dewi Puspitasari','Dewi','dewi','Prapen'),</w:t>
+      </w:r>
+    </w:p>
+    <w:p>
+      <w:pPr>
+        <w:spacing w:after="0" w:line="276" w:lineRule="auto"/>
+        <w:rPr>
+          <w:rFonts w:ascii="Times New Roman" w:hAnsi="Times New Roman" w:cs="Times New Roman"/>
+        </w:rPr>
+      </w:pPr>
+      <w:r>
+        <w:rPr>
+          <w:rFonts w:ascii="Times New Roman" w:hAnsi="Times New Roman" w:cs="Times New Roman"/>
+        </w:rPr>
+        <w:t>('null','Fahri Riski','Fahr','fahr','Bukit Rata'),</w:t>
+      </w:r>
+    </w:p>
+    <w:p>
+      <w:pPr>
+        <w:spacing w:after="0" w:line="276" w:lineRule="auto"/>
+        <w:rPr>
+          <w:rFonts w:ascii="Times New Roman" w:hAnsi="Times New Roman" w:cs="Times New Roman"/>
+        </w:rPr>
+      </w:pPr>
+      <w:r>
+        <w:rPr>
+          <w:rFonts w:ascii="Times New Roman" w:hAnsi="Times New Roman" w:cs="Times New Roman"/>
+        </w:rPr>
+        <w:t>('null','Fika Laura Citra','Fika','fika','Gerenggam'),</w:t>
+      </w:r>
+    </w:p>
+    <w:p>
+      <w:pPr>
+        <w:spacing w:after="0" w:line="276" w:lineRule="auto"/>
+        <w:rPr>
+          <w:rFonts w:ascii="Times New Roman" w:hAnsi="Times New Roman" w:cs="Times New Roman"/>
+        </w:rPr>
+      </w:pPr>
+      <w:r>
+        <w:rPr>
+          <w:rFonts w:ascii="Times New Roman" w:hAnsi="Times New Roman" w:cs="Times New Roman"/>
+        </w:rPr>
+        <w:t>('null','Halimatusadiah','Hali','hali','Lubuk Sidup'),</w:t>
+      </w:r>
+    </w:p>
+    <w:p>
+      <w:pPr>
+        <w:spacing w:after="0" w:line="276" w:lineRule="auto"/>
+        <w:rPr>
+          <w:rFonts w:ascii="Times New Roman" w:hAnsi="Times New Roman" w:cs="Times New Roman"/>
+        </w:rPr>
+      </w:pPr>
+      <w:r>
+        <w:rPr>
+          <w:rFonts w:ascii="Times New Roman" w:hAnsi="Times New Roman" w:cs="Times New Roman"/>
+        </w:rPr>
+        <w:t>('null','Jihan Syafitri','Jiha','jiha','Kampung Dalam'),</w:t>
+      </w:r>
+    </w:p>
+    <w:p>
+      <w:pPr>
+        <w:spacing w:after="0" w:line="276" w:lineRule="auto"/>
+        <w:rPr>
+          <w:rFonts w:ascii="Times New Roman" w:hAnsi="Times New Roman" w:cs="Times New Roman"/>
+        </w:rPr>
+      </w:pPr>
+      <w:r>
+        <w:rPr>
+          <w:rFonts w:ascii="Times New Roman" w:hAnsi="Times New Roman" w:cs="Times New Roman"/>
+        </w:rPr>
+        <w:t>('null','Meylisa Eka Putry','Meyl','meyl','Bundar'),</w:t>
+      </w:r>
+    </w:p>
+    <w:p>
+      <w:pPr>
+        <w:spacing w:after="0" w:line="276" w:lineRule="auto"/>
+        <w:rPr>
+          <w:rFonts w:ascii="Times New Roman" w:hAnsi="Times New Roman" w:cs="Times New Roman"/>
+        </w:rPr>
+      </w:pPr>
+      <w:r>
+        <w:rPr>
+          <w:rFonts w:ascii="Times New Roman" w:hAnsi="Times New Roman" w:cs="Times New Roman"/>
+        </w:rPr>
+        <w:t>('null','Muhammad Afriansyah','Muha','muha','Sekerak'),</w:t>
+      </w:r>
+    </w:p>
+    <w:p>
+      <w:pPr>
+        <w:spacing w:after="0" w:line="276" w:lineRule="auto"/>
+        <w:rPr>
+          <w:rFonts w:ascii="Times New Roman" w:hAnsi="Times New Roman" w:cs="Times New Roman"/>
+        </w:rPr>
+      </w:pPr>
+      <w:r>
+        <w:rPr>
+          <w:rFonts w:ascii="Times New Roman" w:hAnsi="Times New Roman" w:cs="Times New Roman"/>
+        </w:rPr>
+        <w:t>('null','Muhammad Arif','Muha','muha','Kampung Durian'),</w:t>
+      </w:r>
+    </w:p>
+    <w:p>
+      <w:pPr>
+        <w:spacing w:after="0" w:line="276" w:lineRule="auto"/>
+        <w:rPr>
+          <w:rFonts w:ascii="Times New Roman" w:hAnsi="Times New Roman" w:cs="Times New Roman"/>
+        </w:rPr>
+      </w:pPr>
+      <w:r>
+        <w:rPr>
+          <w:rFonts w:ascii="Times New Roman" w:hAnsi="Times New Roman" w:cs="Times New Roman"/>
+        </w:rPr>
+        <w:t>('null','Muhammad Hafizz Nst','Muha','muha','Kampung Dalam'),</w:t>
+      </w:r>
+    </w:p>
+    <w:p>
+      <w:pPr>
+        <w:spacing w:after="0" w:line="276" w:lineRule="auto"/>
+        <w:rPr>
+          <w:rFonts w:ascii="Times New Roman" w:hAnsi="Times New Roman" w:cs="Times New Roman"/>
+        </w:rPr>
+      </w:pPr>
+      <w:r>
+        <w:rPr>
+          <w:rFonts w:ascii="Times New Roman" w:hAnsi="Times New Roman" w:cs="Times New Roman"/>
+        </w:rPr>
+        <w:t>('null','Muhammad Ilham','Muha','muha','Medang Ara'),</w:t>
+      </w:r>
+    </w:p>
+    <w:p>
+      <w:pPr>
+        <w:spacing w:after="0" w:line="276" w:lineRule="auto"/>
+        <w:rPr>
+          <w:rFonts w:ascii="Times New Roman" w:hAnsi="Times New Roman" w:cs="Times New Roman"/>
+        </w:rPr>
+      </w:pPr>
+      <w:r>
+        <w:rPr>
+          <w:rFonts w:ascii="Times New Roman" w:hAnsi="Times New Roman" w:cs="Times New Roman"/>
         </w:rPr>
         <w:lastRenderedPageBreak/>
+        <w:t>('null','Muhammad Sultan Fauzan','Muha','muha','Bukit Suling'),</w:t>
+      </w:r>
+    </w:p>
+    <w:p>
+      <w:pPr>
+        <w:spacing w:after="0" w:line="276" w:lineRule="auto"/>
+        <w:rPr>
+          <w:rFonts w:ascii="Times New Roman" w:hAnsi="Times New Roman" w:cs="Times New Roman"/>
+        </w:rPr>
+      </w:pPr>
+      <w:r>
+        <w:rPr>
+          <w:rFonts w:ascii="Times New Roman" w:hAnsi="Times New Roman" w:cs="Times New Roman"/>
+        </w:rPr>
+        <w:t>('null','Nelvi Sahra Berutu','Nelv','nelv','Bundar'),</w:t>
+      </w:r>
+    </w:p>
+    <w:p>
+      <w:pPr>
+        <w:spacing w:after="0" w:line="276" w:lineRule="auto"/>
+        <w:rPr>
+          <w:rFonts w:ascii="Times New Roman" w:hAnsi="Times New Roman" w:cs="Times New Roman"/>
+        </w:rPr>
+      </w:pPr>
+      <w:r>
+        <w:rPr>
+          <w:rFonts w:ascii="Times New Roman" w:hAnsi="Times New Roman" w:cs="Times New Roman"/>
+        </w:rPr>
+        <w:t>('null','Novla Rahmulia','Novl','novl','Sriwijaya'),</w:t>
+      </w:r>
+    </w:p>
+    <w:p>
+      <w:pPr>
+        <w:spacing w:after="0" w:line="276" w:lineRule="auto"/>
+        <w:rPr>
+          <w:rFonts w:ascii="Times New Roman" w:hAnsi="Times New Roman" w:cs="Times New Roman"/>
+        </w:rPr>
+      </w:pPr>
+      <w:r>
+        <w:rPr>
+          <w:rFonts w:ascii="Times New Roman" w:hAnsi="Times New Roman" w:cs="Times New Roman"/>
+        </w:rPr>
+        <w:t>('null','Putri Nayla','Putr','putr','Simpang Kiri'),</w:t>
+      </w:r>
+    </w:p>
+    <w:p>
+      <w:pPr>
+        <w:spacing w:after="0" w:line="276" w:lineRule="auto"/>
+        <w:rPr>
+          <w:rFonts w:ascii="Times New Roman" w:hAnsi="Times New Roman" w:cs="Times New Roman"/>
+        </w:rPr>
+      </w:pPr>
+      <w:r>
+        <w:rPr>
+          <w:rFonts w:ascii="Times New Roman" w:hAnsi="Times New Roman" w:cs="Times New Roman"/>
+        </w:rPr>
+        <w:t>('null','Sarifah Nayla Rizky ','Sari','sari','Kampung Dalam');</w:t>
+      </w:r>
+    </w:p>
+    <w:p>
+      <w:pPr>
+        <w:spacing w:after="0" w:line="276" w:lineRule="auto"/>
+        <w:rPr>
+          <w:rFonts w:ascii="Times New Roman" w:hAnsi="Times New Roman" w:cs="Times New Roman"/>
+          <w:bCs/>
+        </w:rPr>
+      </w:pPr>
+    </w:p>
+    <w:p>
+      <w:pPr>
+        <w:spacing w:after="0" w:line="276" w:lineRule="auto"/>
+        <w:rPr>
+          <w:rFonts w:ascii="Times New Roman" w:hAnsi="Times New Roman" w:cs="Times New Roman"/>
+          <w:bCs/>
+        </w:rPr>
+      </w:pPr>
+    </w:p>
+    <w:p>
+      <w:pPr>
+        <w:spacing w:after="0" w:line="276" w:lineRule="auto"/>
+        <w:rPr>
+          <w:rFonts w:ascii="Times New Roman" w:hAnsi="Times New Roman" w:cs="Times New Roman"/>
+          <w:b/>
+        </w:rPr>
+      </w:pPr>
+      <w:r>
+        <w:rPr>
+          <w:rFonts w:ascii="Times New Roman" w:hAnsi="Times New Roman" w:cs="Times New Roman"/>
+          <w:b/>
+        </w:rPr>
         <w:drawing>
-          <wp:inline distT="0" distB="0" distL="0" distR="0" wp14:anchorId="0AB213DF" wp14:editId="1F3DE63C">
-            <wp:extent cx="6840855" cy="5957570"/>
-            <wp:effectExtent l="0" t="0" r="0" b="5080"/>
-            <wp:docPr id="918989362" name="Picture 1"/>
+          <wp:inline distT="0" distB="0" distL="0" distR="0" wp14:anchorId="5468F843" wp14:editId="50C0CB8A">
+            <wp:extent cx="6840855" cy="5180965"/>
+            <wp:effectExtent l="0" t="0" r="0" b="635"/>
+            <wp:docPr id="625199361" name="Picture 1"/>
             <wp:cNvGraphicFramePr>
               <a:graphicFrameLocks xmlns:a="http://schemas.openxmlformats.org/drawingml/2006/main" noChangeAspect="1"/>
             </wp:cNvGraphicFramePr>
@@ -11712,7 +12496,7 @@
               <a:graphicData uri="http://schemas.openxmlformats.org/drawingml/2006/picture">
                 <pic:pic xmlns:pic="http://schemas.openxmlformats.org/drawingml/2006/picture">
                   <pic:nvPicPr>
-                    <pic:cNvPr id="918989362" name=""/>
+                    <pic:cNvPr id="625199361" name=""/>
                     <pic:cNvPicPr/>
                   </pic:nvPicPr>
                   <pic:blipFill>
@@ -11724,7 +12508,7 @@
                   <pic:spPr>
                     <a:xfrm>
                       <a:off x="0" y="0"/>
-                      <a:ext cx="6840855" cy="5957570"/>
+                      <a:ext cx="6840855" cy="5180965"/>
                     </a:xfrm>
                     <a:prstGeom prst="rect">
                       <a:avLst/>
@@ -11762,23 +12546,249 @@
     </w:p>
     <w:p>
       <w:pPr>
+        <w:spacing w:after="0" w:line="240" w:lineRule="auto"/>
+        <w:rPr>
+          <w:rFonts w:ascii="Times New Roman" w:hAnsi="Times New Roman" w:cs="Times New Roman"/>
+          <w:color w:val="FF0000"/>
+          <w:sz w:val="24"/>
+          <w:szCs w:val="24"/>
+        </w:rPr>
+      </w:pPr>
+      <w:r>
+        <w:rPr>
+          <w:rFonts w:ascii="Times New Roman" w:hAnsi="Times New Roman" w:cs="Times New Roman"/>
+          <w:color w:val="FF0000"/>
+          <w:sz w:val="24"/>
+          <w:szCs w:val="24"/>
+        </w:rPr>
+        <w:t>insert into admin</w:t>
+      </w:r>
+    </w:p>
+    <w:p>
+      <w:pPr>
         <w:spacing w:after="0" w:line="276" w:lineRule="auto"/>
         <w:rPr>
           <w:rFonts w:ascii="Times New Roman" w:hAnsi="Times New Roman" w:cs="Times New Roman"/>
-          <w:b/>
-        </w:rPr>
-      </w:pPr>
-      <w:r>
-        <w:rPr>
-          <w:rFonts w:ascii="Times New Roman" w:hAnsi="Times New Roman" w:cs="Times New Roman"/>
-          <w:b/>
+          <w:bCs/>
+        </w:rPr>
+      </w:pPr>
+      <w:r>
+        <w:rPr>
+          <w:rFonts w:ascii="Times New Roman" w:hAnsi="Times New Roman" w:cs="Times New Roman"/>
+          <w:color w:val="FF0000"/>
+          <w:sz w:val="24"/>
+          <w:szCs w:val="24"/>
+        </w:rPr>
+        <w:t>values</w:t>
+      </w:r>
+    </w:p>
+    <w:p>
+      <w:pPr>
+        <w:spacing w:after="0" w:line="276" w:lineRule="auto"/>
+        <w:rPr>
+          <w:rFonts w:ascii="Times New Roman" w:hAnsi="Times New Roman" w:cs="Times New Roman"/>
+          <w:bCs/>
+        </w:rPr>
+      </w:pPr>
+      <w:r>
+        <w:rPr>
+          <w:rFonts w:ascii="Times New Roman" w:hAnsi="Times New Roman" w:cs="Times New Roman"/>
+          <w:bCs/>
+        </w:rPr>
+        <w:t>('null','Ahmad Arjun Trisula','Kebun Tengah'),</w:t>
+      </w:r>
+      <w:r>
+        <w:rPr>
+          <w:rFonts w:ascii="Times New Roman" w:hAnsi="Times New Roman" w:cs="Times New Roman"/>
+          <w:bCs/>
+        </w:rPr>
+        <w:cr/>
+        <w:t>('null','Alika Naswa Sabila','Tenggulun'),</w:t>
+      </w:r>
+      <w:r>
+        <w:rPr>
+          <w:rFonts w:ascii="Times New Roman" w:hAnsi="Times New Roman" w:cs="Times New Roman"/>
+          <w:bCs/>
+        </w:rPr>
+        <w:cr/>
+        <w:t>('null','Aliya Novita Sari','Opak'),</w:t>
+      </w:r>
+      <w:r>
+        <w:rPr>
+          <w:rFonts w:ascii="Times New Roman" w:hAnsi="Times New Roman" w:cs="Times New Roman"/>
+          <w:bCs/>
+        </w:rPr>
+        <w:cr/>
+        <w:t>('null','Amellya','Pulau 3'),</w:t>
+      </w:r>
+      <w:r>
+        <w:rPr>
+          <w:rFonts w:ascii="Times New Roman" w:hAnsi="Times New Roman" w:cs="Times New Roman"/>
+          <w:bCs/>
+        </w:rPr>
+        <w:cr/>
+        <w:t>('null','Dara Maulida','Tenggulun'),</w:t>
+      </w:r>
+      <w:r>
+        <w:rPr>
+          <w:rFonts w:ascii="Times New Roman" w:hAnsi="Times New Roman" w:cs="Times New Roman"/>
+          <w:bCs/>
+        </w:rPr>
+        <w:cr/>
+        <w:t>('null','Dewi Puspitasari','Prapen'),</w:t>
+      </w:r>
+      <w:r>
+        <w:rPr>
+          <w:rFonts w:ascii="Times New Roman" w:hAnsi="Times New Roman" w:cs="Times New Roman"/>
+          <w:bCs/>
+        </w:rPr>
+        <w:cr/>
+        <w:t>('null','Fahri Riski','Bukit Rata'),</w:t>
+      </w:r>
+      <w:r>
+        <w:rPr>
+          <w:rFonts w:ascii="Times New Roman" w:hAnsi="Times New Roman" w:cs="Times New Roman"/>
+          <w:bCs/>
+        </w:rPr>
+        <w:cr/>
+        <w:t>('null','Fika Laura Citra','Gerenggam'),</w:t>
+      </w:r>
+      <w:r>
+        <w:rPr>
+          <w:rFonts w:ascii="Times New Roman" w:hAnsi="Times New Roman" w:cs="Times New Roman"/>
+          <w:bCs/>
+        </w:rPr>
+        <w:cr/>
+        <w:t>('null','Halimatusadiah','Lubuk Sidup'),</w:t>
+      </w:r>
+      <w:r>
+        <w:rPr>
+          <w:rFonts w:ascii="Times New Roman" w:hAnsi="Times New Roman" w:cs="Times New Roman"/>
+          <w:bCs/>
+        </w:rPr>
+        <w:cr/>
+        <w:t>('null','Jihan Syafitri','Kampung Dalam'),</w:t>
+      </w:r>
+      <w:r>
+        <w:rPr>
+          <w:rFonts w:ascii="Times New Roman" w:hAnsi="Times New Roman" w:cs="Times New Roman"/>
+          <w:bCs/>
+        </w:rPr>
+        <w:cr/>
+        <w:t>('null','Meylisa Eka Putry','Bundar'),</w:t>
+      </w:r>
+      <w:r>
+        <w:rPr>
+          <w:rFonts w:ascii="Times New Roman" w:hAnsi="Times New Roman" w:cs="Times New Roman"/>
+          <w:bCs/>
+        </w:rPr>
+        <w:cr/>
+        <w:t>('null','Muhammad Afriansyah','Sekerak'),</w:t>
+      </w:r>
+      <w:r>
+        <w:rPr>
+          <w:rFonts w:ascii="Times New Roman" w:hAnsi="Times New Roman" w:cs="Times New Roman"/>
+          <w:bCs/>
+        </w:rPr>
+        <w:cr/>
+        <w:t>('null','Muhammad Arif','Kampung Durian'),</w:t>
+      </w:r>
+      <w:r>
+        <w:rPr>
+          <w:rFonts w:ascii="Times New Roman" w:hAnsi="Times New Roman" w:cs="Times New Roman"/>
+          <w:bCs/>
+        </w:rPr>
+        <w:cr/>
+      </w:r>
+      <w:r>
+        <w:rPr>
+          <w:rFonts w:ascii="Times New Roman" w:hAnsi="Times New Roman" w:cs="Times New Roman"/>
+          <w:bCs/>
         </w:rPr>
         <w:lastRenderedPageBreak/>
+        <w:t>('null','Muhammad Hafizz Nst','Kampung Dalam'),</w:t>
+      </w:r>
+      <w:r>
+        <w:rPr>
+          <w:rFonts w:ascii="Times New Roman" w:hAnsi="Times New Roman" w:cs="Times New Roman"/>
+          <w:bCs/>
+        </w:rPr>
+        <w:cr/>
+        <w:t>('null','Muhammad Ilham','Medang Ara'),</w:t>
+      </w:r>
+      <w:r>
+        <w:rPr>
+          <w:rFonts w:ascii="Times New Roman" w:hAnsi="Times New Roman" w:cs="Times New Roman"/>
+          <w:bCs/>
+        </w:rPr>
+        <w:cr/>
+        <w:t>('null','Muhammad Sultan Fauzan','Bukit Suling'),</w:t>
+      </w:r>
+      <w:r>
+        <w:rPr>
+          <w:rFonts w:ascii="Times New Roman" w:hAnsi="Times New Roman" w:cs="Times New Roman"/>
+          <w:bCs/>
+        </w:rPr>
+        <w:cr/>
+        <w:t>('null','Nelvi Sahra Berutu','Bundar'),</w:t>
+      </w:r>
+      <w:r>
+        <w:rPr>
+          <w:rFonts w:ascii="Times New Roman" w:hAnsi="Times New Roman" w:cs="Times New Roman"/>
+          <w:bCs/>
+        </w:rPr>
+        <w:cr/>
+        <w:t>('null','Novla Rahmulia','Sriwijaya'),</w:t>
+      </w:r>
+      <w:r>
+        <w:rPr>
+          <w:rFonts w:ascii="Times New Roman" w:hAnsi="Times New Roman" w:cs="Times New Roman"/>
+          <w:bCs/>
+        </w:rPr>
+        <w:cr/>
+        <w:t>('null','Putri Nayla','Simpang Kiri'),</w:t>
+      </w:r>
+      <w:r>
+        <w:rPr>
+          <w:rFonts w:ascii="Times New Roman" w:hAnsi="Times New Roman" w:cs="Times New Roman"/>
+          <w:bCs/>
+        </w:rPr>
+        <w:cr/>
+        <w:t>('null','Sarifah Nayla Rizky ','Kampung Dalam');</w:t>
+      </w:r>
+      <w:r>
+        <w:rPr>
+          <w:rFonts w:ascii="Times New Roman" w:hAnsi="Times New Roman" w:cs="Times New Roman"/>
+          <w:bCs/>
+        </w:rPr>
+        <w:cr/>
+      </w:r>
+      <w:r>
+        <w:rPr>
+          <w:rFonts w:ascii="Times New Roman" w:hAnsi="Times New Roman" w:cs="Times New Roman"/>
+          <w:bCs/>
+        </w:rPr>
+        <w:cr/>
+      </w:r>
+    </w:p>
+    <w:p>
+      <w:pPr>
+        <w:spacing w:after="0" w:line="276" w:lineRule="auto"/>
+        <w:rPr>
+          <w:rFonts w:ascii="Times New Roman" w:hAnsi="Times New Roman" w:cs="Times New Roman"/>
+          <w:b/>
+        </w:rPr>
+      </w:pPr>
+      <w:r>
+        <w:rPr>
+          <w:rFonts w:ascii="Times New Roman" w:hAnsi="Times New Roman" w:cs="Times New Roman"/>
+          <w:b/>
+        </w:rPr>
         <w:drawing>
-          <wp:inline distT="0" distB="0" distL="0" distR="0" wp14:anchorId="491000BF" wp14:editId="05F98598">
-            <wp:extent cx="6790008" cy="6218459"/>
-            <wp:effectExtent l="0" t="0" r="0" b="0"/>
-            <wp:docPr id="1159372236" name="Picture 1"/>
+          <wp:inline distT="0" distB="0" distL="0" distR="0" wp14:anchorId="2FD24DC5" wp14:editId="08D101CD">
+            <wp:extent cx="6840855" cy="4647565"/>
+            <wp:effectExtent l="0" t="0" r="0" b="635"/>
+            <wp:docPr id="271223408" name="Picture 1"/>
             <wp:cNvGraphicFramePr>
               <a:graphicFrameLocks xmlns:a="http://schemas.openxmlformats.org/drawingml/2006/main" noChangeAspect="1"/>
             </wp:cNvGraphicFramePr>
@@ -11786,7 +12796,7 @@
               <a:graphicData uri="http://schemas.openxmlformats.org/drawingml/2006/picture">
                 <pic:pic xmlns:pic="http://schemas.openxmlformats.org/drawingml/2006/picture">
                   <pic:nvPicPr>
-                    <pic:cNvPr id="1159372236" name=""/>
+                    <pic:cNvPr id="271223408" name=""/>
                     <pic:cNvPicPr/>
                   </pic:nvPicPr>
                   <pic:blipFill>
@@ -11798,7 +12808,7 @@
                   <pic:spPr>
                     <a:xfrm>
                       <a:off x="0" y="0"/>
-                      <a:ext cx="6790008" cy="6218459"/>
+                      <a:ext cx="6840855" cy="4647565"/>
                     </a:xfrm>
                     <a:prstGeom prst="rect">
                       <a:avLst/>
@@ -11839,6 +12849,136 @@
         <w:spacing w:after="0" w:line="276" w:lineRule="auto"/>
         <w:rPr>
           <w:rFonts w:ascii="Times New Roman" w:hAnsi="Times New Roman" w:cs="Times New Roman"/>
+          <w:bCs/>
+        </w:rPr>
+      </w:pPr>
+    </w:p>
+    <w:p>
+      <w:pPr>
+        <w:spacing w:after="0" w:line="276" w:lineRule="auto"/>
+        <w:rPr>
+          <w:rFonts w:ascii="Times New Roman" w:hAnsi="Times New Roman" w:cs="Times New Roman"/>
+          <w:bCs/>
+        </w:rPr>
+      </w:pPr>
+      <w:r>
+        <w:rPr>
+          <w:rFonts w:ascii="Times New Roman" w:hAnsi="Times New Roman" w:cs="Times New Roman"/>
+          <w:bCs/>
+        </w:rPr>
+        <w:t xml:space="preserve">INSERT INTO `barang` (`idbarang`, `idsuplier`, `namabarang`, `merk`, `seri`, `harga`, `stok`) </w:t>
+      </w:r>
+      <w:r>
+        <w:rPr>
+          <w:rFonts w:ascii="Times New Roman" w:hAnsi="Times New Roman" w:cs="Times New Roman"/>
+          <w:bCs/>
+        </w:rPr>
+        <w:cr/>
+        <w:t xml:space="preserve">VALUES </w:t>
+      </w:r>
+      <w:r>
+        <w:rPr>
+          <w:rFonts w:ascii="Times New Roman" w:hAnsi="Times New Roman" w:cs="Times New Roman"/>
+          <w:bCs/>
+        </w:rPr>
+        <w:cr/>
+        <w:t>(NULL, '1', 'Laptop', 'Acer', 'Aspire 4227', '7000000', '10'),</w:t>
+      </w:r>
+      <w:r>
+        <w:rPr>
+          <w:rFonts w:ascii="Times New Roman" w:hAnsi="Times New Roman" w:cs="Times New Roman"/>
+          <w:bCs/>
+        </w:rPr>
+        <w:cr/>
+        <w:t>(NULL, '1', 'Laptop', 'Toshiba', 'Aspire 4227', '8000000', '2'),</w:t>
+      </w:r>
+      <w:r>
+        <w:rPr>
+          <w:rFonts w:ascii="Times New Roman" w:hAnsi="Times New Roman" w:cs="Times New Roman"/>
+          <w:bCs/>
+        </w:rPr>
+        <w:cr/>
+        <w:t>(NULL, '1', 'Laptop', 'Compaq', 'Aspire 4227', '8000000', '5'),</w:t>
+      </w:r>
+      <w:r>
+        <w:rPr>
+          <w:rFonts w:ascii="Times New Roman" w:hAnsi="Times New Roman" w:cs="Times New Roman"/>
+          <w:bCs/>
+        </w:rPr>
+        <w:cr/>
+        <w:t>(NULL, '1', 'Laptop', 'Lenovo', 'Aspire 4227', '10000000', '15'),</w:t>
+      </w:r>
+      <w:r>
+        <w:rPr>
+          <w:rFonts w:ascii="Times New Roman" w:hAnsi="Times New Roman" w:cs="Times New Roman"/>
+          <w:bCs/>
+        </w:rPr>
+        <w:cr/>
+        <w:t>(NULL, '1', 'Laptop', 'Asus', 'Aspire 4227', '10000000', '15'),</w:t>
+      </w:r>
+      <w:r>
+        <w:rPr>
+          <w:rFonts w:ascii="Times New Roman" w:hAnsi="Times New Roman" w:cs="Times New Roman"/>
+          <w:bCs/>
+        </w:rPr>
+        <w:cr/>
+        <w:t>(NULL, '1', 'Laptop', 'Dell', 'Aspire 4227', '6000000', '5'),</w:t>
+      </w:r>
+      <w:r>
+        <w:rPr>
+          <w:rFonts w:ascii="Times New Roman" w:hAnsi="Times New Roman" w:cs="Times New Roman"/>
+          <w:bCs/>
+        </w:rPr>
+        <w:cr/>
+        <w:t>(NULL, '1', 'Laptop', 'HP', 'Aspire 4227', '7000000', '5'),</w:t>
+      </w:r>
+      <w:r>
+        <w:rPr>
+          <w:rFonts w:ascii="Times New Roman" w:hAnsi="Times New Roman" w:cs="Times New Roman"/>
+          <w:bCs/>
+        </w:rPr>
+        <w:cr/>
+        <w:t>(NULL, '1', 'Laptop', 'Axio', 'Aspire 4227', '6000000', '2'),</w:t>
+      </w:r>
+      <w:r>
+        <w:rPr>
+          <w:rFonts w:ascii="Times New Roman" w:hAnsi="Times New Roman" w:cs="Times New Roman"/>
+          <w:bCs/>
+        </w:rPr>
+        <w:cr/>
+        <w:t>(NULL, '1', 'Laptop', 'Advan', 'Aspire 4227', '6000000', '3'),</w:t>
+      </w:r>
+      <w:r>
+        <w:rPr>
+          <w:rFonts w:ascii="Times New Roman" w:hAnsi="Times New Roman" w:cs="Times New Roman"/>
+          <w:bCs/>
+        </w:rPr>
+        <w:cr/>
+        <w:t>(NULL, '1', 'Laptop', 'Apple Mac', 'Aspire 4227', '15000000', '1'),</w:t>
+      </w:r>
+      <w:r>
+        <w:rPr>
+          <w:rFonts w:ascii="Times New Roman" w:hAnsi="Times New Roman" w:cs="Times New Roman"/>
+          <w:bCs/>
+        </w:rPr>
+        <w:cr/>
+        <w:t>(NULL, '1', 'Laptop', 'MSI', 'Aspire 4227', '7000000', '3');</w:t>
+      </w:r>
+    </w:p>
+    <w:p>
+      <w:pPr>
+        <w:spacing w:after="0" w:line="276" w:lineRule="auto"/>
+        <w:rPr>
+          <w:rFonts w:ascii="Times New Roman" w:hAnsi="Times New Roman" w:cs="Times New Roman"/>
+          <w:b/>
+        </w:rPr>
+      </w:pPr>
+    </w:p>
+    <w:p>
+      <w:pPr>
+        <w:spacing w:after="0" w:line="276" w:lineRule="auto"/>
+        <w:rPr>
+          <w:rFonts w:ascii="Times New Roman" w:hAnsi="Times New Roman" w:cs="Times New Roman"/>
           <w:b/>
         </w:rPr>
       </w:pPr>
@@ -11849,10 +12989,10 @@
         </w:rPr>
         <w:lastRenderedPageBreak/>
         <w:drawing>
-          <wp:inline distT="0" distB="0" distL="0" distR="0" wp14:anchorId="40D6D988" wp14:editId="5F4109A4">
-            <wp:extent cx="6840855" cy="5291455"/>
-            <wp:effectExtent l="0" t="0" r="0" b="4445"/>
-            <wp:docPr id="431583341" name="Picture 1"/>
+          <wp:inline distT="0" distB="0" distL="0" distR="0" wp14:anchorId="7FBAD9C0" wp14:editId="758DF9A3">
+            <wp:extent cx="6840855" cy="4516120"/>
+            <wp:effectExtent l="0" t="0" r="0" b="0"/>
+            <wp:docPr id="1048989682" name="Picture 1"/>
             <wp:cNvGraphicFramePr>
               <a:graphicFrameLocks xmlns:a="http://schemas.openxmlformats.org/drawingml/2006/main" noChangeAspect="1"/>
             </wp:cNvGraphicFramePr>
@@ -11860,7 +13000,7 @@
               <a:graphicData uri="http://schemas.openxmlformats.org/drawingml/2006/picture">
                 <pic:pic xmlns:pic="http://schemas.openxmlformats.org/drawingml/2006/picture">
                   <pic:nvPicPr>
-                    <pic:cNvPr id="431583341" name=""/>
+                    <pic:cNvPr id="1048989682" name=""/>
                     <pic:cNvPicPr/>
                   </pic:nvPicPr>
                   <pic:blipFill>
@@ -11872,7 +13012,7 @@
                   <pic:spPr>
                     <a:xfrm>
                       <a:off x="0" y="0"/>
-                      <a:ext cx="6840855" cy="5291455"/>
+                      <a:ext cx="6840855" cy="4516120"/>
                     </a:xfrm>
                     <a:prstGeom prst="rect">
                       <a:avLst/>
@@ -11913,7 +13053,217 @@
         <w:spacing w:after="0" w:line="240" w:lineRule="auto"/>
         <w:rPr>
           <w:rFonts w:ascii="Times New Roman" w:hAnsi="Times New Roman" w:cs="Times New Roman"/>
-          <w:b/>
+          <w:bCs/>
+        </w:rPr>
+      </w:pPr>
+    </w:p>
+    <w:p>
+      <w:pPr>
+        <w:spacing w:after="0" w:line="240" w:lineRule="auto"/>
+        <w:rPr>
+          <w:rFonts w:ascii="Times New Roman" w:hAnsi="Times New Roman" w:cs="Times New Roman"/>
+          <w:bCs/>
+        </w:rPr>
+      </w:pPr>
+      <w:r>
+        <w:rPr>
+          <w:rFonts w:ascii="Times New Roman" w:hAnsi="Times New Roman" w:cs="Times New Roman"/>
+          <w:bCs/>
+          <w:color w:val="FF0000"/>
+        </w:rPr>
+        <w:t xml:space="preserve">INSERT INTO `transaksi` (`idtransaksi`, `idbarang`, `idadmin`, `jumlah`) </w:t>
+      </w:r>
+      <w:r>
+        <w:rPr>
+          <w:rFonts w:ascii="Times New Roman" w:hAnsi="Times New Roman" w:cs="Times New Roman"/>
+          <w:bCs/>
+          <w:color w:val="FF0000"/>
+        </w:rPr>
+        <w:cr/>
+        <w:t xml:space="preserve">VALUES </w:t>
+      </w:r>
+      <w:r>
+        <w:rPr>
+          <w:rFonts w:ascii="Times New Roman" w:hAnsi="Times New Roman" w:cs="Times New Roman"/>
+          <w:bCs/>
+          <w:color w:val="FF0000"/>
+        </w:rPr>
+        <w:cr/>
+      </w:r>
+      <w:r>
+        <w:rPr>
+          <w:rFonts w:ascii="Times New Roman" w:hAnsi="Times New Roman" w:cs="Times New Roman"/>
+          <w:bCs/>
+        </w:rPr>
+        <w:t>(NULL, '8', '3', '1'),</w:t>
+      </w:r>
+      <w:r>
+        <w:rPr>
+          <w:rFonts w:ascii="Times New Roman" w:hAnsi="Times New Roman" w:cs="Times New Roman"/>
+          <w:bCs/>
+        </w:rPr>
+        <w:cr/>
+        <w:t>(NULL, '9', '3', '1'),</w:t>
+      </w:r>
+      <w:r>
+        <w:rPr>
+          <w:rFonts w:ascii="Times New Roman" w:hAnsi="Times New Roman" w:cs="Times New Roman"/>
+          <w:bCs/>
+        </w:rPr>
+        <w:cr/>
+        <w:t>(NULL, '9', '3', '1'),</w:t>
+      </w:r>
+      <w:r>
+        <w:rPr>
+          <w:rFonts w:ascii="Times New Roman" w:hAnsi="Times New Roman" w:cs="Times New Roman"/>
+          <w:bCs/>
+        </w:rPr>
+        <w:cr/>
+        <w:t>(NULL, '5', '3', '1'),</w:t>
+      </w:r>
+      <w:r>
+        <w:rPr>
+          <w:rFonts w:ascii="Times New Roman" w:hAnsi="Times New Roman" w:cs="Times New Roman"/>
+          <w:bCs/>
+        </w:rPr>
+        <w:cr/>
+        <w:t>(NULL, '5', '3', '1'),</w:t>
+      </w:r>
+      <w:r>
+        <w:rPr>
+          <w:rFonts w:ascii="Times New Roman" w:hAnsi="Times New Roman" w:cs="Times New Roman"/>
+          <w:bCs/>
+        </w:rPr>
+        <w:cr/>
+        <w:t>(NULL, '5', '3', '1'),</w:t>
+      </w:r>
+      <w:r>
+        <w:rPr>
+          <w:rFonts w:ascii="Times New Roman" w:hAnsi="Times New Roman" w:cs="Times New Roman"/>
+          <w:bCs/>
+        </w:rPr>
+        <w:cr/>
+        <w:t>(NULL, '5', '3', '1'),</w:t>
+      </w:r>
+      <w:r>
+        <w:rPr>
+          <w:rFonts w:ascii="Times New Roman" w:hAnsi="Times New Roman" w:cs="Times New Roman"/>
+          <w:bCs/>
+        </w:rPr>
+        <w:cr/>
+        <w:t>(NULL, '6', '3', '1'),</w:t>
+      </w:r>
+      <w:r>
+        <w:rPr>
+          <w:rFonts w:ascii="Times New Roman" w:hAnsi="Times New Roman" w:cs="Times New Roman"/>
+          <w:bCs/>
+        </w:rPr>
+        <w:cr/>
+        <w:t>(NULL, '6', '3', '1'),</w:t>
+      </w:r>
+      <w:r>
+        <w:rPr>
+          <w:rFonts w:ascii="Times New Roman" w:hAnsi="Times New Roman" w:cs="Times New Roman"/>
+          <w:bCs/>
+        </w:rPr>
+        <w:cr/>
+        <w:t>(NULL, '1', '3', '1'),</w:t>
+      </w:r>
+      <w:r>
+        <w:rPr>
+          <w:rFonts w:ascii="Times New Roman" w:hAnsi="Times New Roman" w:cs="Times New Roman"/>
+          <w:bCs/>
+        </w:rPr>
+        <w:cr/>
+        <w:t>(NULL, '2', '3', '1'),</w:t>
+      </w:r>
+      <w:r>
+        <w:rPr>
+          <w:rFonts w:ascii="Times New Roman" w:hAnsi="Times New Roman" w:cs="Times New Roman"/>
+          <w:bCs/>
+        </w:rPr>
+        <w:cr/>
+        <w:t>(NULL, '3', '3', '1'),</w:t>
+      </w:r>
+      <w:r>
+        <w:rPr>
+          <w:rFonts w:ascii="Times New Roman" w:hAnsi="Times New Roman" w:cs="Times New Roman"/>
+          <w:bCs/>
+        </w:rPr>
+        <w:cr/>
+      </w:r>
+      <w:r>
+        <w:rPr>
+          <w:rFonts w:ascii="Times New Roman" w:hAnsi="Times New Roman" w:cs="Times New Roman"/>
+          <w:bCs/>
+        </w:rPr>
+        <w:lastRenderedPageBreak/>
+        <w:t>(NULL, '5', '3', '1');</w:t>
+      </w:r>
+      <w:r>
+        <w:rPr>
+          <w:rFonts w:ascii="Times New Roman" w:hAnsi="Times New Roman" w:cs="Times New Roman"/>
+          <w:bCs/>
+        </w:rPr>
+        <w:cr/>
+      </w:r>
+      <w:r>
+        <w:rPr>
+          <w:rFonts w:ascii="Times New Roman" w:hAnsi="Times New Roman" w:cs="Times New Roman"/>
+          <w:bCs/>
+        </w:rPr>
+        <w:drawing>
+          <wp:inline distT="0" distB="0" distL="0" distR="0" wp14:anchorId="6CA6F520" wp14:editId="6207730D">
+            <wp:extent cx="6840855" cy="4665345"/>
+            <wp:effectExtent l="0" t="0" r="0" b="1905"/>
+            <wp:docPr id="1818811663" name="Picture 1"/>
+            <wp:cNvGraphicFramePr>
+              <a:graphicFrameLocks xmlns:a="http://schemas.openxmlformats.org/drawingml/2006/main" noChangeAspect="1"/>
+            </wp:cNvGraphicFramePr>
+            <a:graphic xmlns:a="http://schemas.openxmlformats.org/drawingml/2006/main">
+              <a:graphicData uri="http://schemas.openxmlformats.org/drawingml/2006/picture">
+                <pic:pic xmlns:pic="http://schemas.openxmlformats.org/drawingml/2006/picture">
+                  <pic:nvPicPr>
+                    <pic:cNvPr id="1818811663" name=""/>
+                    <pic:cNvPicPr/>
+                  </pic:nvPicPr>
+                  <pic:blipFill>
+                    <a:blip r:embed="rId26"/>
+                    <a:stretch>
+                      <a:fillRect/>
+                    </a:stretch>
+                  </pic:blipFill>
+                  <pic:spPr>
+                    <a:xfrm>
+                      <a:off x="0" y="0"/>
+                      <a:ext cx="6840855" cy="4665345"/>
+                    </a:xfrm>
+                    <a:prstGeom prst="rect">
+                      <a:avLst/>
+                    </a:prstGeom>
+                  </pic:spPr>
+                </pic:pic>
+              </a:graphicData>
+            </a:graphic>
+          </wp:inline>
+        </w:drawing>
+      </w:r>
+    </w:p>
+    <w:p>
+      <w:pPr>
+        <w:spacing w:after="0" w:line="240" w:lineRule="auto"/>
+        <w:rPr>
+          <w:rFonts w:ascii="Times New Roman" w:hAnsi="Times New Roman" w:cs="Times New Roman"/>
+          <w:bCs/>
+        </w:rPr>
+      </w:pPr>
+    </w:p>
+    <w:p>
+      <w:pPr>
+        <w:spacing w:after="0" w:line="240" w:lineRule="auto"/>
+        <w:rPr>
+          <w:rFonts w:ascii="Times New Roman" w:hAnsi="Times New Roman" w:cs="Times New Roman"/>
+          <w:bCs/>
         </w:rPr>
       </w:pPr>
     </w:p>
@@ -11942,14 +13292,214 @@
     </w:p>
     <w:p>
       <w:pPr>
-        <w:spacing w:after="0" w:line="240" w:lineRule="auto"/>
-        <w:rPr>
-          <w:rFonts w:ascii="Times New Roman" w:hAnsi="Times New Roman" w:cs="Times New Roman"/>
-          <w:color w:val="000000" w:themeColor="text1"/>
-          <w:sz w:val="24"/>
-          <w:szCs w:val="24"/>
-        </w:rPr>
-      </w:pPr>
+        <w:spacing w:after="0" w:line="276" w:lineRule="auto"/>
+        <w:rPr>
+          <w:rFonts w:ascii="Times New Roman" w:hAnsi="Times New Roman" w:cs="Times New Roman"/>
+          <w:bCs/>
+        </w:rPr>
+      </w:pPr>
+      <w:r>
+        <w:rPr>
+          <w:rFonts w:ascii="Times New Roman" w:hAnsi="Times New Roman" w:cs="Times New Roman"/>
+          <w:bCs/>
+          <w:color w:val="FF0000"/>
+        </w:rPr>
+        <w:t xml:space="preserve">INSERT INTO `detiltransaksi` (`iddetiltransaksi`, `idtransaksi`, `idpembeli`, `total`, `tanggal`) </w:t>
+      </w:r>
+      <w:r>
+        <w:rPr>
+          <w:rFonts w:ascii="Times New Roman" w:hAnsi="Times New Roman" w:cs="Times New Roman"/>
+          <w:bCs/>
+          <w:color w:val="FF0000"/>
+        </w:rPr>
+        <w:cr/>
+        <w:t xml:space="preserve">VALUES </w:t>
+      </w:r>
+      <w:r>
+        <w:rPr>
+          <w:rFonts w:ascii="Times New Roman" w:hAnsi="Times New Roman" w:cs="Times New Roman"/>
+          <w:bCs/>
+          <w:color w:val="FF0000"/>
+        </w:rPr>
+        <w:cr/>
+      </w:r>
+      <w:r>
+        <w:rPr>
+          <w:rFonts w:ascii="Times New Roman" w:hAnsi="Times New Roman" w:cs="Times New Roman"/>
+          <w:bCs/>
+        </w:rPr>
+        <w:t>(NULL, '1', '1', '10000000', '2024-10-09'),</w:t>
+      </w:r>
+      <w:r>
+        <w:rPr>
+          <w:rFonts w:ascii="Times New Roman" w:hAnsi="Times New Roman" w:cs="Times New Roman"/>
+          <w:bCs/>
+        </w:rPr>
+        <w:cr/>
+        <w:t>(NULL, '2', '2', '10000000', '2024-10-09'),</w:t>
+      </w:r>
+      <w:r>
+        <w:rPr>
+          <w:rFonts w:ascii="Times New Roman" w:hAnsi="Times New Roman" w:cs="Times New Roman"/>
+          <w:bCs/>
+        </w:rPr>
+        <w:cr/>
+        <w:t>(NULL, '2', '3', '10000000', '2024-10-09'),</w:t>
+      </w:r>
+      <w:r>
+        <w:rPr>
+          <w:rFonts w:ascii="Times New Roman" w:hAnsi="Times New Roman" w:cs="Times New Roman"/>
+          <w:bCs/>
+        </w:rPr>
+        <w:cr/>
+        <w:t>(NULL, '3', '4', '10000000', '2024-10-09'),</w:t>
+      </w:r>
+      <w:r>
+        <w:rPr>
+          <w:rFonts w:ascii="Times New Roman" w:hAnsi="Times New Roman" w:cs="Times New Roman"/>
+          <w:bCs/>
+        </w:rPr>
+        <w:cr/>
+        <w:t>(NULL, '3', '5', '10000000', '2024-10-09'),</w:t>
+      </w:r>
+      <w:r>
+        <w:rPr>
+          <w:rFonts w:ascii="Times New Roman" w:hAnsi="Times New Roman" w:cs="Times New Roman"/>
+          <w:bCs/>
+        </w:rPr>
+        <w:cr/>
+        <w:t>(NULL, '1', '6', '10000000', '2024-10-09'),</w:t>
+      </w:r>
+      <w:r>
+        <w:rPr>
+          <w:rFonts w:ascii="Times New Roman" w:hAnsi="Times New Roman" w:cs="Times New Roman"/>
+          <w:bCs/>
+        </w:rPr>
+        <w:cr/>
+        <w:t>(NULL, '4', '7', '10000000', '2024-10-09'),</w:t>
+      </w:r>
+      <w:r>
+        <w:rPr>
+          <w:rFonts w:ascii="Times New Roman" w:hAnsi="Times New Roman" w:cs="Times New Roman"/>
+          <w:bCs/>
+        </w:rPr>
+        <w:cr/>
+        <w:t>(NULL, '1', '8', '10000000', '2024-10-09'),</w:t>
+      </w:r>
+      <w:r>
+        <w:rPr>
+          <w:rFonts w:ascii="Times New Roman" w:hAnsi="Times New Roman" w:cs="Times New Roman"/>
+          <w:bCs/>
+        </w:rPr>
+        <w:cr/>
+        <w:t>(NULL, '8', '9', '10000000', '2024-10-09'),</w:t>
+      </w:r>
+      <w:r>
+        <w:rPr>
+          <w:rFonts w:ascii="Times New Roman" w:hAnsi="Times New Roman" w:cs="Times New Roman"/>
+          <w:bCs/>
+        </w:rPr>
+        <w:cr/>
+        <w:t>(NULL, '9', '9', '10000000', '2024-10-09'),</w:t>
+      </w:r>
+      <w:r>
+        <w:rPr>
+          <w:rFonts w:ascii="Times New Roman" w:hAnsi="Times New Roman" w:cs="Times New Roman"/>
+          <w:bCs/>
+        </w:rPr>
+        <w:cr/>
+        <w:t>(NULL, '7', '9', '10000000', '2024-10-09'),</w:t>
+      </w:r>
+      <w:r>
+        <w:rPr>
+          <w:rFonts w:ascii="Times New Roman" w:hAnsi="Times New Roman" w:cs="Times New Roman"/>
+          <w:bCs/>
+        </w:rPr>
+        <w:cr/>
+        <w:t>(NULL, '4', '9', '10000000', '2024-10-09'),</w:t>
+      </w:r>
+      <w:r>
+        <w:rPr>
+          <w:rFonts w:ascii="Times New Roman" w:hAnsi="Times New Roman" w:cs="Times New Roman"/>
+          <w:bCs/>
+        </w:rPr>
+        <w:cr/>
+        <w:t>(NULL, '5', '10', '10000000', '2024-10-09'),</w:t>
+      </w:r>
+      <w:r>
+        <w:rPr>
+          <w:rFonts w:ascii="Times New Roman" w:hAnsi="Times New Roman" w:cs="Times New Roman"/>
+          <w:bCs/>
+        </w:rPr>
+        <w:cr/>
+        <w:t>(NULL, '6', '10', '10000000', '2024-10-09');</w:t>
+      </w:r>
+    </w:p>
+    <w:p>
+      <w:pPr>
+        <w:spacing w:after="0" w:line="276" w:lineRule="auto"/>
+        <w:rPr>
+          <w:rFonts w:ascii="Times New Roman" w:hAnsi="Times New Roman" w:cs="Times New Roman"/>
+          <w:bCs/>
+        </w:rPr>
+      </w:pPr>
+    </w:p>
+    <w:p>
+      <w:pPr>
+        <w:spacing w:after="0" w:line="240" w:lineRule="auto"/>
+        <w:rPr>
+          <w:rFonts w:ascii="Times New Roman" w:hAnsi="Times New Roman" w:cs="Times New Roman"/>
+          <w:bCs/>
+          <w:color w:val="000000" w:themeColor="text1"/>
+          <w:sz w:val="24"/>
+          <w:szCs w:val="24"/>
+        </w:rPr>
+      </w:pPr>
+      <w:r>
+        <w:rPr>
+          <w:rFonts w:ascii="Times New Roman" w:hAnsi="Times New Roman" w:cs="Times New Roman"/>
+          <w:bCs/>
+          <w:color w:val="000000" w:themeColor="text1"/>
+          <w:sz w:val="24"/>
+          <w:szCs w:val="24"/>
+        </w:rPr>
+        <w:lastRenderedPageBreak/>
+        <w:drawing>
+          <wp:inline distT="0" distB="0" distL="0" distR="0" wp14:anchorId="7145E5E9" wp14:editId="17B36FC6">
+            <wp:extent cx="6840855" cy="4723765"/>
+            <wp:effectExtent l="0" t="0" r="0" b="635"/>
+            <wp:docPr id="659757965" name="Picture 1"/>
+            <wp:cNvGraphicFramePr>
+              <a:graphicFrameLocks xmlns:a="http://schemas.openxmlformats.org/drawingml/2006/main" noChangeAspect="1"/>
+            </wp:cNvGraphicFramePr>
+            <a:graphic xmlns:a="http://schemas.openxmlformats.org/drawingml/2006/main">
+              <a:graphicData uri="http://schemas.openxmlformats.org/drawingml/2006/picture">
+                <pic:pic xmlns:pic="http://schemas.openxmlformats.org/drawingml/2006/picture">
+                  <pic:nvPicPr>
+                    <pic:cNvPr id="659757965" name=""/>
+                    <pic:cNvPicPr/>
+                  </pic:nvPicPr>
+                  <pic:blipFill>
+                    <a:blip r:embed="rId27"/>
+                    <a:stretch>
+                      <a:fillRect/>
+                    </a:stretch>
+                  </pic:blipFill>
+                  <pic:spPr>
+                    <a:xfrm>
+                      <a:off x="0" y="0"/>
+                      <a:ext cx="6840855" cy="4723765"/>
+                    </a:xfrm>
+                    <a:prstGeom prst="rect">
+                      <a:avLst/>
+                    </a:prstGeom>
+                  </pic:spPr>
+                </pic:pic>
+              </a:graphicData>
+            </a:graphic>
+          </wp:inline>
+        </w:drawing>
+      </w:r>
     </w:p>
     <w:p>
       <w:pPr>
@@ -12130,6 +13680,7 @@
       <w:r>
         <w:rPr>
           <w:rFonts w:ascii="Times New Roman" w:hAnsi="Times New Roman" w:cs="Times New Roman"/>
+          <w:noProof/>
           <w:color w:val="FF0000"/>
           <w:sz w:val="24"/>
           <w:szCs w:val="24"/>
@@ -12150,7 +13701,7 @@
                     <pic:cNvPicPr/>
                   </pic:nvPicPr>
                   <pic:blipFill>
-                    <a:blip r:embed="rId26"/>
+                    <a:blip r:embed="rId28"/>
                     <a:stretch>
                       <a:fillRect/>
                     </a:stretch>
@@ -12299,76 +13850,23 @@
           <w:sz w:val="24"/>
           <w:szCs w:val="24"/>
         </w:rPr>
-        <w:t xml:space="preserve">SELECT </w:t>
-      </w:r>
-      <w:r>
+        <w:t>SELECT namaadmin, password  FROM  admin;</w:t>
+      </w:r>
+    </w:p>
+    <w:p>
+      <w:pPr>
+        <w:spacing w:after="0" w:line="240" w:lineRule="auto"/>
         <w:rPr>
           <w:rFonts w:ascii="Times New Roman" w:hAnsi="Times New Roman" w:cs="Times New Roman"/>
           <w:color w:val="0070C0"/>
           <w:sz w:val="24"/>
           <w:szCs w:val="24"/>
         </w:rPr>
-        <w:t>namaadmin</w:t>
-      </w:r>
-      <w:r>
-        <w:rPr>
-          <w:rFonts w:ascii="Times New Roman" w:hAnsi="Times New Roman" w:cs="Times New Roman"/>
-          <w:color w:val="0070C0"/>
-          <w:sz w:val="24"/>
-          <w:szCs w:val="24"/>
-        </w:rPr>
-        <w:t xml:space="preserve">, </w:t>
-      </w:r>
-      <w:r>
-        <w:rPr>
-          <w:rFonts w:ascii="Times New Roman" w:hAnsi="Times New Roman" w:cs="Times New Roman"/>
-          <w:color w:val="0070C0"/>
-          <w:sz w:val="24"/>
-          <w:szCs w:val="24"/>
-        </w:rPr>
-        <w:t>password</w:t>
-      </w:r>
-      <w:r>
-        <w:rPr>
-          <w:rFonts w:ascii="Times New Roman" w:hAnsi="Times New Roman" w:cs="Times New Roman"/>
-          <w:color w:val="0070C0"/>
-          <w:sz w:val="24"/>
-          <w:szCs w:val="24"/>
-        </w:rPr>
-        <w:t xml:space="preserve">  FROM  </w:t>
-      </w:r>
-      <w:r>
-        <w:rPr>
-          <w:rFonts w:ascii="Times New Roman" w:hAnsi="Times New Roman" w:cs="Times New Roman"/>
-          <w:color w:val="0070C0"/>
-          <w:sz w:val="24"/>
-          <w:szCs w:val="24"/>
-        </w:rPr>
-        <w:t>admin</w:t>
-      </w:r>
-      <w:r>
-        <w:rPr>
-          <w:rFonts w:ascii="Times New Roman" w:hAnsi="Times New Roman" w:cs="Times New Roman"/>
-          <w:color w:val="0070C0"/>
-          <w:sz w:val="24"/>
-          <w:szCs w:val="24"/>
-        </w:rPr>
-        <w:t>;</w:t>
-      </w:r>
-    </w:p>
-    <w:p>
-      <w:pPr>
-        <w:spacing w:after="0" w:line="240" w:lineRule="auto"/>
-        <w:rPr>
-          <w:rFonts w:ascii="Times New Roman" w:hAnsi="Times New Roman" w:cs="Times New Roman"/>
-          <w:color w:val="0070C0"/>
-          <w:sz w:val="24"/>
-          <w:szCs w:val="24"/>
-        </w:rPr>
-      </w:pPr>
-      <w:r>
-        <w:rPr>
-          <w:rFonts w:ascii="Times New Roman" w:hAnsi="Times New Roman" w:cs="Times New Roman"/>
+      </w:pPr>
+      <w:r>
+        <w:rPr>
+          <w:rFonts w:ascii="Times New Roman" w:hAnsi="Times New Roman" w:cs="Times New Roman"/>
+          <w:noProof/>
           <w:color w:val="0070C0"/>
           <w:sz w:val="24"/>
           <w:szCs w:val="24"/>
@@ -12390,7 +13888,7 @@
                     <pic:cNvPicPr/>
                   </pic:nvPicPr>
                   <pic:blipFill>
-                    <a:blip r:embed="rId27"/>
+                    <a:blip r:embed="rId29"/>
                     <a:stretch>
                       <a:fillRect/>
                     </a:stretch>
@@ -12641,6 +14139,134 @@
     </w:p>
     <w:p>
       <w:pPr>
+        <w:spacing w:after="0" w:line="240" w:lineRule="auto"/>
+        <w:rPr>
+          <w:rFonts w:ascii="Times New Roman" w:hAnsi="Times New Roman" w:cs="Times New Roman"/>
+          <w:color w:val="2E74B5" w:themeColor="accent1" w:themeShade="BF"/>
+          <w:sz w:val="24"/>
+          <w:szCs w:val="24"/>
+        </w:rPr>
+      </w:pPr>
+      <w:r>
+        <w:rPr>
+          <w:rFonts w:ascii="Times New Roman" w:hAnsi="Times New Roman" w:cs="Times New Roman"/>
+          <w:color w:val="2E74B5" w:themeColor="accent1" w:themeShade="BF"/>
+          <w:sz w:val="24"/>
+          <w:szCs w:val="24"/>
+        </w:rPr>
+        <w:t xml:space="preserve">SELECT </w:t>
+      </w:r>
+      <w:r>
+        <w:rPr>
+          <w:rFonts w:ascii="Times New Roman" w:hAnsi="Times New Roman" w:cs="Times New Roman"/>
+          <w:color w:val="2E74B5" w:themeColor="accent1" w:themeShade="BF"/>
+          <w:sz w:val="24"/>
+          <w:szCs w:val="24"/>
+        </w:rPr>
+        <w:t>namabarang, merk</w:t>
+      </w:r>
+      <w:r>
+        <w:rPr>
+          <w:rFonts w:ascii="Times New Roman" w:hAnsi="Times New Roman" w:cs="Times New Roman"/>
+          <w:color w:val="2E74B5" w:themeColor="accent1" w:themeShade="BF"/>
+          <w:sz w:val="24"/>
+          <w:szCs w:val="24"/>
+        </w:rPr>
+        <w:t xml:space="preserve"> FROM </w:t>
+      </w:r>
+      <w:r>
+        <w:rPr>
+          <w:rFonts w:ascii="Times New Roman" w:hAnsi="Times New Roman" w:cs="Times New Roman"/>
+          <w:color w:val="2E74B5" w:themeColor="accent1" w:themeShade="BF"/>
+          <w:sz w:val="24"/>
+          <w:szCs w:val="24"/>
+        </w:rPr>
+        <w:t>barang</w:t>
+      </w:r>
+      <w:r>
+        <w:rPr>
+          <w:rFonts w:ascii="Times New Roman" w:hAnsi="Times New Roman" w:cs="Times New Roman"/>
+          <w:color w:val="2E74B5" w:themeColor="accent1" w:themeShade="BF"/>
+          <w:sz w:val="24"/>
+          <w:szCs w:val="24"/>
+        </w:rPr>
+        <w:t xml:space="preserve"> order by </w:t>
+      </w:r>
+      <w:r>
+        <w:rPr>
+          <w:rFonts w:ascii="Times New Roman" w:hAnsi="Times New Roman" w:cs="Times New Roman"/>
+          <w:color w:val="2E74B5" w:themeColor="accent1" w:themeShade="BF"/>
+          <w:sz w:val="24"/>
+          <w:szCs w:val="24"/>
+        </w:rPr>
+        <w:t>merk</w:t>
+      </w:r>
+      <w:r>
+        <w:rPr>
+          <w:rFonts w:ascii="Times New Roman" w:hAnsi="Times New Roman" w:cs="Times New Roman"/>
+          <w:color w:val="2E74B5" w:themeColor="accent1" w:themeShade="BF"/>
+          <w:sz w:val="24"/>
+          <w:szCs w:val="24"/>
+        </w:rPr>
+        <w:t xml:space="preserve"> DESC;</w:t>
+      </w:r>
+    </w:p>
+    <w:p>
+      <w:pPr>
+        <w:spacing w:after="0" w:line="240" w:lineRule="auto"/>
+        <w:rPr>
+          <w:rFonts w:ascii="Times New Roman" w:hAnsi="Times New Roman" w:cs="Times New Roman"/>
+          <w:color w:val="FF0000"/>
+          <w:sz w:val="24"/>
+          <w:szCs w:val="24"/>
+        </w:rPr>
+      </w:pPr>
+      <w:r>
+        <w:rPr>
+          <w:rFonts w:ascii="Times New Roman" w:hAnsi="Times New Roman" w:cs="Times New Roman"/>
+          <w:color w:val="FF0000"/>
+          <w:sz w:val="24"/>
+          <w:szCs w:val="24"/>
+        </w:rPr>
+        <w:drawing>
+          <wp:inline distT="0" distB="0" distL="0" distR="0" wp14:anchorId="638D41CB" wp14:editId="19EF23FB">
+            <wp:extent cx="6840855" cy="3109595"/>
+            <wp:effectExtent l="0" t="0" r="0" b="0"/>
+            <wp:docPr id="423576877" name="Picture 1"/>
+            <wp:cNvGraphicFramePr>
+              <a:graphicFrameLocks xmlns:a="http://schemas.openxmlformats.org/drawingml/2006/main" noChangeAspect="1"/>
+            </wp:cNvGraphicFramePr>
+            <a:graphic xmlns:a="http://schemas.openxmlformats.org/drawingml/2006/main">
+              <a:graphicData uri="http://schemas.openxmlformats.org/drawingml/2006/picture">
+                <pic:pic xmlns:pic="http://schemas.openxmlformats.org/drawingml/2006/picture">
+                  <pic:nvPicPr>
+                    <pic:cNvPr id="423576877" name=""/>
+                    <pic:cNvPicPr/>
+                  </pic:nvPicPr>
+                  <pic:blipFill>
+                    <a:blip r:embed="rId30"/>
+                    <a:stretch>
+                      <a:fillRect/>
+                    </a:stretch>
+                  </pic:blipFill>
+                  <pic:spPr>
+                    <a:xfrm>
+                      <a:off x="0" y="0"/>
+                      <a:ext cx="6840855" cy="3109595"/>
+                    </a:xfrm>
+                    <a:prstGeom prst="rect">
+                      <a:avLst/>
+                    </a:prstGeom>
+                  </pic:spPr>
+                </pic:pic>
+              </a:graphicData>
+            </a:graphic>
+          </wp:inline>
+        </w:drawing>
+      </w:r>
+    </w:p>
+    <w:p>
+      <w:pPr>
         <w:pStyle w:val="pw-post-body-paragraph"/>
         <w:shd w:val="clear" w:color="auto" w:fill="FFFFFF"/>
         <w:spacing w:before="0" w:beforeAutospacing="0" w:after="0" w:afterAutospacing="0"/>
@@ -12900,12 +14526,12 @@
       <w:r>
         <w:rPr>
           <w:b/>
+          <w:noProof/>
           <w:color w:val="000000" w:themeColor="text1"/>
           <w:spacing w:val="-1"/>
           <w:sz w:val="22"/>
           <w:szCs w:val="22"/>
         </w:rPr>
-        <w:lastRenderedPageBreak/>
         <w:drawing>
           <wp:inline distT="0" distB="0" distL="0" distR="0" wp14:anchorId="1E4E5AF9" wp14:editId="3F04B1E3">
             <wp:extent cx="6416596" cy="4237087"/>
@@ -12922,7 +14548,7 @@
                     <pic:cNvPicPr/>
                   </pic:nvPicPr>
                   <pic:blipFill>
-                    <a:blip r:embed="rId28"/>
+                    <a:blip r:embed="rId31"/>
                     <a:stretch>
                       <a:fillRect/>
                     </a:stretch>
@@ -13214,20 +14840,83 @@
         <w:pStyle w:val="HTMLPreformatted"/>
         <w:shd w:val="clear" w:color="auto" w:fill="F2F2F2"/>
         <w:rPr>
-          <w:color w:val="000000" w:themeColor="text1"/>
-          <w:sz w:val="22"/>
-          <w:szCs w:val="22"/>
-        </w:rPr>
-      </w:pPr>
-      <w:r>
-        <w:rPr>
           <w:rStyle w:val="kx"/>
           <w:color w:val="000000" w:themeColor="text1"/>
           <w:spacing w:val="-5"/>
           <w:sz w:val="22"/>
           <w:szCs w:val="22"/>
         </w:rPr>
+      </w:pPr>
+      <w:r>
+        <w:rPr>
+          <w:rStyle w:val="kx"/>
+          <w:color w:val="000000" w:themeColor="text1"/>
+          <w:spacing w:val="-5"/>
+          <w:sz w:val="22"/>
+          <w:szCs w:val="22"/>
+        </w:rPr>
         <w:t>SELECT nama_produk FROM ms_produk LIMIT 3;</w:t>
+      </w:r>
+    </w:p>
+    <w:p>
+      <w:pPr>
+        <w:pStyle w:val="HTMLPreformatted"/>
+        <w:shd w:val="clear" w:color="auto" w:fill="F2F2F2"/>
+        <w:rPr>
+          <w:color w:val="2E74B5" w:themeColor="accent1" w:themeShade="BF"/>
+          <w:sz w:val="22"/>
+          <w:szCs w:val="22"/>
+        </w:rPr>
+      </w:pPr>
+      <w:r>
+        <w:rPr>
+          <w:rStyle w:val="kx"/>
+          <w:color w:val="2E74B5" w:themeColor="accent1" w:themeShade="BF"/>
+          <w:spacing w:val="-5"/>
+          <w:sz w:val="22"/>
+          <w:szCs w:val="22"/>
+        </w:rPr>
+        <w:t xml:space="preserve">SELECT </w:t>
+      </w:r>
+      <w:r>
+        <w:rPr>
+          <w:rStyle w:val="kx"/>
+          <w:color w:val="2E74B5" w:themeColor="accent1" w:themeShade="BF"/>
+          <w:spacing w:val="-5"/>
+          <w:sz w:val="22"/>
+          <w:szCs w:val="22"/>
+        </w:rPr>
+        <w:t>namaadmin</w:t>
+      </w:r>
+      <w:r>
+        <w:rPr>
+          <w:rStyle w:val="kx"/>
+          <w:color w:val="2E74B5" w:themeColor="accent1" w:themeShade="BF"/>
+          <w:spacing w:val="-5"/>
+          <w:sz w:val="22"/>
+          <w:szCs w:val="22"/>
+        </w:rPr>
+        <w:t xml:space="preserve"> FROM </w:t>
+      </w:r>
+      <w:r>
+        <w:rPr>
+          <w:rStyle w:val="kx"/>
+          <w:color w:val="2E74B5" w:themeColor="accent1" w:themeShade="BF"/>
+          <w:spacing w:val="-5"/>
+          <w:sz w:val="22"/>
+          <w:szCs w:val="22"/>
+        </w:rPr>
+        <w:t>admin</w:t>
+      </w:r>
+      <w:r>
+        <w:rPr>
+          <w:rStyle w:val="kx"/>
+          <w:color w:val="2E74B5" w:themeColor="accent1" w:themeShade="BF"/>
+          <w:spacing w:val="-5"/>
+          <w:sz w:val="22"/>
+          <w:szCs w:val="22"/>
+        </w:rPr>
+        <w:t xml:space="preserve"> LIMIT 3;</w:t>
       </w:r>
     </w:p>
     <w:p>
@@ -13256,6 +14945,64 @@
     </w:p>
     <w:p>
       <w:pPr>
+        <w:pStyle w:val="pw-post-body-paragraph"/>
+        <w:shd w:val="clear" w:color="auto" w:fill="FFFFFF"/>
+        <w:spacing w:before="0" w:beforeAutospacing="0" w:after="0" w:afterAutospacing="0"/>
+        <w:rPr>
+          <w:b/>
+          <w:color w:val="000000" w:themeColor="text1"/>
+          <w:spacing w:val="-1"/>
+          <w:sz w:val="22"/>
+          <w:szCs w:val="22"/>
+        </w:rPr>
+      </w:pPr>
+      <w:r>
+        <w:rPr>
+          <w:b/>
+          <w:color w:val="000000" w:themeColor="text1"/>
+          <w:spacing w:val="-1"/>
+          <w:sz w:val="22"/>
+          <w:szCs w:val="22"/>
+        </w:rPr>
+        <w:drawing>
+          <wp:inline distT="0" distB="0" distL="0" distR="0" wp14:anchorId="3D17AD06" wp14:editId="5055859D">
+            <wp:extent cx="5814564" cy="1714649"/>
+            <wp:effectExtent l="0" t="0" r="0" b="0"/>
+            <wp:docPr id="1754327435" name="Picture 1"/>
+            <wp:cNvGraphicFramePr>
+              <a:graphicFrameLocks xmlns:a="http://schemas.openxmlformats.org/drawingml/2006/main" noChangeAspect="1"/>
+            </wp:cNvGraphicFramePr>
+            <a:graphic xmlns:a="http://schemas.openxmlformats.org/drawingml/2006/main">
+              <a:graphicData uri="http://schemas.openxmlformats.org/drawingml/2006/picture">
+                <pic:pic xmlns:pic="http://schemas.openxmlformats.org/drawingml/2006/picture">
+                  <pic:nvPicPr>
+                    <pic:cNvPr id="1754327435" name=""/>
+                    <pic:cNvPicPr/>
+                  </pic:nvPicPr>
+                  <pic:blipFill>
+                    <a:blip r:embed="rId32"/>
+                    <a:stretch>
+                      <a:fillRect/>
+                    </a:stretch>
+                  </pic:blipFill>
+                  <pic:spPr>
+                    <a:xfrm>
+                      <a:off x="0" y="0"/>
+                      <a:ext cx="5814564" cy="1714649"/>
+                    </a:xfrm>
+                    <a:prstGeom prst="rect">
+                      <a:avLst/>
+                    </a:prstGeom>
+                  </pic:spPr>
+                </pic:pic>
+              </a:graphicData>
+            </a:graphic>
+          </wp:inline>
+        </w:drawing>
+      </w:r>
+    </w:p>
+    <w:p>
+      <w:pPr>
         <w:spacing w:after="0" w:line="240" w:lineRule="auto"/>
         <w:rPr>
           <w:rStyle w:val="kx"/>
@@ -13277,33 +15024,39 @@
         <w:pStyle w:val="HTMLPreformatted"/>
         <w:shd w:val="clear" w:color="auto" w:fill="F2F2F2"/>
         <w:rPr>
-          <w:color w:val="000000" w:themeColor="text1"/>
-          <w:sz w:val="22"/>
-          <w:szCs w:val="22"/>
-        </w:rPr>
-      </w:pPr>
-      <w:r>
-        <w:rPr>
           <w:rStyle w:val="kx"/>
           <w:color w:val="000000" w:themeColor="text1"/>
           <w:spacing w:val="-5"/>
           <w:sz w:val="22"/>
           <w:szCs w:val="22"/>
         </w:rPr>
-        <w:t>SELECT ms_produk.nama_produk AS nama from ms_produk;</w:t>
-      </w:r>
+      </w:pPr>
     </w:p>
     <w:p>
       <w:pPr>
         <w:pStyle w:val="HTMLPreformatted"/>
         <w:shd w:val="clear" w:color="auto" w:fill="F2F2F2"/>
         <w:rPr>
-          <w:color w:val="FF0000"/>
+          <w:color w:val="000000" w:themeColor="text1"/>
           <w:sz w:val="22"/>
           <w:szCs w:val="22"/>
         </w:rPr>
       </w:pPr>
       <w:r>
+        <w:rPr>
+          <w:rStyle w:val="kx"/>
+          <w:color w:val="000000" w:themeColor="text1"/>
+          <w:spacing w:val="-5"/>
+          <w:sz w:val="22"/>
+          <w:szCs w:val="22"/>
+        </w:rPr>
+        <w:t>SELECT ms_produk.nama_produk AS nama from ms_produk;</w:t>
+      </w:r>
+    </w:p>
+    <w:p>
+      <w:pPr>
+        <w:pStyle w:val="HTMLPreformatted"/>
+        <w:shd w:val="clear" w:color="auto" w:fill="F2F2F2"/>
         <w:rPr>
           <w:rStyle w:val="kx"/>
           <w:color w:val="FF0000"/>
@@ -13311,68 +15064,8 @@
           <w:sz w:val="22"/>
           <w:szCs w:val="22"/>
         </w:rPr>
-        <w:t>SELECT layanan.nama_layanan AS layanan_yang_tersedia from layanan;</w:t>
-      </w:r>
-    </w:p>
-    <w:p>
-      <w:pPr>
-        <w:pStyle w:val="pw-post-body-paragraph"/>
-        <w:shd w:val="clear" w:color="auto" w:fill="FFFFFF"/>
-        <w:spacing w:before="0" w:beforeAutospacing="0" w:after="0" w:afterAutospacing="0"/>
-        <w:rPr>
-          <w:b/>
-          <w:color w:val="000000" w:themeColor="text1"/>
-          <w:spacing w:val="-1"/>
-          <w:sz w:val="22"/>
-          <w:szCs w:val="22"/>
-        </w:rPr>
-      </w:pPr>
-      <w:r>
-        <w:rPr>
-          <w:b/>
-          <w:color w:val="000000" w:themeColor="text1"/>
-          <w:spacing w:val="-1"/>
-          <w:sz w:val="22"/>
-          <w:szCs w:val="22"/>
-        </w:rPr>
-        <w:t>Output :</w:t>
-      </w:r>
-    </w:p>
-    <w:p>
-      <w:pPr>
-        <w:spacing w:after="0" w:line="240" w:lineRule="auto"/>
-        <w:rPr>
-          <w:rFonts w:ascii="Times New Roman" w:hAnsi="Times New Roman" w:cs="Times New Roman"/>
-          <w:b/>
-        </w:rPr>
-      </w:pPr>
-    </w:p>
-    <w:p>
-      <w:pPr>
-        <w:pStyle w:val="HTMLPreformatted"/>
-        <w:shd w:val="clear" w:color="auto" w:fill="F2F2F2"/>
-        <w:rPr>
-          <w:color w:val="000000" w:themeColor="text1"/>
-          <w:sz w:val="22"/>
-          <w:szCs w:val="22"/>
-        </w:rPr>
-      </w:pPr>
-      <w:r>
-        <w:rPr>
-          <w:rStyle w:val="kx"/>
-          <w:color w:val="000000" w:themeColor="text1"/>
-          <w:spacing w:val="-5"/>
-          <w:sz w:val="22"/>
-          <w:szCs w:val="22"/>
-        </w:rPr>
-        <w:t>SELECT * FROM ms_produk AS t1;</w:t>
-      </w:r>
-    </w:p>
-    <w:p>
-      <w:pPr>
-        <w:pStyle w:val="Heading2"/>
-        <w:shd w:val="clear" w:color="auto" w:fill="FFFFFF"/>
-        <w:spacing w:before="0" w:line="240" w:lineRule="auto"/>
+      </w:pPr>
+      <w:r>
         <w:rPr>
           <w:rStyle w:val="kx"/>
           <w:color w:val="FF0000"/>
@@ -13380,8 +15073,234 @@
           <w:sz w:val="22"/>
           <w:szCs w:val="22"/>
         </w:rPr>
-      </w:pPr>
-      <w:r>
+        <w:t>SELECT layanan.nama_layanan AS layanan_yang_tersedia from layanan;</w:t>
+      </w:r>
+    </w:p>
+    <w:p>
+      <w:pPr>
+        <w:pStyle w:val="HTMLPreformatted"/>
+        <w:shd w:val="clear" w:color="auto" w:fill="F2F2F2"/>
+        <w:rPr>
+          <w:color w:val="2E74B5" w:themeColor="accent1" w:themeShade="BF"/>
+          <w:sz w:val="22"/>
+          <w:szCs w:val="22"/>
+        </w:rPr>
+      </w:pPr>
+      <w:r>
+        <w:rPr>
+          <w:rStyle w:val="kx"/>
+          <w:color w:val="2E74B5" w:themeColor="accent1" w:themeShade="BF"/>
+          <w:spacing w:val="-5"/>
+          <w:sz w:val="22"/>
+          <w:szCs w:val="22"/>
+        </w:rPr>
+        <w:t xml:space="preserve">SELECT </w:t>
+      </w:r>
+      <w:r>
+        <w:rPr>
+          <w:rStyle w:val="kx"/>
+          <w:color w:val="2E74B5" w:themeColor="accent1" w:themeShade="BF"/>
+          <w:spacing w:val="-5"/>
+          <w:sz w:val="22"/>
+          <w:szCs w:val="22"/>
+        </w:rPr>
+        <w:t>suplier</w:t>
+      </w:r>
+      <w:r>
+        <w:rPr>
+          <w:rStyle w:val="kx"/>
+          <w:color w:val="2E74B5" w:themeColor="accent1" w:themeShade="BF"/>
+          <w:spacing w:val="-5"/>
+          <w:sz w:val="22"/>
+          <w:szCs w:val="22"/>
+        </w:rPr>
+        <w:t>.</w:t>
+      </w:r>
+      <w:r>
+        <w:rPr>
+          <w:rStyle w:val="kx"/>
+          <w:color w:val="2E74B5" w:themeColor="accent1" w:themeShade="BF"/>
+          <w:spacing w:val="-5"/>
+          <w:sz w:val="22"/>
+          <w:szCs w:val="22"/>
+        </w:rPr>
+        <w:t>namasuplier</w:t>
+      </w:r>
+      <w:r>
+        <w:rPr>
+          <w:rStyle w:val="kx"/>
+          <w:color w:val="2E74B5" w:themeColor="accent1" w:themeShade="BF"/>
+          <w:spacing w:val="-5"/>
+          <w:sz w:val="22"/>
+          <w:szCs w:val="22"/>
+        </w:rPr>
+        <w:t xml:space="preserve"> AS </w:t>
+      </w:r>
+      <w:r>
+        <w:rPr>
+          <w:rStyle w:val="kx"/>
+          <w:color w:val="2E74B5" w:themeColor="accent1" w:themeShade="BF"/>
+          <w:spacing w:val="-5"/>
+          <w:sz w:val="22"/>
+          <w:szCs w:val="22"/>
+        </w:rPr>
+        <w:t>supliernakal</w:t>
+      </w:r>
+      <w:r>
+        <w:rPr>
+          <w:rStyle w:val="kx"/>
+          <w:color w:val="2E74B5" w:themeColor="accent1" w:themeShade="BF"/>
+          <w:spacing w:val="-5"/>
+          <w:sz w:val="22"/>
+          <w:szCs w:val="22"/>
+        </w:rPr>
+        <w:t xml:space="preserve"> from </w:t>
+      </w:r>
+      <w:r>
+        <w:rPr>
+          <w:rStyle w:val="kx"/>
+          <w:color w:val="2E74B5" w:themeColor="accent1" w:themeShade="BF"/>
+          <w:spacing w:val="-5"/>
+          <w:sz w:val="22"/>
+          <w:szCs w:val="22"/>
+        </w:rPr>
+        <w:t>suplier</w:t>
+      </w:r>
+      <w:r>
+        <w:rPr>
+          <w:rStyle w:val="kx"/>
+          <w:color w:val="2E74B5" w:themeColor="accent1" w:themeShade="BF"/>
+          <w:spacing w:val="-5"/>
+          <w:sz w:val="22"/>
+          <w:szCs w:val="22"/>
+        </w:rPr>
+        <w:t>;</w:t>
+      </w:r>
+    </w:p>
+    <w:p>
+      <w:pPr>
+        <w:pStyle w:val="HTMLPreformatted"/>
+        <w:shd w:val="clear" w:color="auto" w:fill="F2F2F2"/>
+        <w:rPr>
+          <w:color w:val="FF0000"/>
+          <w:sz w:val="22"/>
+          <w:szCs w:val="22"/>
+        </w:rPr>
+      </w:pPr>
+    </w:p>
+    <w:p>
+      <w:pPr>
+        <w:pStyle w:val="pw-post-body-paragraph"/>
+        <w:shd w:val="clear" w:color="auto" w:fill="FFFFFF"/>
+        <w:spacing w:before="0" w:beforeAutospacing="0" w:after="0" w:afterAutospacing="0"/>
+        <w:rPr>
+          <w:b/>
+          <w:color w:val="000000" w:themeColor="text1"/>
+          <w:spacing w:val="-1"/>
+          <w:sz w:val="22"/>
+          <w:szCs w:val="22"/>
+        </w:rPr>
+      </w:pPr>
+      <w:r>
+        <w:rPr>
+          <w:b/>
+          <w:color w:val="000000" w:themeColor="text1"/>
+          <w:spacing w:val="-1"/>
+          <w:sz w:val="22"/>
+          <w:szCs w:val="22"/>
+        </w:rPr>
+        <w:t>Output :</w:t>
+      </w:r>
+    </w:p>
+    <w:p>
+      <w:pPr>
+        <w:spacing w:after="0" w:line="240" w:lineRule="auto"/>
+        <w:rPr>
+          <w:rFonts w:ascii="Times New Roman" w:hAnsi="Times New Roman" w:cs="Times New Roman"/>
+          <w:b/>
+        </w:rPr>
+      </w:pPr>
+      <w:r>
+        <w:rPr>
+          <w:rFonts w:ascii="Times New Roman" w:hAnsi="Times New Roman" w:cs="Times New Roman"/>
+          <w:b/>
+        </w:rPr>
+        <w:drawing>
+          <wp:inline distT="0" distB="0" distL="0" distR="0" wp14:anchorId="2E6AE776" wp14:editId="0EE96DDA">
+            <wp:extent cx="6840855" cy="3377565"/>
+            <wp:effectExtent l="0" t="0" r="0" b="0"/>
+            <wp:docPr id="1064830076" name="Picture 1"/>
+            <wp:cNvGraphicFramePr>
+              <a:graphicFrameLocks xmlns:a="http://schemas.openxmlformats.org/drawingml/2006/main" noChangeAspect="1"/>
+            </wp:cNvGraphicFramePr>
+            <a:graphic xmlns:a="http://schemas.openxmlformats.org/drawingml/2006/main">
+              <a:graphicData uri="http://schemas.openxmlformats.org/drawingml/2006/picture">
+                <pic:pic xmlns:pic="http://schemas.openxmlformats.org/drawingml/2006/picture">
+                  <pic:nvPicPr>
+                    <pic:cNvPr id="1064830076" name=""/>
+                    <pic:cNvPicPr/>
+                  </pic:nvPicPr>
+                  <pic:blipFill>
+                    <a:blip r:embed="rId33"/>
+                    <a:stretch>
+                      <a:fillRect/>
+                    </a:stretch>
+                  </pic:blipFill>
+                  <pic:spPr>
+                    <a:xfrm>
+                      <a:off x="0" y="0"/>
+                      <a:ext cx="6840855" cy="3377565"/>
+                    </a:xfrm>
+                    <a:prstGeom prst="rect">
+                      <a:avLst/>
+                    </a:prstGeom>
+                  </pic:spPr>
+                </pic:pic>
+              </a:graphicData>
+            </a:graphic>
+          </wp:inline>
+        </w:drawing>
+      </w:r>
+    </w:p>
+    <w:p>
+      <w:pPr>
+        <w:pStyle w:val="HTMLPreformatted"/>
+        <w:shd w:val="clear" w:color="auto" w:fill="F2F2F2"/>
+        <w:rPr>
+          <w:rStyle w:val="kx"/>
+          <w:color w:val="000000" w:themeColor="text1"/>
+          <w:spacing w:val="-5"/>
+          <w:sz w:val="22"/>
+          <w:szCs w:val="22"/>
+        </w:rPr>
+      </w:pPr>
+    </w:p>
+    <w:p>
+      <w:pPr>
+        <w:pStyle w:val="HTMLPreformatted"/>
+        <w:shd w:val="clear" w:color="auto" w:fill="F2F2F2"/>
+        <w:rPr>
+          <w:color w:val="000000" w:themeColor="text1"/>
+          <w:sz w:val="22"/>
+          <w:szCs w:val="22"/>
+        </w:rPr>
+      </w:pPr>
+      <w:r>
+        <w:rPr>
+          <w:rStyle w:val="kx"/>
+          <w:color w:val="000000" w:themeColor="text1"/>
+          <w:spacing w:val="-5"/>
+          <w:sz w:val="22"/>
+          <w:szCs w:val="22"/>
+        </w:rPr>
+        <w:t>SELECT * FROM ms_produk AS t1;</w:t>
+      </w:r>
+    </w:p>
+    <w:p>
+      <w:pPr>
+        <w:pStyle w:val="Heading2"/>
+        <w:shd w:val="clear" w:color="auto" w:fill="FFFFFF"/>
+        <w:spacing w:before="0" w:line="240" w:lineRule="auto"/>
         <w:rPr>
           <w:rStyle w:val="kx"/>
           <w:color w:val="FF0000"/>
@@ -13389,68 +15308,8 @@
           <w:sz w:val="22"/>
           <w:szCs w:val="22"/>
         </w:rPr>
-        <w:t>SELECT * FROM petugas AS P1;</w:t>
-      </w:r>
-    </w:p>
-    <w:p>
-      <w:pPr>
-        <w:pStyle w:val="pw-post-body-paragraph"/>
-        <w:shd w:val="clear" w:color="auto" w:fill="FFFFFF"/>
-        <w:spacing w:before="0" w:beforeAutospacing="0" w:after="0" w:afterAutospacing="0"/>
-        <w:rPr>
-          <w:b/>
-          <w:color w:val="000000" w:themeColor="text1"/>
-          <w:spacing w:val="-1"/>
-          <w:sz w:val="22"/>
-          <w:szCs w:val="22"/>
-        </w:rPr>
-      </w:pPr>
-      <w:r>
-        <w:rPr>
-          <w:b/>
-          <w:color w:val="000000" w:themeColor="text1"/>
-          <w:spacing w:val="-1"/>
-          <w:sz w:val="22"/>
-          <w:szCs w:val="22"/>
-        </w:rPr>
-        <w:t>Output :</w:t>
-      </w:r>
-    </w:p>
-    <w:p>
-      <w:pPr>
-        <w:spacing w:after="0" w:line="240" w:lineRule="auto"/>
-        <w:rPr>
-          <w:rFonts w:ascii="Times New Roman" w:hAnsi="Times New Roman" w:cs="Times New Roman"/>
-          <w:b/>
-        </w:rPr>
-      </w:pPr>
-    </w:p>
-    <w:p>
-      <w:pPr>
-        <w:pStyle w:val="HTMLPreformatted"/>
-        <w:shd w:val="clear" w:color="auto" w:fill="F2F2F2"/>
-        <w:rPr>
-          <w:color w:val="000000" w:themeColor="text1"/>
-          <w:sz w:val="22"/>
-          <w:szCs w:val="22"/>
-        </w:rPr>
-      </w:pPr>
-      <w:r>
-        <w:rPr>
-          <w:rStyle w:val="kx"/>
-          <w:color w:val="000000" w:themeColor="text1"/>
-          <w:spacing w:val="-5"/>
-          <w:sz w:val="22"/>
-          <w:szCs w:val="22"/>
-        </w:rPr>
-        <w:t>SELECT t1.kode_produk, t1.nama_produk FROM ms_produk AS t1;</w:t>
-      </w:r>
-    </w:p>
-    <w:p>
-      <w:pPr>
-        <w:pStyle w:val="pw-post-body-paragraph"/>
-        <w:shd w:val="clear" w:color="auto" w:fill="FFFFFF"/>
-        <w:spacing w:before="0" w:beforeAutospacing="0" w:after="0" w:afterAutospacing="0"/>
+      </w:pPr>
+      <w:r>
         <w:rPr>
           <w:rStyle w:val="kx"/>
           <w:color w:val="FF0000"/>
@@ -13458,8 +15317,189 @@
           <w:sz w:val="22"/>
           <w:szCs w:val="22"/>
         </w:rPr>
-      </w:pPr>
-      <w:r>
+        <w:t>SELECT * FROM petugas AS P1;</w:t>
+      </w:r>
+    </w:p>
+    <w:p>
+      <w:pPr>
+        <w:pStyle w:val="Heading2"/>
+        <w:shd w:val="clear" w:color="auto" w:fill="FFFFFF"/>
+        <w:spacing w:before="0" w:line="240" w:lineRule="auto"/>
+        <w:rPr>
+          <w:spacing w:val="-5"/>
+          <w:sz w:val="22"/>
+          <w:szCs w:val="22"/>
+        </w:rPr>
+      </w:pPr>
+      <w:r>
+        <w:rPr>
+          <w:rStyle w:val="kx"/>
+          <w:spacing w:val="-5"/>
+          <w:sz w:val="22"/>
+          <w:szCs w:val="22"/>
+        </w:rPr>
+        <w:t xml:space="preserve">SELECT * FROM </w:t>
+      </w:r>
+      <w:r>
+        <w:rPr>
+          <w:rStyle w:val="kx"/>
+          <w:spacing w:val="-5"/>
+          <w:sz w:val="22"/>
+          <w:szCs w:val="22"/>
+        </w:rPr>
+        <w:t>pembeli</w:t>
+      </w:r>
+      <w:r>
+        <w:rPr>
+          <w:rStyle w:val="kx"/>
+          <w:spacing w:val="-5"/>
+          <w:sz w:val="22"/>
+          <w:szCs w:val="22"/>
+        </w:rPr>
+        <w:t xml:space="preserve"> AS </w:t>
+      </w:r>
+      <w:r>
+        <w:rPr>
+          <w:rStyle w:val="kx"/>
+          <w:spacing w:val="-5"/>
+          <w:sz w:val="22"/>
+          <w:szCs w:val="22"/>
+        </w:rPr>
+        <w:t>pelanggansetia</w:t>
+      </w:r>
+      <w:r>
+        <w:rPr>
+          <w:rStyle w:val="kx"/>
+          <w:spacing w:val="-5"/>
+          <w:sz w:val="22"/>
+          <w:szCs w:val="22"/>
+        </w:rPr>
+        <w:t xml:space="preserve"> limit 7</w:t>
+      </w:r>
+      <w:r>
+        <w:rPr>
+          <w:rStyle w:val="kx"/>
+          <w:spacing w:val="-5"/>
+          <w:sz w:val="22"/>
+          <w:szCs w:val="22"/>
+        </w:rPr>
+        <w:t>;</w:t>
+      </w:r>
+    </w:p>
+    <w:p>
+      <w:pPr>
+        <w:pStyle w:val="pw-post-body-paragraph"/>
+        <w:shd w:val="clear" w:color="auto" w:fill="FFFFFF"/>
+        <w:spacing w:before="0" w:beforeAutospacing="0" w:after="0" w:afterAutospacing="0"/>
+        <w:rPr>
+          <w:b/>
+          <w:color w:val="000000" w:themeColor="text1"/>
+          <w:spacing w:val="-1"/>
+          <w:sz w:val="22"/>
+          <w:szCs w:val="22"/>
+        </w:rPr>
+      </w:pPr>
+      <w:r>
+        <w:rPr>
+          <w:b/>
+          <w:color w:val="000000" w:themeColor="text1"/>
+          <w:spacing w:val="-1"/>
+          <w:sz w:val="22"/>
+          <w:szCs w:val="22"/>
+        </w:rPr>
+        <w:t>Output :</w:t>
+      </w:r>
+    </w:p>
+    <w:p>
+      <w:pPr>
+        <w:spacing w:after="0" w:line="240" w:lineRule="auto"/>
+        <w:rPr>
+          <w:rFonts w:ascii="Times New Roman" w:hAnsi="Times New Roman" w:cs="Times New Roman"/>
+          <w:b/>
+        </w:rPr>
+      </w:pPr>
+      <w:r>
+        <w:rPr>
+          <w:rFonts w:ascii="Times New Roman" w:hAnsi="Times New Roman" w:cs="Times New Roman"/>
+          <w:b/>
+        </w:rPr>
+        <w:lastRenderedPageBreak/>
+        <w:drawing>
+          <wp:inline distT="0" distB="0" distL="0" distR="0" wp14:anchorId="54F7D658" wp14:editId="110E55E0">
+            <wp:extent cx="6840855" cy="2166620"/>
+            <wp:effectExtent l="0" t="0" r="0" b="5080"/>
+            <wp:docPr id="1980833278" name="Picture 1"/>
+            <wp:cNvGraphicFramePr>
+              <a:graphicFrameLocks xmlns:a="http://schemas.openxmlformats.org/drawingml/2006/main" noChangeAspect="1"/>
+            </wp:cNvGraphicFramePr>
+            <a:graphic xmlns:a="http://schemas.openxmlformats.org/drawingml/2006/main">
+              <a:graphicData uri="http://schemas.openxmlformats.org/drawingml/2006/picture">
+                <pic:pic xmlns:pic="http://schemas.openxmlformats.org/drawingml/2006/picture">
+                  <pic:nvPicPr>
+                    <pic:cNvPr id="1980833278" name=""/>
+                    <pic:cNvPicPr/>
+                  </pic:nvPicPr>
+                  <pic:blipFill>
+                    <a:blip r:embed="rId34"/>
+                    <a:stretch>
+                      <a:fillRect/>
+                    </a:stretch>
+                  </pic:blipFill>
+                  <pic:spPr>
+                    <a:xfrm>
+                      <a:off x="0" y="0"/>
+                      <a:ext cx="6840855" cy="2166620"/>
+                    </a:xfrm>
+                    <a:prstGeom prst="rect">
+                      <a:avLst/>
+                    </a:prstGeom>
+                  </pic:spPr>
+                </pic:pic>
+              </a:graphicData>
+            </a:graphic>
+          </wp:inline>
+        </w:drawing>
+      </w:r>
+    </w:p>
+    <w:p>
+      <w:pPr>
+        <w:pStyle w:val="HTMLPreformatted"/>
+        <w:shd w:val="clear" w:color="auto" w:fill="F2F2F2"/>
+        <w:rPr>
+          <w:rStyle w:val="kx"/>
+          <w:color w:val="000000" w:themeColor="text1"/>
+          <w:spacing w:val="-5"/>
+          <w:sz w:val="22"/>
+          <w:szCs w:val="22"/>
+        </w:rPr>
+      </w:pPr>
+    </w:p>
+    <w:p>
+      <w:pPr>
+        <w:pStyle w:val="HTMLPreformatted"/>
+        <w:shd w:val="clear" w:color="auto" w:fill="F2F2F2"/>
+        <w:rPr>
+          <w:color w:val="000000" w:themeColor="text1"/>
+          <w:sz w:val="22"/>
+          <w:szCs w:val="22"/>
+        </w:rPr>
+      </w:pPr>
+      <w:r>
+        <w:rPr>
+          <w:rStyle w:val="kx"/>
+          <w:color w:val="000000" w:themeColor="text1"/>
+          <w:spacing w:val="-5"/>
+          <w:sz w:val="22"/>
+          <w:szCs w:val="22"/>
+        </w:rPr>
+        <w:t>SELECT t1.kode_produk, t1.nama_produk FROM ms_produk AS t1;</w:t>
+      </w:r>
+    </w:p>
+    <w:p>
+      <w:pPr>
+        <w:pStyle w:val="pw-post-body-paragraph"/>
+        <w:shd w:val="clear" w:color="auto" w:fill="FFFFFF"/>
+        <w:spacing w:before="0" w:beforeAutospacing="0" w:after="0" w:afterAutospacing="0"/>
         <w:rPr>
           <w:rStyle w:val="kx"/>
           <w:color w:val="FF0000"/>
@@ -13467,77 +15507,8 @@
           <w:sz w:val="22"/>
           <w:szCs w:val="22"/>
         </w:rPr>
-        <w:t>SELECT t1.kode_layanan, t1.nama_layanan FROM layanan AS t1;</w:t>
-      </w:r>
-    </w:p>
-    <w:p>
-      <w:pPr>
-        <w:pStyle w:val="pw-post-body-paragraph"/>
-        <w:shd w:val="clear" w:color="auto" w:fill="FFFFFF"/>
-        <w:spacing w:before="0" w:beforeAutospacing="0" w:after="0" w:afterAutospacing="0"/>
-        <w:rPr>
-          <w:b/>
-          <w:color w:val="000000" w:themeColor="text1"/>
-          <w:spacing w:val="-1"/>
-          <w:sz w:val="22"/>
-          <w:szCs w:val="22"/>
-        </w:rPr>
-      </w:pPr>
-      <w:r>
-        <w:rPr>
-          <w:b/>
-          <w:color w:val="000000" w:themeColor="text1"/>
-          <w:spacing w:val="-1"/>
-          <w:sz w:val="22"/>
-          <w:szCs w:val="22"/>
-        </w:rPr>
-        <w:t>Output :</w:t>
-      </w:r>
-    </w:p>
-    <w:p>
-      <w:pPr>
-        <w:spacing w:after="0" w:line="240" w:lineRule="auto"/>
-        <w:rPr>
-          <w:rFonts w:ascii="Times New Roman" w:hAnsi="Times New Roman" w:cs="Times New Roman"/>
-          <w:b/>
-        </w:rPr>
-      </w:pPr>
-    </w:p>
-    <w:p>
-      <w:pPr>
-        <w:spacing w:after="0" w:line="240" w:lineRule="auto"/>
-        <w:rPr>
-          <w:rFonts w:ascii="Times New Roman" w:hAnsi="Times New Roman" w:cs="Times New Roman"/>
-          <w:b/>
-        </w:rPr>
-      </w:pPr>
-    </w:p>
-    <w:p>
-      <w:pPr>
-        <w:pStyle w:val="HTMLPreformatted"/>
-        <w:shd w:val="clear" w:color="auto" w:fill="F2F2F2"/>
-        <w:rPr>
-          <w:color w:val="000000" w:themeColor="text1"/>
-          <w:sz w:val="22"/>
-          <w:szCs w:val="22"/>
-        </w:rPr>
-      </w:pPr>
-      <w:r>
-        <w:rPr>
-          <w:rStyle w:val="kx"/>
-          <w:color w:val="000000" w:themeColor="text1"/>
-          <w:spacing w:val="-5"/>
-          <w:sz w:val="22"/>
-          <w:szCs w:val="22"/>
-        </w:rPr>
-        <w:t>SELECT * FROM ms_produk WHERE nama_produk = 'Gantungan Kunci DQLab';</w:t>
-      </w:r>
-    </w:p>
-    <w:p>
-      <w:pPr>
-        <w:pStyle w:val="pw-post-body-paragraph"/>
-        <w:shd w:val="clear" w:color="auto" w:fill="FFFFFF"/>
-        <w:spacing w:before="0" w:beforeAutospacing="0" w:after="0" w:afterAutospacing="0"/>
+      </w:pPr>
+      <w:r>
         <w:rPr>
           <w:rStyle w:val="kx"/>
           <w:color w:val="FF0000"/>
@@ -13545,8 +15516,118 @@
           <w:sz w:val="22"/>
           <w:szCs w:val="22"/>
         </w:rPr>
-      </w:pPr>
-      <w:r>
+        <w:t>SELECT t1.kode_layanan, t1.nama_layanan FROM layanan AS t1;</w:t>
+      </w:r>
+    </w:p>
+    <w:p>
+      <w:pPr>
+        <w:pStyle w:val="pw-post-body-paragraph"/>
+        <w:shd w:val="clear" w:color="auto" w:fill="FFFFFF"/>
+        <w:spacing w:before="0" w:beforeAutospacing="0" w:after="0" w:afterAutospacing="0"/>
+        <w:rPr>
+          <w:rStyle w:val="kx"/>
+          <w:color w:val="2E74B5" w:themeColor="accent1" w:themeShade="BF"/>
+          <w:spacing w:val="-5"/>
+          <w:sz w:val="22"/>
+          <w:szCs w:val="22"/>
+        </w:rPr>
+      </w:pPr>
+      <w:r>
+        <w:rPr>
+          <w:rStyle w:val="kx"/>
+          <w:color w:val="2E74B5" w:themeColor="accent1" w:themeShade="BF"/>
+          <w:spacing w:val="-5"/>
+          <w:sz w:val="22"/>
+          <w:szCs w:val="22"/>
+        </w:rPr>
+        <w:t>SELECT t1.</w:t>
+      </w:r>
+      <w:r>
+        <w:rPr>
+          <w:rStyle w:val="kx"/>
+          <w:color w:val="2E74B5" w:themeColor="accent1" w:themeShade="BF"/>
+          <w:spacing w:val="-5"/>
+          <w:sz w:val="22"/>
+          <w:szCs w:val="22"/>
+        </w:rPr>
+        <w:t>idbarang</w:t>
+      </w:r>
+      <w:r>
+        <w:rPr>
+          <w:rStyle w:val="kx"/>
+          <w:color w:val="2E74B5" w:themeColor="accent1" w:themeShade="BF"/>
+          <w:spacing w:val="-5"/>
+          <w:sz w:val="22"/>
+          <w:szCs w:val="22"/>
+        </w:rPr>
+        <w:t>, t1.</w:t>
+      </w:r>
+      <w:r>
+        <w:rPr>
+          <w:rStyle w:val="kx"/>
+          <w:color w:val="2E74B5" w:themeColor="accent1" w:themeShade="BF"/>
+          <w:spacing w:val="-5"/>
+          <w:sz w:val="22"/>
+          <w:szCs w:val="22"/>
+        </w:rPr>
+        <w:t>merk</w:t>
+      </w:r>
+      <w:r>
+        <w:rPr>
+          <w:rStyle w:val="kx"/>
+          <w:color w:val="2E74B5" w:themeColor="accent1" w:themeShade="BF"/>
+          <w:spacing w:val="-5"/>
+          <w:sz w:val="22"/>
+          <w:szCs w:val="22"/>
+        </w:rPr>
+        <w:t xml:space="preserve"> FROM </w:t>
+      </w:r>
+      <w:r>
+        <w:rPr>
+          <w:rStyle w:val="kx"/>
+          <w:color w:val="2E74B5" w:themeColor="accent1" w:themeShade="BF"/>
+          <w:spacing w:val="-5"/>
+          <w:sz w:val="22"/>
+          <w:szCs w:val="22"/>
+        </w:rPr>
+        <w:t>barang</w:t>
+      </w:r>
+      <w:r>
+        <w:rPr>
+          <w:rStyle w:val="kx"/>
+          <w:color w:val="2E74B5" w:themeColor="accent1" w:themeShade="BF"/>
+          <w:spacing w:val="-5"/>
+          <w:sz w:val="22"/>
+          <w:szCs w:val="22"/>
+        </w:rPr>
+        <w:t xml:space="preserve"> AS t1</w:t>
+      </w:r>
+      <w:r>
+        <w:rPr>
+          <w:rStyle w:val="kx"/>
+          <w:color w:val="2E74B5" w:themeColor="accent1" w:themeShade="BF"/>
+          <w:spacing w:val="-5"/>
+          <w:sz w:val="22"/>
+          <w:szCs w:val="22"/>
+        </w:rPr>
+        <w:t xml:space="preserve"> limit 5</w:t>
+      </w:r>
+      <w:r>
+        <w:rPr>
+          <w:rStyle w:val="kx"/>
+          <w:color w:val="2E74B5" w:themeColor="accent1" w:themeShade="BF"/>
+          <w:spacing w:val="-5"/>
+          <w:sz w:val="22"/>
+          <w:szCs w:val="22"/>
+        </w:rPr>
+        <w:t>;</w:t>
+      </w:r>
+    </w:p>
+    <w:p>
+      <w:pPr>
+        <w:pStyle w:val="pw-post-body-paragraph"/>
+        <w:shd w:val="clear" w:color="auto" w:fill="FFFFFF"/>
+        <w:spacing w:before="0" w:beforeAutospacing="0" w:after="0" w:afterAutospacing="0"/>
         <w:rPr>
           <w:rStyle w:val="kx"/>
           <w:color w:val="FF0000"/>
@@ -13554,8 +15635,7 @@
           <w:sz w:val="22"/>
           <w:szCs w:val="22"/>
         </w:rPr>
-        <w:t>SELECT * FROM layanan WHERE nama_layanan = ‘ganti Hardisk';</w:t>
-      </w:r>
+      </w:pPr>
     </w:p>
     <w:p>
       <w:pPr>
@@ -13589,6 +15669,47 @@
           <w:b/>
         </w:rPr>
       </w:pPr>
+      <w:r>
+        <w:rPr>
+          <w:rFonts w:ascii="Times New Roman" w:hAnsi="Times New Roman" w:cs="Times New Roman"/>
+          <w:b/>
+        </w:rPr>
+        <w:drawing>
+          <wp:inline distT="0" distB="0" distL="0" distR="0" wp14:anchorId="2DE5794E" wp14:editId="0EDC0249">
+            <wp:extent cx="6840855" cy="1895475"/>
+            <wp:effectExtent l="0" t="0" r="0" b="9525"/>
+            <wp:docPr id="1493531472" name="Picture 1"/>
+            <wp:cNvGraphicFramePr>
+              <a:graphicFrameLocks xmlns:a="http://schemas.openxmlformats.org/drawingml/2006/main" noChangeAspect="1"/>
+            </wp:cNvGraphicFramePr>
+            <a:graphic xmlns:a="http://schemas.openxmlformats.org/drawingml/2006/main">
+              <a:graphicData uri="http://schemas.openxmlformats.org/drawingml/2006/picture">
+                <pic:pic xmlns:pic="http://schemas.openxmlformats.org/drawingml/2006/picture">
+                  <pic:nvPicPr>
+                    <pic:cNvPr id="1493531472" name=""/>
+                    <pic:cNvPicPr/>
+                  </pic:nvPicPr>
+                  <pic:blipFill>
+                    <a:blip r:embed="rId35"/>
+                    <a:stretch>
+                      <a:fillRect/>
+                    </a:stretch>
+                  </pic:blipFill>
+                  <pic:spPr>
+                    <a:xfrm>
+                      <a:off x="0" y="0"/>
+                      <a:ext cx="6840855" cy="1895475"/>
+                    </a:xfrm>
+                    <a:prstGeom prst="rect">
+                      <a:avLst/>
+                    </a:prstGeom>
+                  </pic:spPr>
+                </pic:pic>
+              </a:graphicData>
+            </a:graphic>
+          </wp:inline>
+        </w:drawing>
+      </w:r>
     </w:p>
     <w:p>
       <w:pPr>
@@ -13617,7 +15738,7 @@
           <w:sz w:val="22"/>
           <w:szCs w:val="22"/>
         </w:rPr>
-        <w:t>SELECT * FROM ms_produk WHERE harga &lt; 50000;</w:t>
+        <w:t>SELECT * FROM ms_produk WHERE nama_produk = 'Gantungan Kunci DQLab';</w:t>
       </w:r>
     </w:p>
     <w:p>
@@ -13625,15 +15746,6 @@
         <w:pStyle w:val="pw-post-body-paragraph"/>
         <w:shd w:val="clear" w:color="auto" w:fill="FFFFFF"/>
         <w:spacing w:before="0" w:beforeAutospacing="0" w:after="0" w:afterAutospacing="0"/>
-        <w:rPr>
-          <w:b/>
-          <w:color w:val="FF0000"/>
-          <w:spacing w:val="-1"/>
-          <w:sz w:val="22"/>
-          <w:szCs w:val="22"/>
-        </w:rPr>
-      </w:pPr>
-      <w:r>
         <w:rPr>
           <w:rStyle w:val="kx"/>
           <w:color w:val="FF0000"/>
@@ -13641,81 +15753,7 @@
           <w:sz w:val="22"/>
           <w:szCs w:val="22"/>
         </w:rPr>
-        <w:t>SELECT * FROM layanan WHERE harga &lt; 50000;</w:t>
-      </w:r>
-    </w:p>
-    <w:p>
-      <w:pPr>
-        <w:spacing w:after="0" w:line="240" w:lineRule="auto"/>
-        <w:rPr>
-          <w:b/>
-          <w:color w:val="000000" w:themeColor="text1"/>
-          <w:spacing w:val="-1"/>
-        </w:rPr>
-      </w:pPr>
-      <w:r>
-        <w:rPr>
-          <w:b/>
-          <w:color w:val="000000" w:themeColor="text1"/>
-          <w:spacing w:val="-1"/>
-        </w:rPr>
-        <w:t>Output :</w:t>
-      </w:r>
-    </w:p>
-    <w:p>
-      <w:pPr>
-        <w:spacing w:after="0" w:line="240" w:lineRule="auto"/>
-        <w:rPr>
-          <w:b/>
-          <w:color w:val="000000" w:themeColor="text1"/>
-          <w:spacing w:val="-1"/>
-        </w:rPr>
-      </w:pPr>
-    </w:p>
-    <w:p>
-      <w:pPr>
-        <w:pStyle w:val="HTMLPreformatted"/>
-        <w:shd w:val="clear" w:color="auto" w:fill="F2F2F2"/>
-        <w:rPr>
-          <w:color w:val="000000" w:themeColor="text1"/>
-          <w:sz w:val="22"/>
-          <w:szCs w:val="22"/>
-        </w:rPr>
-      </w:pPr>
-      <w:r>
-        <w:rPr>
-          <w:rStyle w:val="kx"/>
-          <w:color w:val="000000" w:themeColor="text1"/>
-          <w:spacing w:val="-5"/>
-          <w:sz w:val="22"/>
-          <w:szCs w:val="22"/>
-        </w:rPr>
-        <w:t>SELECT * FROM ms_produk WHERE nama_produk = 'Gantungan Kunci DQLab' AND harga &lt; 50000;</w:t>
-      </w:r>
-    </w:p>
-    <w:p>
-      <w:pPr>
-        <w:pStyle w:val="pw-post-body-paragraph"/>
-        <w:shd w:val="clear" w:color="auto" w:fill="FFFFFF"/>
-        <w:spacing w:before="0" w:beforeAutospacing="0" w:after="0" w:afterAutospacing="0"/>
-        <w:rPr>
-          <w:rFonts w:ascii="Georgia" w:hAnsi="Georgia"/>
-          <w:color w:val="000000" w:themeColor="text1"/>
-          <w:spacing w:val="-1"/>
-          <w:sz w:val="22"/>
-          <w:szCs w:val="22"/>
-        </w:rPr>
-      </w:pPr>
-      <w:r>
-        <w:rPr>
-          <w:rStyle w:val="kx"/>
-          <w:color w:val="000000" w:themeColor="text1"/>
-          <w:spacing w:val="-5"/>
-          <w:sz w:val="22"/>
-          <w:szCs w:val="22"/>
-        </w:rPr>
-        <w:t>SELE</w:t>
-      </w:r>
+      </w:pPr>
       <w:r>
         <w:rPr>
           <w:rStyle w:val="kx"/>
@@ -13724,7 +15762,7 @@
           <w:sz w:val="22"/>
           <w:szCs w:val="22"/>
         </w:rPr>
-        <w:t>CT * FROM layanan WHERE nama_layanan = 'Lambat / Lemot ' AND harga_layanan &lt; 50000;</w:t>
+        <w:t>SELECT * FROM layanan WHERE nama_layanan = ‘ganti Hardisk';</w:t>
       </w:r>
     </w:p>
     <w:p>
@@ -13733,7 +15771,7 @@
         <w:shd w:val="clear" w:color="auto" w:fill="FFFFFF"/>
         <w:spacing w:before="0" w:beforeAutospacing="0" w:after="0" w:afterAutospacing="0"/>
         <w:rPr>
-          <w:rFonts w:ascii="Georgia" w:hAnsi="Georgia"/>
+          <w:b/>
           <w:color w:val="000000" w:themeColor="text1"/>
           <w:spacing w:val="-1"/>
           <w:sz w:val="22"/>
@@ -13742,7 +15780,7 @@
       </w:pPr>
       <w:r>
         <w:rPr>
-          <w:rFonts w:ascii="Georgia" w:hAnsi="Georgia"/>
+          <w:b/>
           <w:color w:val="000000" w:themeColor="text1"/>
           <w:spacing w:val="-1"/>
           <w:sz w:val="22"/>
@@ -13764,693 +15802,30 @@
       <w:pPr>
         <w:spacing w:after="0" w:line="240" w:lineRule="auto"/>
         <w:rPr>
-          <w:rFonts w:ascii="Consolas" w:eastAsia="Times New Roman" w:hAnsi="Consolas" w:cs="Consolas"/>
-          <w:b/>
-          <w:color w:val="FF0000"/>
-        </w:rPr>
-      </w:pPr>
-      <w:r>
-        <w:rPr>
-          <w:rFonts w:ascii="Consolas" w:eastAsia="Times New Roman" w:hAnsi="Consolas" w:cs="Consolas"/>
-          <w:b/>
-          <w:color w:val="FF0000"/>
-        </w:rPr>
-        <w:t>SELECT nama_layanan, COUNT(id_layanan) as jumlah FROM layanan WHERE harga_layanan=’50000’ GROUP BY harga_layanan HAVING COUNT(id_layanan)&gt;2;</w:t>
-      </w:r>
-    </w:p>
-    <w:p>
-      <w:pPr>
-        <w:spacing w:after="0" w:line="240" w:lineRule="auto"/>
-        <w:rPr>
-          <w:rFonts w:ascii="Segoe UI" w:eastAsia="Times New Roman" w:hAnsi="Segoe UI" w:cs="Segoe UI"/>
-          <w:b/>
-          <w:color w:val="222222"/>
-        </w:rPr>
-      </w:pPr>
-      <w:r>
-        <w:rPr>
-          <w:rFonts w:ascii="Segoe UI" w:eastAsia="Times New Roman" w:hAnsi="Segoe UI" w:cs="Segoe UI"/>
-          <w:b/>
-          <w:color w:val="222222"/>
-        </w:rPr>
-        <w:t>Output :</w:t>
-      </w:r>
-    </w:p>
-    <w:p>
-      <w:pPr>
-        <w:spacing w:after="0" w:line="240" w:lineRule="auto"/>
-        <w:rPr>
-          <w:rFonts w:ascii="Times New Roman" w:hAnsi="Times New Roman" w:cs="Times New Roman"/>
-          <w:b/>
-        </w:rPr>
-      </w:pPr>
-      <w:r>
-        <w:rPr>
-          <w:rFonts w:ascii="Times New Roman" w:hAnsi="Times New Roman" w:cs="Times New Roman"/>
-          <w:b/>
-        </w:rPr>
-        <w:br w:type="page"/>
-      </w:r>
-    </w:p>
-    <w:p>
-      <w:pPr>
-        <w:spacing w:after="0" w:line="240" w:lineRule="auto"/>
-        <w:rPr>
-          <w:rFonts w:ascii="Times New Roman" w:hAnsi="Times New Roman" w:cs="Times New Roman"/>
-          <w:b/>
-          <w:color w:val="000000" w:themeColor="text1"/>
-          <w:sz w:val="24"/>
-          <w:szCs w:val="24"/>
-        </w:rPr>
-      </w:pPr>
-      <w:r>
-        <w:rPr>
-          <w:rFonts w:ascii="Times New Roman" w:hAnsi="Times New Roman" w:cs="Times New Roman"/>
-          <w:b/>
-          <w:color w:val="000000" w:themeColor="text1"/>
-          <w:sz w:val="24"/>
-          <w:szCs w:val="24"/>
-        </w:rPr>
-        <w:lastRenderedPageBreak/>
-        <w:t>SELECT</w:t>
-      </w:r>
-      <w:r>
-        <w:rPr>
-          <w:rFonts w:ascii="Times New Roman" w:hAnsi="Times New Roman" w:cs="Times New Roman"/>
-          <w:b/>
-          <w:color w:val="000000" w:themeColor="text1"/>
-          <w:sz w:val="24"/>
-          <w:szCs w:val="24"/>
-        </w:rPr>
-        <w:t xml:space="preserve"> JOINT MULTITABLE</w:t>
-      </w:r>
-      <w:r>
-        <w:rPr>
-          <w:rFonts w:ascii="Times New Roman" w:hAnsi="Times New Roman" w:cs="Times New Roman"/>
-          <w:b/>
-          <w:color w:val="000000" w:themeColor="text1"/>
-          <w:sz w:val="24"/>
-          <w:szCs w:val="24"/>
-        </w:rPr>
-        <w:t xml:space="preserve">: </w:t>
-      </w:r>
-    </w:p>
-    <w:p>
-      <w:pPr>
-        <w:spacing w:after="0" w:line="240" w:lineRule="auto"/>
-        <w:rPr>
-          <w:rFonts w:ascii="Times New Roman" w:hAnsi="Times New Roman" w:cs="Times New Roman"/>
-          <w:color w:val="000000" w:themeColor="text1"/>
-          <w:sz w:val="24"/>
-          <w:szCs w:val="24"/>
-        </w:rPr>
-      </w:pPr>
-    </w:p>
-    <w:p>
-      <w:pPr>
-        <w:spacing w:after="0" w:line="240" w:lineRule="auto"/>
-        <w:rPr>
-          <w:rFonts w:ascii="Courier New" w:eastAsia="Times New Roman" w:hAnsi="Courier New" w:cs="Courier New"/>
-          <w:color w:val="2E74B5" w:themeColor="accent1" w:themeShade="BF"/>
-        </w:rPr>
-      </w:pPr>
-      <w:r>
-        <w:rPr>
-          <w:rFonts w:ascii="Courier New" w:eastAsia="Times New Roman" w:hAnsi="Courier New" w:cs="Courier New"/>
-          <w:color w:val="333333"/>
-        </w:rPr>
-        <w:t xml:space="preserve">SELECT </w:t>
-      </w:r>
-      <w:r>
-        <w:rPr>
-          <w:rFonts w:ascii="Courier New" w:eastAsia="Times New Roman" w:hAnsi="Courier New" w:cs="Courier New"/>
-          <w:color w:val="333333"/>
-        </w:rPr>
-        <w:t>pelanggan.nama_pelanggan,</w:t>
-      </w:r>
-      <w:r>
-        <w:rPr>
-          <w:rFonts w:ascii="Courier New" w:eastAsia="Times New Roman" w:hAnsi="Courier New" w:cs="Courier New"/>
-          <w:color w:val="2E74B5" w:themeColor="accent1" w:themeShade="BF"/>
-        </w:rPr>
-        <w:t xml:space="preserve"> </w:t>
-      </w:r>
-      <w:r>
-        <w:rPr>
-          <w:rFonts w:ascii="Courier New" w:eastAsia="Times New Roman" w:hAnsi="Courier New" w:cs="Courier New"/>
-          <w:color w:val="2E74B5" w:themeColor="accent1" w:themeShade="BF"/>
-        </w:rPr>
-        <w:t>pembayaran</w:t>
-      </w:r>
-      <w:r>
-        <w:rPr>
-          <w:rFonts w:ascii="Courier New" w:eastAsia="Times New Roman" w:hAnsi="Courier New" w:cs="Courier New"/>
-          <w:color w:val="2E74B5" w:themeColor="accent1" w:themeShade="BF"/>
-        </w:rPr>
-        <w:t>.</w:t>
-      </w:r>
-      <w:r>
-        <w:rPr>
-          <w:rFonts w:ascii="Courier New" w:eastAsia="Times New Roman" w:hAnsi="Courier New" w:cs="Courier New"/>
-          <w:color w:val="2E74B5" w:themeColor="accent1" w:themeShade="BF"/>
-        </w:rPr>
-        <w:t xml:space="preserve">total_bayar </w:t>
-      </w:r>
-    </w:p>
-    <w:p>
-      <w:pPr>
-        <w:spacing w:after="0" w:line="240" w:lineRule="auto"/>
-        <w:rPr>
-          <w:b/>
-          <w:color w:val="FF0000"/>
-          <w:spacing w:val="-1"/>
-        </w:rPr>
-      </w:pPr>
-      <w:r>
-        <w:rPr>
-          <w:rFonts w:ascii="Courier New" w:eastAsia="Times New Roman" w:hAnsi="Courier New" w:cs="Courier New"/>
-          <w:color w:val="333333"/>
-        </w:rPr>
-        <w:t xml:space="preserve">FROM </w:t>
-      </w:r>
-      <w:r>
-        <w:rPr>
-          <w:rFonts w:ascii="Courier New" w:eastAsia="Times New Roman" w:hAnsi="Courier New" w:cs="Courier New"/>
-          <w:color w:val="333333"/>
-        </w:rPr>
-        <w:t>pelanggan</w:t>
-      </w:r>
-      <w:r>
-        <w:rPr>
-          <w:rFonts w:ascii="Courier New" w:eastAsia="Times New Roman" w:hAnsi="Courier New" w:cs="Courier New"/>
-          <w:color w:val="333333"/>
-        </w:rPr>
-        <w:t xml:space="preserve"> INNER JOIN </w:t>
-      </w:r>
-      <w:r>
-        <w:rPr>
-          <w:rFonts w:ascii="Courier New" w:eastAsia="Times New Roman" w:hAnsi="Courier New" w:cs="Courier New"/>
-          <w:color w:val="333333"/>
-        </w:rPr>
-        <w:t>pembayaran</w:t>
-      </w:r>
-      <w:r>
-        <w:rPr>
-          <w:rFonts w:ascii="Courier New" w:eastAsia="Times New Roman" w:hAnsi="Courier New" w:cs="Courier New"/>
-          <w:color w:val="333333"/>
-        </w:rPr>
-        <w:t xml:space="preserve"> ON </w:t>
-      </w:r>
-      <w:r>
-        <w:rPr>
-          <w:rFonts w:ascii="Courier New" w:eastAsia="Times New Roman" w:hAnsi="Courier New" w:cs="Courier New"/>
-          <w:color w:val="333333"/>
-        </w:rPr>
-        <w:t>pelanggan</w:t>
-      </w:r>
-      <w:r>
-        <w:rPr>
-          <w:rFonts w:ascii="Courier New" w:eastAsia="Times New Roman" w:hAnsi="Courier New" w:cs="Courier New"/>
-          <w:color w:val="333333"/>
-        </w:rPr>
-        <w:t>.</w:t>
-      </w:r>
-      <w:r>
-        <w:rPr>
-          <w:rFonts w:ascii="Courier New" w:eastAsia="Times New Roman" w:hAnsi="Courier New" w:cs="Courier New"/>
-          <w:color w:val="FF0000"/>
-        </w:rPr>
-        <w:t>id_</w:t>
-      </w:r>
-      <w:r>
-        <w:rPr>
-          <w:rFonts w:ascii="Courier New" w:eastAsia="Times New Roman" w:hAnsi="Courier New" w:cs="Courier New"/>
-          <w:color w:val="FF0000"/>
-        </w:rPr>
-        <w:t>pelanggan</w:t>
-      </w:r>
-      <w:r>
-        <w:rPr>
-          <w:rFonts w:ascii="Courier New" w:eastAsia="Times New Roman" w:hAnsi="Courier New" w:cs="Courier New"/>
-          <w:color w:val="333333"/>
-        </w:rPr>
-        <w:t>=</w:t>
-      </w:r>
-      <w:r>
-        <w:rPr>
-          <w:rFonts w:ascii="Courier New" w:eastAsia="Times New Roman" w:hAnsi="Courier New" w:cs="Courier New"/>
-          <w:color w:val="333333"/>
-        </w:rPr>
-        <w:t>pembayaran</w:t>
-      </w:r>
-      <w:r>
-        <w:rPr>
-          <w:rFonts w:ascii="Courier New" w:eastAsia="Times New Roman" w:hAnsi="Courier New" w:cs="Courier New"/>
-          <w:color w:val="333333"/>
-        </w:rPr>
-        <w:t>.</w:t>
-      </w:r>
-      <w:r>
-        <w:rPr>
-          <w:rFonts w:ascii="Courier New" w:eastAsia="Times New Roman" w:hAnsi="Courier New" w:cs="Courier New"/>
-          <w:color w:val="FF0000"/>
-        </w:rPr>
-        <w:t>id_</w:t>
-      </w:r>
-      <w:r>
-        <w:rPr>
-          <w:rFonts w:ascii="Courier New" w:eastAsia="Times New Roman" w:hAnsi="Courier New" w:cs="Courier New"/>
-          <w:color w:val="FF0000"/>
-        </w:rPr>
-        <w:t>pelanggan</w:t>
-      </w:r>
-      <w:r>
-        <w:rPr>
-          <w:rFonts w:ascii="Courier New" w:eastAsia="Times New Roman" w:hAnsi="Courier New" w:cs="Courier New"/>
-          <w:color w:val="333333"/>
-        </w:rPr>
-        <w:t>;</w:t>
-      </w:r>
-      <w:r>
-        <w:rPr>
-          <w:rFonts w:ascii="Times New Roman" w:eastAsia="Times New Roman" w:hAnsi="Times New Roman" w:cs="Times New Roman"/>
-          <w:color w:val="333333"/>
-        </w:rPr>
-        <w:br/>
-      </w:r>
-      <w:r>
-        <w:rPr>
-          <w:b/>
-          <w:color w:val="FF0000"/>
-          <w:spacing w:val="-1"/>
-        </w:rPr>
-        <w:t>Output :</w:t>
-      </w:r>
-    </w:p>
-    <w:p>
-      <w:pPr>
-        <w:spacing w:after="0" w:line="240" w:lineRule="auto"/>
-        <w:rPr>
-          <w:rFonts w:ascii="Times New Roman" w:hAnsi="Times New Roman" w:cs="Times New Roman"/>
-          <w:b/>
-        </w:rPr>
-      </w:pPr>
-    </w:p>
-    <w:p>
-      <w:pPr>
-        <w:spacing w:after="0" w:line="240" w:lineRule="auto"/>
-        <w:rPr>
-          <w:rFonts w:ascii="Courier New" w:eastAsia="Times New Roman" w:hAnsi="Courier New" w:cs="Courier New"/>
-          <w:color w:val="333333"/>
-          <w:sz w:val="18"/>
-        </w:rPr>
-      </w:pPr>
-      <w:r>
-        <w:rPr>
-          <w:rFonts w:ascii="Courier New" w:eastAsia="Times New Roman" w:hAnsi="Courier New" w:cs="Courier New"/>
-          <w:color w:val="333333"/>
-          <w:sz w:val="18"/>
-        </w:rPr>
-        <w:t xml:space="preserve">SELECT </w:t>
-      </w:r>
-      <w:r>
-        <w:rPr>
-          <w:rFonts w:ascii="Courier New" w:eastAsia="Times New Roman" w:hAnsi="Courier New" w:cs="Courier New"/>
-          <w:color w:val="FF0000"/>
-          <w:sz w:val="18"/>
-        </w:rPr>
-        <w:t>petugas</w:t>
-      </w:r>
-      <w:r>
-        <w:rPr>
-          <w:rFonts w:ascii="Courier New" w:eastAsia="Times New Roman" w:hAnsi="Courier New" w:cs="Courier New"/>
-          <w:color w:val="333333"/>
-          <w:sz w:val="18"/>
-        </w:rPr>
-        <w:t xml:space="preserve">.nama_petugas, </w:t>
-      </w:r>
-      <w:r>
-        <w:rPr>
-          <w:rFonts w:ascii="Courier New" w:eastAsia="Times New Roman" w:hAnsi="Courier New" w:cs="Courier New"/>
-          <w:color w:val="FF0000"/>
-          <w:sz w:val="18"/>
-        </w:rPr>
-        <w:t>layanan</w:t>
-      </w:r>
-      <w:r>
-        <w:rPr>
-          <w:rFonts w:ascii="Courier New" w:eastAsia="Times New Roman" w:hAnsi="Courier New" w:cs="Courier New"/>
-          <w:color w:val="333333"/>
-          <w:sz w:val="18"/>
-        </w:rPr>
-        <w:t xml:space="preserve">.nama_layanan, </w:t>
-      </w:r>
-      <w:r>
-        <w:rPr>
-          <w:rFonts w:ascii="Courier New" w:eastAsia="Times New Roman" w:hAnsi="Courier New" w:cs="Courier New"/>
-          <w:color w:val="FF0000"/>
-          <w:sz w:val="18"/>
-        </w:rPr>
-        <w:t>transaksi</w:t>
-      </w:r>
-      <w:r>
-        <w:rPr>
-          <w:rFonts w:ascii="Courier New" w:eastAsia="Times New Roman" w:hAnsi="Courier New" w:cs="Courier New"/>
-          <w:color w:val="333333"/>
-          <w:sz w:val="18"/>
-        </w:rPr>
-        <w:t xml:space="preserve">.jumlah </w:t>
-      </w:r>
-    </w:p>
-    <w:p>
-      <w:pPr>
-        <w:spacing w:after="0" w:line="240" w:lineRule="auto"/>
-        <w:rPr>
-          <w:rFonts w:ascii="Courier New" w:eastAsia="Times New Roman" w:hAnsi="Courier New" w:cs="Courier New"/>
-          <w:color w:val="333333"/>
-          <w:sz w:val="18"/>
-        </w:rPr>
-      </w:pPr>
-      <w:r>
-        <w:rPr>
-          <w:rFonts w:ascii="Courier New" w:eastAsia="Times New Roman" w:hAnsi="Courier New" w:cs="Courier New"/>
-          <w:color w:val="333333"/>
-          <w:sz w:val="18"/>
-        </w:rPr>
-        <w:t xml:space="preserve">FROM petugas </w:t>
-      </w:r>
-    </w:p>
-    <w:p>
-      <w:pPr>
-        <w:spacing w:after="0" w:line="240" w:lineRule="auto"/>
-        <w:rPr>
-          <w:rFonts w:ascii="Courier New" w:eastAsia="Times New Roman" w:hAnsi="Courier New" w:cs="Courier New"/>
-          <w:color w:val="333333"/>
-          <w:sz w:val="18"/>
-        </w:rPr>
-      </w:pPr>
-      <w:r>
-        <w:rPr>
-          <w:rFonts w:ascii="Courier New" w:eastAsia="Times New Roman" w:hAnsi="Courier New" w:cs="Courier New"/>
-          <w:color w:val="333333"/>
-          <w:sz w:val="18"/>
-        </w:rPr>
-        <w:t>INNER JOIN transaksi ON petugas.</w:t>
-      </w:r>
-      <w:r>
-        <w:rPr>
-          <w:rFonts w:ascii="Courier New" w:eastAsia="Times New Roman" w:hAnsi="Courier New" w:cs="Courier New"/>
-          <w:color w:val="2E74B5" w:themeColor="accent1" w:themeShade="BF"/>
-          <w:sz w:val="18"/>
-        </w:rPr>
-        <w:t xml:space="preserve">id_petugas </w:t>
-      </w:r>
-      <w:r>
-        <w:rPr>
-          <w:rFonts w:ascii="Courier New" w:eastAsia="Times New Roman" w:hAnsi="Courier New" w:cs="Courier New"/>
-          <w:color w:val="333333"/>
-          <w:sz w:val="18"/>
-        </w:rPr>
-        <w:t>= transaksi.</w:t>
-      </w:r>
-      <w:r>
-        <w:rPr>
-          <w:rFonts w:ascii="Courier New" w:eastAsia="Times New Roman" w:hAnsi="Courier New" w:cs="Courier New"/>
-          <w:color w:val="2E74B5" w:themeColor="accent1" w:themeShade="BF"/>
-          <w:sz w:val="18"/>
-        </w:rPr>
-        <w:t xml:space="preserve">id_petugas </w:t>
-      </w:r>
-    </w:p>
-    <w:p>
-      <w:pPr>
-        <w:spacing w:after="0" w:line="240" w:lineRule="auto"/>
-        <w:rPr>
-          <w:rFonts w:ascii="Courier New" w:eastAsia="Times New Roman" w:hAnsi="Courier New" w:cs="Courier New"/>
-          <w:color w:val="333333"/>
-          <w:sz w:val="18"/>
-        </w:rPr>
-      </w:pPr>
-      <w:r>
-        <w:rPr>
-          <w:rFonts w:ascii="Courier New" w:eastAsia="Times New Roman" w:hAnsi="Courier New" w:cs="Courier New"/>
-          <w:color w:val="333333"/>
-          <w:sz w:val="18"/>
-        </w:rPr>
-        <w:t>INNER JOIN layanan ON transaksi.</w:t>
-      </w:r>
-      <w:r>
-        <w:rPr>
-          <w:rFonts w:ascii="Courier New" w:eastAsia="Times New Roman" w:hAnsi="Courier New" w:cs="Courier New"/>
-          <w:color w:val="538135" w:themeColor="accent6" w:themeShade="BF"/>
-          <w:sz w:val="18"/>
-        </w:rPr>
-        <w:t xml:space="preserve">id_layanan </w:t>
-      </w:r>
-      <w:r>
-        <w:rPr>
-          <w:rFonts w:ascii="Courier New" w:eastAsia="Times New Roman" w:hAnsi="Courier New" w:cs="Courier New"/>
-          <w:color w:val="333333"/>
-          <w:sz w:val="18"/>
-        </w:rPr>
-        <w:t>= layanan.</w:t>
-      </w:r>
-      <w:r>
-        <w:rPr>
-          <w:rFonts w:ascii="Courier New" w:eastAsia="Times New Roman" w:hAnsi="Courier New" w:cs="Courier New"/>
-          <w:color w:val="538135" w:themeColor="accent6" w:themeShade="BF"/>
-          <w:sz w:val="18"/>
-        </w:rPr>
-        <w:t>id_layanan</w:t>
-      </w:r>
-      <w:r>
-        <w:rPr>
-          <w:rFonts w:ascii="Courier New" w:eastAsia="Times New Roman" w:hAnsi="Courier New" w:cs="Courier New"/>
-          <w:color w:val="333333"/>
-          <w:sz w:val="18"/>
-        </w:rPr>
-        <w:t>;</w:t>
-      </w:r>
-    </w:p>
-    <w:p>
-      <w:pPr>
-        <w:spacing w:after="0" w:line="240" w:lineRule="auto"/>
-        <w:rPr>
-          <w:rFonts w:ascii="Times New Roman" w:hAnsi="Times New Roman" w:cs="Times New Roman"/>
-          <w:b/>
-        </w:rPr>
-      </w:pPr>
-    </w:p>
-    <w:p>
-      <w:pPr>
-        <w:spacing w:after="0" w:line="240" w:lineRule="auto"/>
-        <w:rPr>
-          <w:rFonts w:ascii="Courier New" w:eastAsia="Times New Roman" w:hAnsi="Courier New" w:cs="Courier New"/>
-          <w:color w:val="333333"/>
-        </w:rPr>
-      </w:pPr>
-      <w:r>
-        <w:rPr>
-          <w:rFonts w:ascii="Courier New" w:eastAsia="Times New Roman" w:hAnsi="Courier New" w:cs="Courier New"/>
-          <w:color w:val="333333"/>
-        </w:rPr>
-        <w:t xml:space="preserve">SELECT </w:t>
-      </w:r>
-      <w:r>
-        <w:rPr>
-          <w:rFonts w:ascii="Courier New" w:eastAsia="Times New Roman" w:hAnsi="Courier New" w:cs="Courier New"/>
-          <w:color w:val="333333"/>
-        </w:rPr>
-        <w:t>pelanggan</w:t>
-      </w:r>
-      <w:r>
-        <w:rPr>
-          <w:rFonts w:ascii="Courier New" w:eastAsia="Times New Roman" w:hAnsi="Courier New" w:cs="Courier New"/>
-          <w:color w:val="333333"/>
-        </w:rPr>
-        <w:t>.id_</w:t>
-      </w:r>
-      <w:r>
-        <w:rPr>
-          <w:rFonts w:ascii="Courier New" w:eastAsia="Times New Roman" w:hAnsi="Courier New" w:cs="Courier New"/>
-          <w:color w:val="333333"/>
-        </w:rPr>
-        <w:t>pelanggan</w:t>
-      </w:r>
-      <w:r>
-        <w:rPr>
-          <w:rFonts w:ascii="Courier New" w:eastAsia="Times New Roman" w:hAnsi="Courier New" w:cs="Courier New"/>
-          <w:color w:val="333333"/>
-        </w:rPr>
-        <w:t xml:space="preserve">, </w:t>
-      </w:r>
-      <w:r>
-        <w:rPr>
-          <w:rFonts w:ascii="Courier New" w:eastAsia="Times New Roman" w:hAnsi="Courier New" w:cs="Courier New"/>
-          <w:color w:val="333333"/>
-        </w:rPr>
-        <w:t>pelanggan</w:t>
-      </w:r>
-      <w:r>
-        <w:rPr>
-          <w:rFonts w:ascii="Courier New" w:eastAsia="Times New Roman" w:hAnsi="Courier New" w:cs="Courier New"/>
-          <w:color w:val="333333"/>
-        </w:rPr>
-        <w:t>.</w:t>
-      </w:r>
-      <w:r>
-        <w:rPr>
-          <w:rFonts w:ascii="Courier New" w:eastAsia="Times New Roman" w:hAnsi="Courier New" w:cs="Courier New"/>
-          <w:color w:val="333333"/>
-        </w:rPr>
-        <w:t>nama_pelanggan</w:t>
-      </w:r>
-      <w:r>
-        <w:rPr>
-          <w:rFonts w:ascii="Courier New" w:eastAsia="Times New Roman" w:hAnsi="Courier New" w:cs="Courier New"/>
-          <w:color w:val="333333"/>
-        </w:rPr>
-        <w:t xml:space="preserve">, </w:t>
-      </w:r>
-      <w:r>
-        <w:rPr>
-          <w:rFonts w:ascii="Courier New" w:eastAsia="Times New Roman" w:hAnsi="Courier New" w:cs="Courier New"/>
-          <w:color w:val="333333"/>
-        </w:rPr>
-        <w:t>pembayaran</w:t>
-      </w:r>
-      <w:r>
-        <w:rPr>
-          <w:rFonts w:ascii="Courier New" w:eastAsia="Times New Roman" w:hAnsi="Courier New" w:cs="Courier New"/>
-          <w:color w:val="333333"/>
-        </w:rPr>
-        <w:t>.id_</w:t>
-      </w:r>
-      <w:r>
-        <w:rPr>
-          <w:rFonts w:ascii="Courier New" w:eastAsia="Times New Roman" w:hAnsi="Courier New" w:cs="Courier New"/>
-          <w:color w:val="333333"/>
-        </w:rPr>
-        <w:t>bayar</w:t>
-      </w:r>
-      <w:r>
-        <w:rPr>
-          <w:rFonts w:ascii="Courier New" w:eastAsia="Times New Roman" w:hAnsi="Courier New" w:cs="Courier New"/>
-          <w:color w:val="333333"/>
-        </w:rPr>
-        <w:t xml:space="preserve">, </w:t>
-      </w:r>
-      <w:r>
-        <w:rPr>
-          <w:rFonts w:ascii="Courier New" w:eastAsia="Times New Roman" w:hAnsi="Courier New" w:cs="Courier New"/>
-          <w:color w:val="333333"/>
-        </w:rPr>
-        <w:t>pembayaran</w:t>
-      </w:r>
-      <w:r>
-        <w:rPr>
-          <w:rFonts w:ascii="Courier New" w:eastAsia="Times New Roman" w:hAnsi="Courier New" w:cs="Courier New"/>
-          <w:color w:val="333333"/>
-        </w:rPr>
-        <w:t>.</w:t>
-      </w:r>
-      <w:r>
-        <w:rPr>
-          <w:rFonts w:ascii="Courier New" w:eastAsia="Times New Roman" w:hAnsi="Courier New" w:cs="Courier New"/>
-          <w:color w:val="333333"/>
-        </w:rPr>
-        <w:t>tanggal_bayar</w:t>
-      </w:r>
-      <w:r>
-        <w:rPr>
-          <w:rFonts w:ascii="Courier New" w:eastAsia="Times New Roman" w:hAnsi="Courier New" w:cs="Courier New"/>
-          <w:color w:val="333333"/>
-        </w:rPr>
-        <w:t xml:space="preserve"> FROM </w:t>
-      </w:r>
-      <w:r>
-        <w:rPr>
-          <w:rFonts w:ascii="Courier New" w:eastAsia="Times New Roman" w:hAnsi="Courier New" w:cs="Courier New"/>
-          <w:color w:val="333333"/>
-        </w:rPr>
-        <w:t>pelanggan</w:t>
-      </w:r>
-      <w:r>
-        <w:rPr>
-          <w:rFonts w:ascii="Courier New" w:eastAsia="Times New Roman" w:hAnsi="Courier New" w:cs="Courier New"/>
-          <w:color w:val="333333"/>
-        </w:rPr>
-        <w:t xml:space="preserve"> LEFT JOIN </w:t>
-      </w:r>
-      <w:r>
-        <w:rPr>
-          <w:rFonts w:ascii="Courier New" w:eastAsia="Times New Roman" w:hAnsi="Courier New" w:cs="Courier New"/>
-          <w:color w:val="333333"/>
-        </w:rPr>
-        <w:t>pembayaran</w:t>
-      </w:r>
-      <w:r>
-        <w:rPr>
-          <w:rFonts w:ascii="Courier New" w:eastAsia="Times New Roman" w:hAnsi="Courier New" w:cs="Courier New"/>
-          <w:color w:val="333333"/>
-        </w:rPr>
-        <w:t xml:space="preserve"> ON </w:t>
-      </w:r>
-      <w:r>
-        <w:rPr>
-          <w:rFonts w:ascii="Courier New" w:eastAsia="Times New Roman" w:hAnsi="Courier New" w:cs="Courier New"/>
-          <w:color w:val="333333"/>
-        </w:rPr>
-        <w:t>pelanggan</w:t>
-      </w:r>
-      <w:r>
-        <w:rPr>
-          <w:rFonts w:ascii="Courier New" w:eastAsia="Times New Roman" w:hAnsi="Courier New" w:cs="Courier New"/>
-          <w:color w:val="333333"/>
-        </w:rPr>
-        <w:t>.id_</w:t>
-      </w:r>
-      <w:r>
-        <w:rPr>
-          <w:rFonts w:ascii="Courier New" w:eastAsia="Times New Roman" w:hAnsi="Courier New" w:cs="Courier New"/>
-          <w:color w:val="333333"/>
-        </w:rPr>
-        <w:t>pelanggan</w:t>
-      </w:r>
-      <w:r>
-        <w:rPr>
-          <w:rFonts w:ascii="Courier New" w:eastAsia="Times New Roman" w:hAnsi="Courier New" w:cs="Courier New"/>
-          <w:color w:val="333333"/>
-        </w:rPr>
-        <w:t>=</w:t>
-      </w:r>
-      <w:r>
-        <w:rPr>
-          <w:rFonts w:ascii="Courier New" w:eastAsia="Times New Roman" w:hAnsi="Courier New" w:cs="Courier New"/>
-          <w:color w:val="333333"/>
-        </w:rPr>
-        <w:t>pembayaran</w:t>
-      </w:r>
-      <w:r>
-        <w:rPr>
-          <w:rFonts w:ascii="Courier New" w:eastAsia="Times New Roman" w:hAnsi="Courier New" w:cs="Courier New"/>
-          <w:color w:val="333333"/>
-        </w:rPr>
-        <w:t>.id_</w:t>
-      </w:r>
-      <w:r>
-        <w:rPr>
-          <w:rFonts w:ascii="Courier New" w:eastAsia="Times New Roman" w:hAnsi="Courier New" w:cs="Courier New"/>
-          <w:color w:val="333333"/>
-        </w:rPr>
-        <w:t>pelanggan</w:t>
-      </w:r>
-      <w:r>
-        <w:rPr>
-          <w:rFonts w:ascii="Courier New" w:eastAsia="Times New Roman" w:hAnsi="Courier New" w:cs="Courier New"/>
-          <w:color w:val="333333"/>
-        </w:rPr>
-        <w:t>;</w:t>
+          <w:rFonts w:ascii="Times New Roman" w:hAnsi="Times New Roman" w:cs="Times New Roman"/>
+          <w:b/>
+        </w:rPr>
+      </w:pPr>
+    </w:p>
+    <w:p>
+      <w:pPr>
+        <w:pStyle w:val="HTMLPreformatted"/>
+        <w:shd w:val="clear" w:color="auto" w:fill="F2F2F2"/>
+        <w:rPr>
+          <w:color w:val="000000" w:themeColor="text1"/>
+          <w:sz w:val="22"/>
+          <w:szCs w:val="22"/>
+        </w:rPr>
+      </w:pPr>
+      <w:r>
+        <w:rPr>
+          <w:rStyle w:val="kx"/>
+          <w:color w:val="000000" w:themeColor="text1"/>
+          <w:spacing w:val="-5"/>
+          <w:sz w:val="22"/>
+          <w:szCs w:val="22"/>
+        </w:rPr>
+        <w:t>SELECT * FROM ms_produk WHERE harga &lt; 50000;</w:t>
       </w:r>
     </w:p>
     <w:p>
@@ -14468,59 +15843,927 @@
       </w:pPr>
       <w:r>
         <w:rPr>
+          <w:rStyle w:val="kx"/>
+          <w:color w:val="FF0000"/>
+          <w:spacing w:val="-5"/>
+          <w:sz w:val="22"/>
+          <w:szCs w:val="22"/>
+        </w:rPr>
+        <w:t>SELECT * FROM layanan WHERE harga &lt; 50000;</w:t>
+      </w:r>
+    </w:p>
+    <w:p>
+      <w:pPr>
+        <w:spacing w:after="0" w:line="240" w:lineRule="auto"/>
+        <w:rPr>
+          <w:b/>
+          <w:color w:val="000000" w:themeColor="text1"/>
+          <w:spacing w:val="-1"/>
+        </w:rPr>
+      </w:pPr>
+      <w:r>
+        <w:rPr>
+          <w:b/>
+          <w:color w:val="000000" w:themeColor="text1"/>
+          <w:spacing w:val="-1"/>
+        </w:rPr>
+        <w:t>Output :</w:t>
+      </w:r>
+    </w:p>
+    <w:p>
+      <w:pPr>
+        <w:spacing w:after="0" w:line="240" w:lineRule="auto"/>
+        <w:rPr>
+          <w:b/>
+          <w:color w:val="000000" w:themeColor="text1"/>
+          <w:spacing w:val="-1"/>
+        </w:rPr>
+      </w:pPr>
+    </w:p>
+    <w:p>
+      <w:pPr>
+        <w:pStyle w:val="HTMLPreformatted"/>
+        <w:shd w:val="clear" w:color="auto" w:fill="F2F2F2"/>
+        <w:rPr>
+          <w:color w:val="000000" w:themeColor="text1"/>
+          <w:sz w:val="22"/>
+          <w:szCs w:val="22"/>
+        </w:rPr>
+      </w:pPr>
+      <w:r>
+        <w:rPr>
+          <w:rStyle w:val="kx"/>
+          <w:color w:val="000000" w:themeColor="text1"/>
+          <w:spacing w:val="-5"/>
+          <w:sz w:val="22"/>
+          <w:szCs w:val="22"/>
+        </w:rPr>
+        <w:t>SELECT * FROM ms_produk WHERE nama_produk = 'Gantungan Kunci DQLab' AND harga &lt; 50000;</w:t>
+      </w:r>
+    </w:p>
+    <w:p>
+      <w:pPr>
+        <w:pStyle w:val="pw-post-body-paragraph"/>
+        <w:shd w:val="clear" w:color="auto" w:fill="FFFFFF"/>
+        <w:spacing w:before="0" w:beforeAutospacing="0" w:after="0" w:afterAutospacing="0"/>
+        <w:rPr>
+          <w:rFonts w:ascii="Georgia" w:hAnsi="Georgia"/>
+          <w:color w:val="000000" w:themeColor="text1"/>
+          <w:spacing w:val="-1"/>
+          <w:sz w:val="22"/>
+          <w:szCs w:val="22"/>
+        </w:rPr>
+      </w:pPr>
+      <w:r>
+        <w:rPr>
+          <w:rStyle w:val="kx"/>
+          <w:color w:val="000000" w:themeColor="text1"/>
+          <w:spacing w:val="-5"/>
+          <w:sz w:val="22"/>
+          <w:szCs w:val="22"/>
+        </w:rPr>
+        <w:t>SELE</w:t>
+      </w:r>
+      <w:r>
+        <w:rPr>
+          <w:rStyle w:val="kx"/>
+          <w:color w:val="FF0000"/>
+          <w:spacing w:val="-5"/>
+          <w:sz w:val="22"/>
+          <w:szCs w:val="22"/>
+        </w:rPr>
+        <w:t>CT * FROM layanan WHERE nama_layanan = 'Lambat / Lemot ' AND harga_layanan &lt; 50000;</w:t>
+      </w:r>
+    </w:p>
+    <w:p>
+      <w:pPr>
+        <w:pStyle w:val="pw-post-body-paragraph"/>
+        <w:shd w:val="clear" w:color="auto" w:fill="FFFFFF"/>
+        <w:spacing w:before="0" w:beforeAutospacing="0" w:after="0" w:afterAutospacing="0"/>
+        <w:rPr>
+          <w:rFonts w:ascii="Georgia" w:hAnsi="Georgia"/>
+          <w:color w:val="000000" w:themeColor="text1"/>
+          <w:spacing w:val="-1"/>
+          <w:sz w:val="22"/>
+          <w:szCs w:val="22"/>
+        </w:rPr>
+      </w:pPr>
+      <w:r>
+        <w:rPr>
+          <w:rFonts w:ascii="Georgia" w:hAnsi="Georgia"/>
+          <w:color w:val="000000" w:themeColor="text1"/>
+          <w:spacing w:val="-1"/>
+          <w:sz w:val="22"/>
+          <w:szCs w:val="22"/>
+        </w:rPr>
+        <w:t>Output :</w:t>
+      </w:r>
+    </w:p>
+    <w:p>
+      <w:pPr>
+        <w:spacing w:after="0" w:line="240" w:lineRule="auto"/>
+        <w:rPr>
+          <w:rFonts w:ascii="Consolas" w:eastAsia="Times New Roman" w:hAnsi="Consolas" w:cs="Consolas"/>
+          <w:b/>
+          <w:color w:val="FF0000"/>
+        </w:rPr>
+      </w:pPr>
+      <w:r>
+        <w:rPr>
+          <w:rFonts w:ascii="Consolas" w:eastAsia="Times New Roman" w:hAnsi="Consolas" w:cs="Consolas"/>
+          <w:b/>
+          <w:color w:val="FF0000"/>
+        </w:rPr>
+        <w:t>SELECT nama_layanan, COUNT(id_layanan) as jumlah FROM layanan WHERE harga_layanan=’50000’ GROUP BY harga_layanan HAVING COUNT(id_layanan)&gt;2;</w:t>
+      </w:r>
+    </w:p>
+    <w:p>
+      <w:pPr>
+        <w:spacing w:after="0" w:line="240" w:lineRule="auto"/>
+        <w:rPr>
+          <w:rFonts w:ascii="Times New Roman" w:hAnsi="Times New Roman" w:cs="Times New Roman"/>
+          <w:b/>
+        </w:rPr>
+      </w:pPr>
+    </w:p>
+    <w:p>
+      <w:pPr>
+        <w:spacing w:after="0" w:line="240" w:lineRule="auto"/>
+        <w:rPr>
+          <w:rFonts w:ascii="Consolas" w:eastAsia="Times New Roman" w:hAnsi="Consolas" w:cs="Consolas"/>
+          <w:b/>
+          <w:color w:val="2E74B5" w:themeColor="accent1" w:themeShade="BF"/>
+        </w:rPr>
+      </w:pPr>
+      <w:r>
+        <w:rPr>
+          <w:rFonts w:ascii="Consolas" w:eastAsia="Times New Roman" w:hAnsi="Consolas" w:cs="Consolas"/>
+          <w:b/>
+          <w:color w:val="2E74B5" w:themeColor="accent1" w:themeShade="BF"/>
+        </w:rPr>
+        <w:t xml:space="preserve">SELECT </w:t>
+      </w:r>
+      <w:r>
+        <w:rPr>
+          <w:rFonts w:ascii="Consolas" w:eastAsia="Times New Roman" w:hAnsi="Consolas" w:cs="Consolas"/>
+          <w:b/>
+          <w:color w:val="2E74B5" w:themeColor="accent1" w:themeShade="BF"/>
+        </w:rPr>
+        <w:t>idpembeli</w:t>
+      </w:r>
+      <w:r>
+        <w:rPr>
+          <w:rFonts w:ascii="Consolas" w:eastAsia="Times New Roman" w:hAnsi="Consolas" w:cs="Consolas"/>
+          <w:b/>
+          <w:color w:val="2E74B5" w:themeColor="accent1" w:themeShade="BF"/>
+        </w:rPr>
+        <w:t>, COUNT(</w:t>
+      </w:r>
+      <w:r>
+        <w:rPr>
+          <w:rFonts w:ascii="Consolas" w:eastAsia="Times New Roman" w:hAnsi="Consolas" w:cs="Consolas"/>
+          <w:b/>
+          <w:color w:val="2E74B5" w:themeColor="accent1" w:themeShade="BF"/>
+        </w:rPr>
+        <w:t>idpembeli</w:t>
+      </w:r>
+      <w:r>
+        <w:rPr>
+          <w:rFonts w:ascii="Consolas" w:eastAsia="Times New Roman" w:hAnsi="Consolas" w:cs="Consolas"/>
+          <w:b/>
+          <w:color w:val="2E74B5" w:themeColor="accent1" w:themeShade="BF"/>
+        </w:rPr>
+        <w:t xml:space="preserve">) as jumlah FROM </w:t>
+      </w:r>
+      <w:r>
+        <w:rPr>
+          <w:rFonts w:ascii="Consolas" w:eastAsia="Times New Roman" w:hAnsi="Consolas" w:cs="Consolas"/>
+          <w:b/>
+          <w:color w:val="2E74B5" w:themeColor="accent1" w:themeShade="BF"/>
+        </w:rPr>
+        <w:t>detiltransaksi</w:t>
+      </w:r>
+      <w:r>
+        <w:rPr>
+          <w:rFonts w:ascii="Consolas" w:eastAsia="Times New Roman" w:hAnsi="Consolas" w:cs="Consolas"/>
+          <w:b/>
+          <w:color w:val="2E74B5" w:themeColor="accent1" w:themeShade="BF"/>
+        </w:rPr>
+        <w:t xml:space="preserve"> WHERE </w:t>
+      </w:r>
+      <w:r>
+        <w:rPr>
+          <w:rFonts w:ascii="Consolas" w:eastAsia="Times New Roman" w:hAnsi="Consolas" w:cs="Consolas"/>
+          <w:b/>
+          <w:color w:val="2E74B5" w:themeColor="accent1" w:themeShade="BF"/>
+        </w:rPr>
+        <w:t>total</w:t>
+      </w:r>
+      <w:r>
+        <w:rPr>
+          <w:rFonts w:ascii="Consolas" w:eastAsia="Times New Roman" w:hAnsi="Consolas" w:cs="Consolas"/>
+          <w:b/>
+          <w:color w:val="2E74B5" w:themeColor="accent1" w:themeShade="BF"/>
+        </w:rPr>
+        <w:t>=’</w:t>
+      </w:r>
+      <w:r>
+        <w:rPr>
+          <w:rFonts w:ascii="Consolas" w:eastAsia="Times New Roman" w:hAnsi="Consolas" w:cs="Consolas"/>
+          <w:b/>
+          <w:color w:val="2E74B5" w:themeColor="accent1" w:themeShade="BF"/>
+        </w:rPr>
+        <w:t>10</w:t>
+      </w:r>
+      <w:r>
+        <w:rPr>
+          <w:rFonts w:ascii="Consolas" w:eastAsia="Times New Roman" w:hAnsi="Consolas" w:cs="Consolas"/>
+          <w:b/>
+          <w:color w:val="2E74B5" w:themeColor="accent1" w:themeShade="BF"/>
+        </w:rPr>
+        <w:t>00</w:t>
+      </w:r>
+      <w:r>
+        <w:rPr>
+          <w:rFonts w:ascii="Consolas" w:eastAsia="Times New Roman" w:hAnsi="Consolas" w:cs="Consolas"/>
+          <w:b/>
+          <w:color w:val="2E74B5" w:themeColor="accent1" w:themeShade="BF"/>
+        </w:rPr>
+        <w:t xml:space="preserve">0000’ GROUP BY </w:t>
+      </w:r>
+      <w:r>
+        <w:rPr>
+          <w:rFonts w:ascii="Consolas" w:eastAsia="Times New Roman" w:hAnsi="Consolas" w:cs="Consolas"/>
+          <w:b/>
+          <w:color w:val="2E74B5" w:themeColor="accent1" w:themeShade="BF"/>
+        </w:rPr>
+        <w:t>total</w:t>
+      </w:r>
+      <w:r>
+        <w:rPr>
+          <w:rFonts w:ascii="Consolas" w:eastAsia="Times New Roman" w:hAnsi="Consolas" w:cs="Consolas"/>
+          <w:b/>
+          <w:color w:val="2E74B5" w:themeColor="accent1" w:themeShade="BF"/>
+        </w:rPr>
+        <w:t xml:space="preserve"> HAVING COUNT(</w:t>
+      </w:r>
+      <w:r>
+        <w:rPr>
+          <w:rFonts w:ascii="Consolas" w:eastAsia="Times New Roman" w:hAnsi="Consolas" w:cs="Consolas"/>
+          <w:b/>
+          <w:color w:val="2E74B5" w:themeColor="accent1" w:themeShade="BF"/>
+        </w:rPr>
+        <w:t>id</w:t>
+      </w:r>
+      <w:r>
+        <w:rPr>
+          <w:rFonts w:ascii="Consolas" w:eastAsia="Times New Roman" w:hAnsi="Consolas" w:cs="Consolas"/>
+          <w:b/>
+          <w:color w:val="2E74B5" w:themeColor="accent1" w:themeShade="BF"/>
+        </w:rPr>
+        <w:t>detil</w:t>
+      </w:r>
+      <w:r>
+        <w:rPr>
+          <w:rFonts w:ascii="Consolas" w:eastAsia="Times New Roman" w:hAnsi="Consolas" w:cs="Consolas"/>
+          <w:b/>
+          <w:color w:val="2E74B5" w:themeColor="accent1" w:themeShade="BF"/>
+        </w:rPr>
+        <w:t>transaksi</w:t>
+      </w:r>
+      <w:r>
+        <w:rPr>
+          <w:rFonts w:ascii="Consolas" w:eastAsia="Times New Roman" w:hAnsi="Consolas" w:cs="Consolas"/>
+          <w:b/>
+          <w:color w:val="2E74B5" w:themeColor="accent1" w:themeShade="BF"/>
+        </w:rPr>
+        <w:t>)&gt;2;</w:t>
+      </w:r>
+    </w:p>
+    <w:p>
+      <w:pPr>
+        <w:spacing w:after="0" w:line="240" w:lineRule="auto"/>
+        <w:rPr>
+          <w:rFonts w:ascii="Segoe UI" w:eastAsia="Times New Roman" w:hAnsi="Segoe UI" w:cs="Segoe UI"/>
+          <w:b/>
+          <w:color w:val="222222"/>
+        </w:rPr>
+      </w:pPr>
+      <w:r>
+        <w:rPr>
+          <w:rFonts w:ascii="Segoe UI" w:eastAsia="Times New Roman" w:hAnsi="Segoe UI" w:cs="Segoe UI"/>
+          <w:b/>
+          <w:color w:val="222222"/>
+        </w:rPr>
+        <w:t>Output :</w:t>
+      </w:r>
+    </w:p>
+    <w:p>
+      <w:pPr>
+        <w:spacing w:after="0" w:line="240" w:lineRule="auto"/>
+        <w:rPr>
+          <w:rFonts w:ascii="Segoe UI" w:eastAsia="Times New Roman" w:hAnsi="Segoe UI" w:cs="Segoe UI"/>
+          <w:b/>
+          <w:color w:val="222222"/>
+        </w:rPr>
+      </w:pPr>
+      <w:r>
+        <w:rPr>
+          <w:rFonts w:ascii="Segoe UI" w:eastAsia="Times New Roman" w:hAnsi="Segoe UI" w:cs="Segoe UI"/>
+          <w:b/>
+          <w:color w:val="222222"/>
+        </w:rPr>
+        <w:lastRenderedPageBreak/>
+        <w:drawing>
+          <wp:inline distT="0" distB="0" distL="0" distR="0" wp14:anchorId="5F94C6FD" wp14:editId="04595C14">
+            <wp:extent cx="6840855" cy="2382520"/>
+            <wp:effectExtent l="0" t="0" r="0" b="0"/>
+            <wp:docPr id="1210726175" name="Picture 1"/>
+            <wp:cNvGraphicFramePr>
+              <a:graphicFrameLocks xmlns:a="http://schemas.openxmlformats.org/drawingml/2006/main" noChangeAspect="1"/>
+            </wp:cNvGraphicFramePr>
+            <a:graphic xmlns:a="http://schemas.openxmlformats.org/drawingml/2006/main">
+              <a:graphicData uri="http://schemas.openxmlformats.org/drawingml/2006/picture">
+                <pic:pic xmlns:pic="http://schemas.openxmlformats.org/drawingml/2006/picture">
+                  <pic:nvPicPr>
+                    <pic:cNvPr id="1210726175" name=""/>
+                    <pic:cNvPicPr/>
+                  </pic:nvPicPr>
+                  <pic:blipFill>
+                    <a:blip r:embed="rId36"/>
+                    <a:stretch>
+                      <a:fillRect/>
+                    </a:stretch>
+                  </pic:blipFill>
+                  <pic:spPr>
+                    <a:xfrm>
+                      <a:off x="0" y="0"/>
+                      <a:ext cx="6840855" cy="2382520"/>
+                    </a:xfrm>
+                    <a:prstGeom prst="rect">
+                      <a:avLst/>
+                    </a:prstGeom>
+                  </pic:spPr>
+                </pic:pic>
+              </a:graphicData>
+            </a:graphic>
+          </wp:inline>
+        </w:drawing>
+      </w:r>
+    </w:p>
+    <w:p>
+      <w:pPr>
+        <w:spacing w:after="0" w:line="240" w:lineRule="auto"/>
+        <w:rPr>
+          <w:rFonts w:ascii="Times New Roman" w:hAnsi="Times New Roman" w:cs="Times New Roman"/>
+          <w:b/>
+        </w:rPr>
+      </w:pPr>
+      <w:r>
+        <w:rPr>
+          <w:rFonts w:ascii="Times New Roman" w:hAnsi="Times New Roman" w:cs="Times New Roman"/>
+          <w:b/>
+        </w:rPr>
+        <w:br w:type="page"/>
+      </w:r>
+    </w:p>
+    <w:p>
+      <w:pPr>
+        <w:spacing w:after="0" w:line="240" w:lineRule="auto"/>
+        <w:rPr>
+          <w:rFonts w:ascii="Times New Roman" w:hAnsi="Times New Roman" w:cs="Times New Roman"/>
+          <w:b/>
+          <w:color w:val="000000" w:themeColor="text1"/>
+          <w:sz w:val="24"/>
+          <w:szCs w:val="24"/>
+        </w:rPr>
+      </w:pPr>
+      <w:r>
+        <w:rPr>
+          <w:rFonts w:ascii="Times New Roman" w:hAnsi="Times New Roman" w:cs="Times New Roman"/>
+          <w:b/>
+          <w:color w:val="000000" w:themeColor="text1"/>
+          <w:sz w:val="24"/>
+          <w:szCs w:val="24"/>
+        </w:rPr>
+        <w:lastRenderedPageBreak/>
+        <w:t>SELECT</w:t>
+      </w:r>
+      <w:r>
+        <w:rPr>
+          <w:rFonts w:ascii="Times New Roman" w:hAnsi="Times New Roman" w:cs="Times New Roman"/>
+          <w:b/>
+          <w:color w:val="000000" w:themeColor="text1"/>
+          <w:sz w:val="24"/>
+          <w:szCs w:val="24"/>
+        </w:rPr>
+        <w:t xml:space="preserve"> JOINT MULTITABLE</w:t>
+      </w:r>
+      <w:r>
+        <w:rPr>
+          <w:rFonts w:ascii="Times New Roman" w:hAnsi="Times New Roman" w:cs="Times New Roman"/>
+          <w:b/>
+          <w:color w:val="000000" w:themeColor="text1"/>
+          <w:sz w:val="24"/>
+          <w:szCs w:val="24"/>
+        </w:rPr>
+        <w:t xml:space="preserve">: </w:t>
+      </w:r>
+    </w:p>
+    <w:p>
+      <w:pPr>
+        <w:spacing w:after="0" w:line="240" w:lineRule="auto"/>
+        <w:rPr>
+          <w:rFonts w:ascii="Times New Roman" w:hAnsi="Times New Roman" w:cs="Times New Roman"/>
+          <w:color w:val="000000" w:themeColor="text1"/>
+          <w:sz w:val="24"/>
+          <w:szCs w:val="24"/>
+        </w:rPr>
+      </w:pPr>
+    </w:p>
+    <w:p>
+      <w:pPr>
+        <w:spacing w:after="0" w:line="240" w:lineRule="auto"/>
+        <w:rPr>
+          <w:rFonts w:ascii="Courier New" w:eastAsia="Times New Roman" w:hAnsi="Courier New" w:cs="Courier New"/>
+          <w:color w:val="2E74B5" w:themeColor="accent1" w:themeShade="BF"/>
+        </w:rPr>
+      </w:pPr>
+      <w:r>
+        <w:rPr>
+          <w:rFonts w:ascii="Courier New" w:eastAsia="Times New Roman" w:hAnsi="Courier New" w:cs="Courier New"/>
+          <w:color w:val="333333"/>
+        </w:rPr>
+        <w:t xml:space="preserve">SELECT </w:t>
+      </w:r>
+      <w:r>
+        <w:rPr>
+          <w:rFonts w:ascii="Courier New" w:eastAsia="Times New Roman" w:hAnsi="Courier New" w:cs="Courier New"/>
+          <w:color w:val="333333"/>
+        </w:rPr>
+        <w:t>pelanggan.nama_pelanggan,</w:t>
+      </w:r>
+      <w:r>
+        <w:rPr>
+          <w:rFonts w:ascii="Courier New" w:eastAsia="Times New Roman" w:hAnsi="Courier New" w:cs="Courier New"/>
+          <w:color w:val="2E74B5" w:themeColor="accent1" w:themeShade="BF"/>
+        </w:rPr>
+        <w:t xml:space="preserve"> </w:t>
+      </w:r>
+      <w:r>
+        <w:rPr>
+          <w:rFonts w:ascii="Courier New" w:eastAsia="Times New Roman" w:hAnsi="Courier New" w:cs="Courier New"/>
+          <w:color w:val="2E74B5" w:themeColor="accent1" w:themeShade="BF"/>
+        </w:rPr>
+        <w:t>pembayaran</w:t>
+      </w:r>
+      <w:r>
+        <w:rPr>
+          <w:rFonts w:ascii="Courier New" w:eastAsia="Times New Roman" w:hAnsi="Courier New" w:cs="Courier New"/>
+          <w:color w:val="2E74B5" w:themeColor="accent1" w:themeShade="BF"/>
+        </w:rPr>
+        <w:t>.</w:t>
+      </w:r>
+      <w:r>
+        <w:rPr>
+          <w:rFonts w:ascii="Courier New" w:eastAsia="Times New Roman" w:hAnsi="Courier New" w:cs="Courier New"/>
+          <w:color w:val="2E74B5" w:themeColor="accent1" w:themeShade="BF"/>
+        </w:rPr>
+        <w:t xml:space="preserve">total_bayar </w:t>
+      </w:r>
+    </w:p>
+    <w:p>
+      <w:pPr>
+        <w:spacing w:after="0" w:line="240" w:lineRule="auto"/>
+        <w:rPr>
+          <w:b/>
+          <w:color w:val="FF0000"/>
+          <w:spacing w:val="-1"/>
+        </w:rPr>
+      </w:pPr>
+      <w:r>
+        <w:rPr>
+          <w:rFonts w:ascii="Courier New" w:eastAsia="Times New Roman" w:hAnsi="Courier New" w:cs="Courier New"/>
+          <w:color w:val="333333"/>
+        </w:rPr>
+        <w:t xml:space="preserve">FROM </w:t>
+      </w:r>
+      <w:r>
+        <w:rPr>
+          <w:rFonts w:ascii="Courier New" w:eastAsia="Times New Roman" w:hAnsi="Courier New" w:cs="Courier New"/>
+          <w:color w:val="333333"/>
+        </w:rPr>
+        <w:t>pelanggan</w:t>
+      </w:r>
+      <w:r>
+        <w:rPr>
+          <w:rFonts w:ascii="Courier New" w:eastAsia="Times New Roman" w:hAnsi="Courier New" w:cs="Courier New"/>
+          <w:color w:val="333333"/>
+        </w:rPr>
+        <w:t xml:space="preserve"> INNER JOIN </w:t>
+      </w:r>
+      <w:r>
+        <w:rPr>
+          <w:rFonts w:ascii="Courier New" w:eastAsia="Times New Roman" w:hAnsi="Courier New" w:cs="Courier New"/>
+          <w:color w:val="333333"/>
+        </w:rPr>
+        <w:t>pembayaran</w:t>
+      </w:r>
+      <w:r>
+        <w:rPr>
+          <w:rFonts w:ascii="Courier New" w:eastAsia="Times New Roman" w:hAnsi="Courier New" w:cs="Courier New"/>
+          <w:color w:val="333333"/>
+        </w:rPr>
+        <w:t xml:space="preserve"> ON </w:t>
+      </w:r>
+      <w:r>
+        <w:rPr>
+          <w:rFonts w:ascii="Courier New" w:eastAsia="Times New Roman" w:hAnsi="Courier New" w:cs="Courier New"/>
+          <w:color w:val="333333"/>
+        </w:rPr>
+        <w:t>pelanggan</w:t>
+      </w:r>
+      <w:r>
+        <w:rPr>
+          <w:rFonts w:ascii="Courier New" w:eastAsia="Times New Roman" w:hAnsi="Courier New" w:cs="Courier New"/>
+          <w:color w:val="333333"/>
+        </w:rPr>
+        <w:t>.</w:t>
+      </w:r>
+      <w:r>
+        <w:rPr>
+          <w:rFonts w:ascii="Courier New" w:eastAsia="Times New Roman" w:hAnsi="Courier New" w:cs="Courier New"/>
+          <w:color w:val="FF0000"/>
+        </w:rPr>
+        <w:t>id_</w:t>
+      </w:r>
+      <w:r>
+        <w:rPr>
+          <w:rFonts w:ascii="Courier New" w:eastAsia="Times New Roman" w:hAnsi="Courier New" w:cs="Courier New"/>
+          <w:color w:val="FF0000"/>
+        </w:rPr>
+        <w:t>pelanggan</w:t>
+      </w:r>
+      <w:r>
+        <w:rPr>
+          <w:rFonts w:ascii="Courier New" w:eastAsia="Times New Roman" w:hAnsi="Courier New" w:cs="Courier New"/>
+          <w:color w:val="333333"/>
+        </w:rPr>
+        <w:t>=</w:t>
+      </w:r>
+      <w:r>
+        <w:rPr>
+          <w:rFonts w:ascii="Courier New" w:eastAsia="Times New Roman" w:hAnsi="Courier New" w:cs="Courier New"/>
+          <w:color w:val="333333"/>
+        </w:rPr>
+        <w:t>pembayaran</w:t>
+      </w:r>
+      <w:r>
+        <w:rPr>
+          <w:rFonts w:ascii="Courier New" w:eastAsia="Times New Roman" w:hAnsi="Courier New" w:cs="Courier New"/>
+          <w:color w:val="333333"/>
+        </w:rPr>
+        <w:t>.</w:t>
+      </w:r>
+      <w:r>
+        <w:rPr>
+          <w:rFonts w:ascii="Courier New" w:eastAsia="Times New Roman" w:hAnsi="Courier New" w:cs="Courier New"/>
+          <w:color w:val="FF0000"/>
+        </w:rPr>
+        <w:t>id_</w:t>
+      </w:r>
+      <w:r>
+        <w:rPr>
+          <w:rFonts w:ascii="Courier New" w:eastAsia="Times New Roman" w:hAnsi="Courier New" w:cs="Courier New"/>
+          <w:color w:val="FF0000"/>
+        </w:rPr>
+        <w:t>pelanggan</w:t>
+      </w:r>
+      <w:r>
+        <w:rPr>
+          <w:rFonts w:ascii="Courier New" w:eastAsia="Times New Roman" w:hAnsi="Courier New" w:cs="Courier New"/>
+          <w:color w:val="333333"/>
+        </w:rPr>
+        <w:t>;</w:t>
+      </w:r>
+      <w:r>
+        <w:rPr>
+          <w:rFonts w:ascii="Times New Roman" w:eastAsia="Times New Roman" w:hAnsi="Times New Roman" w:cs="Times New Roman"/>
+          <w:color w:val="333333"/>
+        </w:rPr>
+        <w:br/>
+      </w:r>
+      <w:r>
+        <w:rPr>
+          <w:b/>
+          <w:color w:val="FF0000"/>
+          <w:spacing w:val="-1"/>
+        </w:rPr>
+        <w:t>Output :</w:t>
+      </w:r>
+    </w:p>
+    <w:p>
+      <w:pPr>
+        <w:spacing w:after="0" w:line="240" w:lineRule="auto"/>
+        <w:rPr>
+          <w:rFonts w:ascii="Times New Roman" w:hAnsi="Times New Roman" w:cs="Times New Roman"/>
+          <w:b/>
+        </w:rPr>
+      </w:pPr>
+    </w:p>
+    <w:p>
+      <w:pPr>
+        <w:spacing w:after="0" w:line="240" w:lineRule="auto"/>
+        <w:rPr>
+          <w:rFonts w:ascii="Courier New" w:eastAsia="Times New Roman" w:hAnsi="Courier New" w:cs="Courier New"/>
+          <w:color w:val="FF0000"/>
+          <w:sz w:val="18"/>
+        </w:rPr>
+      </w:pPr>
+      <w:r>
+        <w:rPr>
+          <w:rFonts w:ascii="Courier New" w:eastAsia="Times New Roman" w:hAnsi="Courier New" w:cs="Courier New"/>
+          <w:color w:val="FF0000"/>
+          <w:sz w:val="18"/>
+        </w:rPr>
+        <w:t xml:space="preserve">SELECT petugas.nama_petugas, layanan.nama_layanan, transaksi.jumlah </w:t>
+      </w:r>
+    </w:p>
+    <w:p>
+      <w:pPr>
+        <w:spacing w:after="0" w:line="240" w:lineRule="auto"/>
+        <w:rPr>
+          <w:rFonts w:ascii="Courier New" w:eastAsia="Times New Roman" w:hAnsi="Courier New" w:cs="Courier New"/>
+          <w:color w:val="FF0000"/>
+          <w:sz w:val="18"/>
+        </w:rPr>
+      </w:pPr>
+      <w:r>
+        <w:rPr>
+          <w:rFonts w:ascii="Courier New" w:eastAsia="Times New Roman" w:hAnsi="Courier New" w:cs="Courier New"/>
+          <w:color w:val="FF0000"/>
+          <w:sz w:val="18"/>
+        </w:rPr>
+        <w:t xml:space="preserve">FROM petugas </w:t>
+      </w:r>
+    </w:p>
+    <w:p>
+      <w:pPr>
+        <w:spacing w:after="0" w:line="240" w:lineRule="auto"/>
+        <w:rPr>
+          <w:rFonts w:ascii="Courier New" w:eastAsia="Times New Roman" w:hAnsi="Courier New" w:cs="Courier New"/>
+          <w:color w:val="FF0000"/>
+          <w:sz w:val="18"/>
+        </w:rPr>
+      </w:pPr>
+      <w:r>
+        <w:rPr>
+          <w:rFonts w:ascii="Courier New" w:eastAsia="Times New Roman" w:hAnsi="Courier New" w:cs="Courier New"/>
+          <w:color w:val="FF0000"/>
+          <w:sz w:val="18"/>
+        </w:rPr>
+        <w:t xml:space="preserve">INNER JOIN transaksi ON petugas.id_petugas = transaksi.id_petugas </w:t>
+      </w:r>
+    </w:p>
+    <w:p>
+      <w:pPr>
+        <w:spacing w:after="0" w:line="240" w:lineRule="auto"/>
+        <w:rPr>
+          <w:rFonts w:ascii="Courier New" w:eastAsia="Times New Roman" w:hAnsi="Courier New" w:cs="Courier New"/>
+          <w:color w:val="FF0000"/>
+          <w:sz w:val="18"/>
+        </w:rPr>
+      </w:pPr>
+      <w:r>
+        <w:rPr>
+          <w:rFonts w:ascii="Courier New" w:eastAsia="Times New Roman" w:hAnsi="Courier New" w:cs="Courier New"/>
+          <w:color w:val="FF0000"/>
+          <w:sz w:val="18"/>
+        </w:rPr>
+        <w:t>INNER JOIN layanan ON transaksi.id_layanan = layanan.id_layanan;</w:t>
+      </w:r>
+    </w:p>
+    <w:p>
+      <w:pPr>
+        <w:spacing w:after="0" w:line="240" w:lineRule="auto"/>
+        <w:rPr>
+          <w:rFonts w:ascii="Times New Roman" w:hAnsi="Times New Roman" w:cs="Times New Roman"/>
+          <w:b/>
+        </w:rPr>
+      </w:pPr>
+    </w:p>
+    <w:p>
+      <w:pPr>
+        <w:spacing w:after="0" w:line="240" w:lineRule="auto"/>
+        <w:rPr>
+          <w:rFonts w:ascii="Consolas" w:eastAsia="Times New Roman" w:hAnsi="Consolas" w:cs="Courier New"/>
+          <w:color w:val="333333"/>
+        </w:rPr>
+      </w:pPr>
+      <w:r>
+        <w:rPr>
+          <w:rFonts w:ascii="Consolas" w:eastAsia="Times New Roman" w:hAnsi="Consolas" w:cs="Courier New"/>
+          <w:color w:val="0070C0"/>
+        </w:rPr>
+        <w:t xml:space="preserve">SELECT </w:t>
+      </w:r>
+      <w:r>
+        <w:rPr>
+          <w:rFonts w:ascii="Consolas" w:eastAsia="Times New Roman" w:hAnsi="Consolas" w:cs="Courier New"/>
+          <w:color w:val="0070C0"/>
+        </w:rPr>
+        <w:t>pembeli</w:t>
+      </w:r>
+      <w:r>
+        <w:rPr>
+          <w:rFonts w:ascii="Consolas" w:eastAsia="Times New Roman" w:hAnsi="Consolas" w:cs="Courier New"/>
+          <w:color w:val="0070C0"/>
+        </w:rPr>
+        <w:t>.</w:t>
+      </w:r>
+      <w:r>
+        <w:rPr>
+          <w:rFonts w:ascii="Consolas" w:eastAsia="Times New Roman" w:hAnsi="Consolas" w:cs="Courier New"/>
+          <w:color w:val="0070C0"/>
+        </w:rPr>
+        <w:t>idpembeli</w:t>
+      </w:r>
+      <w:r>
+        <w:rPr>
+          <w:rFonts w:ascii="Consolas" w:eastAsia="Times New Roman" w:hAnsi="Consolas" w:cs="Courier New"/>
+          <w:color w:val="0070C0"/>
+        </w:rPr>
+        <w:t xml:space="preserve">, </w:t>
+      </w:r>
+      <w:r>
+        <w:rPr>
+          <w:rFonts w:ascii="Consolas" w:eastAsia="Times New Roman" w:hAnsi="Consolas" w:cs="Courier New"/>
+          <w:color w:val="0070C0"/>
+        </w:rPr>
+        <w:t>pembeli</w:t>
+      </w:r>
+      <w:r>
+        <w:rPr>
+          <w:rFonts w:ascii="Consolas" w:eastAsia="Times New Roman" w:hAnsi="Consolas" w:cs="Courier New"/>
+          <w:color w:val="0070C0"/>
+        </w:rPr>
+        <w:t>.</w:t>
+      </w:r>
+      <w:r>
+        <w:rPr>
+          <w:rFonts w:ascii="Consolas" w:eastAsia="Times New Roman" w:hAnsi="Consolas" w:cs="Courier New"/>
+          <w:color w:val="0070C0"/>
+        </w:rPr>
+        <w:t>namapembeli</w:t>
+      </w:r>
+      <w:r>
+        <w:rPr>
+          <w:rFonts w:ascii="Consolas" w:eastAsia="Times New Roman" w:hAnsi="Consolas" w:cs="Courier New"/>
+          <w:color w:val="0070C0"/>
+        </w:rPr>
+        <w:t xml:space="preserve">, </w:t>
+      </w:r>
+      <w:r>
+        <w:rPr>
+          <w:rFonts w:ascii="Consolas" w:eastAsia="Times New Roman" w:hAnsi="Consolas" w:cs="Courier New"/>
+          <w:color w:val="0070C0"/>
+        </w:rPr>
+        <w:t>detiltransaksi</w:t>
+      </w:r>
+      <w:r>
+        <w:rPr>
+          <w:rFonts w:ascii="Consolas" w:eastAsia="Times New Roman" w:hAnsi="Consolas" w:cs="Courier New"/>
+          <w:color w:val="0070C0"/>
+        </w:rPr>
+        <w:t>.id</w:t>
+      </w:r>
+      <w:r>
+        <w:rPr>
+          <w:rFonts w:ascii="Consolas" w:eastAsia="Times New Roman" w:hAnsi="Consolas" w:cs="Courier New"/>
+          <w:color w:val="0070C0"/>
+        </w:rPr>
+        <w:t>detiltransaksi</w:t>
+      </w:r>
+      <w:r>
+        <w:rPr>
+          <w:rFonts w:ascii="Consolas" w:eastAsia="Times New Roman" w:hAnsi="Consolas" w:cs="Courier New"/>
+          <w:color w:val="0070C0"/>
+        </w:rPr>
+        <w:t xml:space="preserve">, </w:t>
+      </w:r>
+      <w:r>
+        <w:rPr>
+          <w:rFonts w:ascii="Consolas" w:eastAsia="Times New Roman" w:hAnsi="Consolas" w:cs="Courier New"/>
+          <w:color w:val="0070C0"/>
+        </w:rPr>
+        <w:t>detiltransaksi</w:t>
+      </w:r>
+      <w:r>
+        <w:rPr>
+          <w:rFonts w:ascii="Consolas" w:eastAsia="Times New Roman" w:hAnsi="Consolas" w:cs="Courier New"/>
+          <w:color w:val="0070C0"/>
+        </w:rPr>
+        <w:t xml:space="preserve">.tanggal FROM </w:t>
+      </w:r>
+      <w:r>
+        <w:rPr>
+          <w:rFonts w:ascii="Consolas" w:eastAsia="Times New Roman" w:hAnsi="Consolas" w:cs="Courier New"/>
+          <w:color w:val="0070C0"/>
+        </w:rPr>
+        <w:t>pembeli</w:t>
+      </w:r>
+      <w:r>
+        <w:rPr>
+          <w:rFonts w:ascii="Consolas" w:eastAsia="Times New Roman" w:hAnsi="Consolas" w:cs="Courier New"/>
+          <w:color w:val="0070C0"/>
+        </w:rPr>
+        <w:t xml:space="preserve"> LEFT JOIN </w:t>
+      </w:r>
+      <w:r>
+        <w:rPr>
+          <w:rFonts w:ascii="Consolas" w:eastAsia="Times New Roman" w:hAnsi="Consolas" w:cs="Courier New"/>
+          <w:color w:val="0070C0"/>
+        </w:rPr>
+        <w:t>detiltransaksi</w:t>
+      </w:r>
+      <w:r>
+        <w:rPr>
+          <w:rFonts w:ascii="Consolas" w:eastAsia="Times New Roman" w:hAnsi="Consolas" w:cs="Courier New"/>
+          <w:color w:val="0070C0"/>
+        </w:rPr>
+        <w:t xml:space="preserve"> ON </w:t>
+      </w:r>
+      <w:r>
+        <w:rPr>
+          <w:rFonts w:ascii="Consolas" w:eastAsia="Times New Roman" w:hAnsi="Consolas" w:cs="Courier New"/>
+          <w:color w:val="0070C0"/>
+        </w:rPr>
+        <w:t>pembeli</w:t>
+      </w:r>
+      <w:r>
+        <w:rPr>
+          <w:rFonts w:ascii="Consolas" w:eastAsia="Times New Roman" w:hAnsi="Consolas" w:cs="Courier New"/>
+          <w:color w:val="0070C0"/>
+        </w:rPr>
+        <w:t>.</w:t>
+      </w:r>
+      <w:r>
+        <w:rPr>
+          <w:rFonts w:ascii="Consolas" w:eastAsia="Times New Roman" w:hAnsi="Consolas" w:cs="Courier New"/>
+          <w:color w:val="0070C0"/>
+        </w:rPr>
+        <w:t>idpembeli</w:t>
+      </w:r>
+      <w:r>
+        <w:rPr>
+          <w:rFonts w:ascii="Consolas" w:eastAsia="Times New Roman" w:hAnsi="Consolas" w:cs="Courier New"/>
+          <w:color w:val="0070C0"/>
+        </w:rPr>
+        <w:t>=</w:t>
+      </w:r>
+      <w:r>
+        <w:rPr>
+          <w:rFonts w:ascii="Consolas" w:eastAsia="Times New Roman" w:hAnsi="Consolas" w:cs="Courier New"/>
+          <w:color w:val="0070C0"/>
+        </w:rPr>
+        <w:t>detiltransaksi</w:t>
+      </w:r>
+      <w:r>
+        <w:rPr>
+          <w:rFonts w:ascii="Consolas" w:eastAsia="Times New Roman" w:hAnsi="Consolas" w:cs="Courier New"/>
+          <w:color w:val="0070C0"/>
+        </w:rPr>
+        <w:t>.</w:t>
+      </w:r>
+      <w:r>
+        <w:rPr>
+          <w:rFonts w:ascii="Consolas" w:eastAsia="Times New Roman" w:hAnsi="Consolas" w:cs="Courier New"/>
+          <w:color w:val="0070C0"/>
+        </w:rPr>
+        <w:t>idpembeli</w:t>
+      </w:r>
+      <w:r>
+        <w:rPr>
+          <w:rFonts w:ascii="Consolas" w:eastAsia="Times New Roman" w:hAnsi="Consolas" w:cs="Courier New"/>
+          <w:color w:val="0070C0"/>
+        </w:rPr>
+        <w:t>;</w:t>
+      </w:r>
+    </w:p>
+    <w:p>
+      <w:pPr>
+        <w:pStyle w:val="pw-post-body-paragraph"/>
+        <w:shd w:val="clear" w:color="auto" w:fill="FFFFFF"/>
+        <w:spacing w:before="0" w:beforeAutospacing="0" w:after="0" w:afterAutospacing="0"/>
+        <w:rPr>
           <w:b/>
           <w:color w:val="FF0000"/>
           <w:spacing w:val="-1"/>
           <w:sz w:val="22"/>
           <w:szCs w:val="22"/>
         </w:rPr>
-        <w:t>Output :</w:t>
-      </w:r>
-    </w:p>
-    <w:p>
-      <w:pPr>
-        <w:spacing w:after="0" w:line="240" w:lineRule="auto"/>
-        <w:rPr>
-          <w:rFonts w:ascii="Times New Roman" w:hAnsi="Times New Roman" w:cs="Times New Roman"/>
-          <w:b/>
-        </w:rPr>
-      </w:pPr>
-    </w:p>
-    <w:p>
-      <w:pPr>
-        <w:spacing w:after="0" w:line="240" w:lineRule="auto"/>
-        <w:rPr>
-          <w:rFonts w:ascii="Courier New" w:eastAsia="Times New Roman" w:hAnsi="Courier New" w:cs="Courier New"/>
-          <w:color w:val="333333"/>
-        </w:rPr>
-      </w:pPr>
-      <w:r>
-        <w:rPr>
-          <w:rFonts w:ascii="Courier New" w:eastAsia="Times New Roman" w:hAnsi="Courier New" w:cs="Courier New"/>
-          <w:color w:val="333333"/>
-        </w:rPr>
-        <w:t>SELECT pelanggan.id_pelanggan, pelanggan.n</w:t>
-      </w:r>
-      <w:r>
-        <w:rPr>
-          <w:rFonts w:ascii="Courier New" w:eastAsia="Times New Roman" w:hAnsi="Courier New" w:cs="Courier New"/>
-          <w:color w:val="333333"/>
-        </w:rPr>
-        <w:t>ama_pelanggan, pembayaran.id_</w:t>
-      </w:r>
-      <w:r>
-        <w:rPr>
-          <w:rFonts w:ascii="Courier New" w:eastAsia="Times New Roman" w:hAnsi="Courier New" w:cs="Courier New"/>
-          <w:color w:val="333333"/>
-        </w:rPr>
-        <w:t>bayar, pembayaran.tanggal_bayar FROM pelanggan RIGHT JOIN pembayaran ON pelanggan.id_pelanggan=pembayaran.id_pelanggan;</w:t>
-      </w:r>
-    </w:p>
-    <w:p>
-      <w:pPr>
-        <w:pStyle w:val="pw-post-body-paragraph"/>
-        <w:shd w:val="clear" w:color="auto" w:fill="FFFFFF"/>
-        <w:spacing w:before="0" w:beforeAutospacing="0" w:after="0" w:afterAutospacing="0"/>
+      </w:pPr>
+      <w:r>
         <w:rPr>
           <w:b/>
           <w:color w:val="FF0000"/>
@@ -14528,8 +16771,14 @@
           <w:sz w:val="22"/>
           <w:szCs w:val="22"/>
         </w:rPr>
-      </w:pPr>
-      <w:r>
+        <w:t>Output :</w:t>
+      </w:r>
+    </w:p>
+    <w:p>
+      <w:pPr>
+        <w:pStyle w:val="pw-post-body-paragraph"/>
+        <w:shd w:val="clear" w:color="auto" w:fill="FFFFFF"/>
+        <w:spacing w:before="0" w:beforeAutospacing="0" w:after="0" w:afterAutospacing="0"/>
         <w:rPr>
           <w:b/>
           <w:color w:val="FF0000"/>
@@ -14537,71 +16786,8 @@
           <w:sz w:val="22"/>
           <w:szCs w:val="22"/>
         </w:rPr>
-        <w:t>Output :</w:t>
-      </w:r>
-    </w:p>
-    <w:p>
-      <w:pPr>
-        <w:spacing w:after="0" w:line="240" w:lineRule="auto"/>
-        <w:rPr>
-          <w:rFonts w:ascii="Times New Roman" w:hAnsi="Times New Roman" w:cs="Times New Roman"/>
-          <w:b/>
-        </w:rPr>
-      </w:pPr>
-    </w:p>
-    <w:p>
-      <w:pPr>
-        <w:spacing w:after="0" w:line="240" w:lineRule="auto"/>
-        <w:rPr>
-          <w:rFonts w:ascii="Courier New" w:eastAsia="Times New Roman" w:hAnsi="Courier New" w:cs="Courier New"/>
-          <w:color w:val="0070C0"/>
-        </w:rPr>
-      </w:pPr>
-      <w:r>
-        <w:rPr>
-          <w:rFonts w:ascii="Courier New" w:eastAsia="Times New Roman" w:hAnsi="Courier New" w:cs="Courier New"/>
-          <w:color w:val="0070C0"/>
-        </w:rPr>
-        <w:t>select a.*, b.*</w:t>
-      </w:r>
-    </w:p>
-    <w:p>
-      <w:pPr>
-        <w:spacing w:after="0" w:line="240" w:lineRule="auto"/>
-        <w:rPr>
-          <w:rFonts w:ascii="Courier New" w:eastAsia="Times New Roman" w:hAnsi="Courier New" w:cs="Courier New"/>
-          <w:color w:val="0070C0"/>
-        </w:rPr>
-      </w:pPr>
-      <w:r>
-        <w:rPr>
-          <w:rFonts w:ascii="Courier New" w:eastAsia="Times New Roman" w:hAnsi="Courier New" w:cs="Courier New"/>
-          <w:color w:val="0070C0"/>
-        </w:rPr>
-        <w:t>from pelanggan a</w:t>
-      </w:r>
-    </w:p>
-    <w:p>
-      <w:pPr>
-        <w:spacing w:after="0" w:line="240" w:lineRule="auto"/>
-        <w:rPr>
-          <w:rFonts w:ascii="Times New Roman" w:eastAsia="Times New Roman" w:hAnsi="Times New Roman" w:cs="Times New Roman"/>
-          <w:color w:val="333333"/>
-        </w:rPr>
-      </w:pPr>
-      <w:r>
-        <w:rPr>
-          <w:rFonts w:ascii="Courier New" w:eastAsia="Times New Roman" w:hAnsi="Courier New" w:cs="Courier New"/>
-          <w:color w:val="0070C0"/>
-        </w:rPr>
-        <w:t>join pembayaran b using (id_pelanggan);</w:t>
-      </w:r>
-    </w:p>
-    <w:p>
-      <w:pPr>
-        <w:pStyle w:val="pw-post-body-paragraph"/>
-        <w:shd w:val="clear" w:color="auto" w:fill="FFFFFF"/>
-        <w:spacing w:before="0" w:beforeAutospacing="0" w:after="0" w:afterAutospacing="0"/>
+      </w:pPr>
+      <w:r>
         <w:rPr>
           <w:b/>
           <w:color w:val="FF0000"/>
@@ -14609,8 +16795,87 @@
           <w:sz w:val="22"/>
           <w:szCs w:val="22"/>
         </w:rPr>
-      </w:pPr>
-      <w:r>
+        <w:drawing>
+          <wp:inline distT="0" distB="0" distL="0" distR="0" wp14:anchorId="7649F31B" wp14:editId="069F586C">
+            <wp:extent cx="6840855" cy="4213860"/>
+            <wp:effectExtent l="0" t="0" r="0" b="0"/>
+            <wp:docPr id="455774165" name="Picture 1"/>
+            <wp:cNvGraphicFramePr>
+              <a:graphicFrameLocks xmlns:a="http://schemas.openxmlformats.org/drawingml/2006/main" noChangeAspect="1"/>
+            </wp:cNvGraphicFramePr>
+            <a:graphic xmlns:a="http://schemas.openxmlformats.org/drawingml/2006/main">
+              <a:graphicData uri="http://schemas.openxmlformats.org/drawingml/2006/picture">
+                <pic:pic xmlns:pic="http://schemas.openxmlformats.org/drawingml/2006/picture">
+                  <pic:nvPicPr>
+                    <pic:cNvPr id="455774165" name=""/>
+                    <pic:cNvPicPr/>
+                  </pic:nvPicPr>
+                  <pic:blipFill>
+                    <a:blip r:embed="rId37"/>
+                    <a:stretch>
+                      <a:fillRect/>
+                    </a:stretch>
+                  </pic:blipFill>
+                  <pic:spPr>
+                    <a:xfrm>
+                      <a:off x="0" y="0"/>
+                      <a:ext cx="6840855" cy="4213860"/>
+                    </a:xfrm>
+                    <a:prstGeom prst="rect">
+                      <a:avLst/>
+                    </a:prstGeom>
+                  </pic:spPr>
+                </pic:pic>
+              </a:graphicData>
+            </a:graphic>
+          </wp:inline>
+        </w:drawing>
+      </w:r>
+    </w:p>
+    <w:p>
+      <w:pPr>
+        <w:spacing w:after="0" w:line="240" w:lineRule="auto"/>
+        <w:rPr>
+          <w:rFonts w:ascii="Times New Roman" w:hAnsi="Times New Roman" w:cs="Times New Roman"/>
+          <w:b/>
+        </w:rPr>
+      </w:pPr>
+    </w:p>
+    <w:p>
+      <w:pPr>
+        <w:spacing w:after="0" w:line="240" w:lineRule="auto"/>
+        <w:rPr>
+          <w:rFonts w:ascii="Courier New" w:eastAsia="Times New Roman" w:hAnsi="Courier New" w:cs="Courier New"/>
+          <w:color w:val="333333"/>
+        </w:rPr>
+      </w:pPr>
+      <w:r>
+        <w:rPr>
+          <w:rFonts w:ascii="Courier New" w:eastAsia="Times New Roman" w:hAnsi="Courier New" w:cs="Courier New"/>
+          <w:color w:val="333333"/>
+        </w:rPr>
+        <w:t>SELECT pelanggan.id_pelanggan, pelanggan.n</w:t>
+      </w:r>
+      <w:r>
+        <w:rPr>
+          <w:rFonts w:ascii="Courier New" w:eastAsia="Times New Roman" w:hAnsi="Courier New" w:cs="Courier New"/>
+          <w:color w:val="333333"/>
+        </w:rPr>
+        <w:t>ama_pelanggan, pembayaran.id_</w:t>
+      </w:r>
+      <w:r>
+        <w:rPr>
+          <w:rFonts w:ascii="Courier New" w:eastAsia="Times New Roman" w:hAnsi="Courier New" w:cs="Courier New"/>
+          <w:color w:val="333333"/>
+        </w:rPr>
+        <w:t>bayar, pembayaran.tanggal_bayar FROM pelanggan RIGHT JOIN pembayaran ON pelanggan.id_pelanggan=pembayaran.id_pelanggan;</w:t>
+      </w:r>
+    </w:p>
+    <w:p>
+      <w:pPr>
+        <w:pStyle w:val="pw-post-body-paragraph"/>
+        <w:shd w:val="clear" w:color="auto" w:fill="FFFFFF"/>
+        <w:spacing w:before="0" w:beforeAutospacing="0" w:after="0" w:afterAutospacing="0"/>
         <w:rPr>
           <w:b/>
           <w:color w:val="FF0000"/>
@@ -14618,94 +16883,8 @@
           <w:sz w:val="22"/>
           <w:szCs w:val="22"/>
         </w:rPr>
-        <w:t>Output :</w:t>
-      </w:r>
-    </w:p>
-    <w:p>
-      <w:pPr>
-        <w:spacing w:after="0" w:line="240" w:lineRule="auto"/>
-        <w:rPr>
-          <w:rFonts w:ascii="Times New Roman" w:hAnsi="Times New Roman" w:cs="Times New Roman"/>
-          <w:b/>
-        </w:rPr>
-      </w:pPr>
-    </w:p>
-    <w:p>
-      <w:pPr>
-        <w:spacing w:after="0" w:line="240" w:lineRule="auto"/>
-        <w:rPr>
-          <w:rFonts w:ascii="Courier New" w:eastAsia="Times New Roman" w:hAnsi="Courier New" w:cs="Courier New"/>
-          <w:color w:val="0070C0"/>
-        </w:rPr>
-      </w:pPr>
-      <w:r>
-        <w:rPr>
-          <w:rFonts w:ascii="Courier New" w:eastAsia="Times New Roman" w:hAnsi="Courier New" w:cs="Courier New"/>
-          <w:color w:val="0070C0"/>
-        </w:rPr>
-        <w:t>select a.*, b.*</w:t>
-      </w:r>
-    </w:p>
-    <w:p>
-      <w:pPr>
-        <w:spacing w:after="0" w:line="240" w:lineRule="auto"/>
-        <w:rPr>
-          <w:rFonts w:ascii="Courier New" w:eastAsia="Times New Roman" w:hAnsi="Courier New" w:cs="Courier New"/>
-          <w:color w:val="0070C0"/>
-        </w:rPr>
-      </w:pPr>
-      <w:r>
-        <w:rPr>
-          <w:rFonts w:ascii="Courier New" w:eastAsia="Times New Roman" w:hAnsi="Courier New" w:cs="Courier New"/>
-          <w:color w:val="0070C0"/>
-        </w:rPr>
-        <w:t>from pelanggan a</w:t>
-      </w:r>
-    </w:p>
-    <w:p>
-      <w:pPr>
-        <w:spacing w:after="0" w:line="240" w:lineRule="auto"/>
-        <w:rPr>
-          <w:rFonts w:ascii="Courier New" w:eastAsia="Times New Roman" w:hAnsi="Courier New" w:cs="Courier New"/>
-          <w:color w:val="0070C0"/>
-        </w:rPr>
-      </w:pPr>
-      <w:r>
-        <w:rPr>
-          <w:rFonts w:ascii="Courier New" w:eastAsia="Times New Roman" w:hAnsi="Courier New" w:cs="Courier New"/>
-          <w:color w:val="0070C0"/>
-        </w:rPr>
-        <w:t xml:space="preserve">left </w:t>
-      </w:r>
-      <w:r>
-        <w:rPr>
-          <w:rFonts w:ascii="Courier New" w:eastAsia="Times New Roman" w:hAnsi="Courier New" w:cs="Courier New"/>
-          <w:color w:val="0070C0"/>
-        </w:rPr>
-        <w:t xml:space="preserve">join pembayaran b </w:t>
-      </w:r>
-    </w:p>
-    <w:p>
-      <w:pPr>
-        <w:spacing w:after="0" w:line="240" w:lineRule="auto"/>
-        <w:rPr>
-          <w:rFonts w:ascii="Times New Roman" w:eastAsia="Times New Roman" w:hAnsi="Times New Roman" w:cs="Times New Roman"/>
-          <w:color w:val="333333"/>
-        </w:rPr>
-      </w:pPr>
-      <w:r>
-        <w:rPr>
-          <w:rFonts w:ascii="Courier New" w:eastAsia="Times New Roman" w:hAnsi="Courier New" w:cs="Courier New"/>
-          <w:color w:val="0070C0"/>
-        </w:rPr>
-        <w:t>using (id_pelanggan);</w:t>
-      </w:r>
-    </w:p>
-    <w:p>
-      <w:pPr>
-        <w:pStyle w:val="pw-post-body-paragraph"/>
-        <w:shd w:val="clear" w:color="auto" w:fill="FFFFFF"/>
-        <w:spacing w:before="0" w:beforeAutospacing="0" w:after="0" w:afterAutospacing="0"/>
+      </w:pPr>
+      <w:r>
         <w:rPr>
           <w:b/>
           <w:color w:val="FF0000"/>
@@ -14713,8 +16892,179 @@
           <w:sz w:val="22"/>
           <w:szCs w:val="22"/>
         </w:rPr>
-      </w:pPr>
-      <w:r>
+        <w:t>Output :</w:t>
+      </w:r>
+    </w:p>
+    <w:p>
+      <w:pPr>
+        <w:spacing w:after="0" w:line="240" w:lineRule="auto"/>
+        <w:rPr>
+          <w:rFonts w:ascii="Times New Roman" w:hAnsi="Times New Roman" w:cs="Times New Roman"/>
+          <w:b/>
+        </w:rPr>
+      </w:pPr>
+    </w:p>
+    <w:p>
+      <w:pPr>
+        <w:spacing w:after="0" w:line="240" w:lineRule="auto"/>
+        <w:rPr>
+          <w:rFonts w:ascii="Courier New" w:eastAsia="Times New Roman" w:hAnsi="Courier New" w:cs="Courier New"/>
+          <w:color w:val="FF0000"/>
+        </w:rPr>
+      </w:pPr>
+      <w:r>
+        <w:rPr>
+          <w:rFonts w:ascii="Courier New" w:eastAsia="Times New Roman" w:hAnsi="Courier New" w:cs="Courier New"/>
+          <w:color w:val="FF0000"/>
+        </w:rPr>
+        <w:t>select a.*, b.*</w:t>
+      </w:r>
+    </w:p>
+    <w:p>
+      <w:pPr>
+        <w:spacing w:after="0" w:line="240" w:lineRule="auto"/>
+        <w:rPr>
+          <w:rFonts w:ascii="Courier New" w:eastAsia="Times New Roman" w:hAnsi="Courier New" w:cs="Courier New"/>
+          <w:color w:val="FF0000"/>
+        </w:rPr>
+      </w:pPr>
+      <w:r>
+        <w:rPr>
+          <w:rFonts w:ascii="Courier New" w:eastAsia="Times New Roman" w:hAnsi="Courier New" w:cs="Courier New"/>
+          <w:color w:val="FF0000"/>
+        </w:rPr>
+        <w:t>from pelanggan a</w:t>
+      </w:r>
+    </w:p>
+    <w:p>
+      <w:pPr>
+        <w:spacing w:after="0" w:line="240" w:lineRule="auto"/>
+        <w:rPr>
+          <w:rFonts w:ascii="Courier New" w:eastAsia="Times New Roman" w:hAnsi="Courier New" w:cs="Courier New"/>
+          <w:color w:val="FF0000"/>
+        </w:rPr>
+      </w:pPr>
+      <w:r>
+        <w:rPr>
+          <w:rFonts w:ascii="Courier New" w:eastAsia="Times New Roman" w:hAnsi="Courier New" w:cs="Courier New"/>
+          <w:color w:val="FF0000"/>
+        </w:rPr>
+        <w:t>join pembayaran b using (id_pelanggan);</w:t>
+      </w:r>
+    </w:p>
+    <w:p>
+      <w:pPr>
+        <w:spacing w:after="0" w:line="240" w:lineRule="auto"/>
+        <w:rPr>
+          <w:rFonts w:ascii="Courier New" w:eastAsia="Times New Roman" w:hAnsi="Courier New" w:cs="Courier New"/>
+          <w:color w:val="0070C0"/>
+        </w:rPr>
+      </w:pPr>
+    </w:p>
+    <w:p>
+      <w:pPr>
+        <w:spacing w:after="0" w:line="240" w:lineRule="auto"/>
+        <w:rPr>
+          <w:rFonts w:ascii="Courier New" w:eastAsia="Times New Roman" w:hAnsi="Courier New" w:cs="Courier New"/>
+          <w:color w:val="0070C0"/>
+        </w:rPr>
+      </w:pPr>
+      <w:r>
+        <w:rPr>
+          <w:rFonts w:ascii="Courier New" w:eastAsia="Times New Roman" w:hAnsi="Courier New" w:cs="Courier New"/>
+          <w:color w:val="0070C0"/>
+        </w:rPr>
+        <w:t>select a.*, b.*</w:t>
+      </w:r>
+    </w:p>
+    <w:p>
+      <w:pPr>
+        <w:spacing w:after="0" w:line="240" w:lineRule="auto"/>
+        <w:rPr>
+          <w:rFonts w:ascii="Courier New" w:eastAsia="Times New Roman" w:hAnsi="Courier New" w:cs="Courier New"/>
+          <w:color w:val="0070C0"/>
+        </w:rPr>
+      </w:pPr>
+      <w:r>
+        <w:rPr>
+          <w:rFonts w:ascii="Courier New" w:eastAsia="Times New Roman" w:hAnsi="Courier New" w:cs="Courier New"/>
+          <w:color w:val="0070C0"/>
+        </w:rPr>
+        <w:t xml:space="preserve">from </w:t>
+      </w:r>
+      <w:r>
+        <w:rPr>
+          <w:rFonts w:ascii="Courier New" w:eastAsia="Times New Roman" w:hAnsi="Courier New" w:cs="Courier New"/>
+          <w:color w:val="0070C0"/>
+        </w:rPr>
+        <w:t>admin</w:t>
+      </w:r>
+      <w:r>
+        <w:rPr>
+          <w:rFonts w:ascii="Courier New" w:eastAsia="Times New Roman" w:hAnsi="Courier New" w:cs="Courier New"/>
+          <w:color w:val="0070C0"/>
+        </w:rPr>
+        <w:t xml:space="preserve"> a</w:t>
+      </w:r>
+    </w:p>
+    <w:p>
+      <w:pPr>
+        <w:spacing w:after="0" w:line="240" w:lineRule="auto"/>
+        <w:rPr>
+          <w:rFonts w:ascii="Times New Roman" w:eastAsia="Times New Roman" w:hAnsi="Times New Roman" w:cs="Times New Roman"/>
+          <w:color w:val="333333"/>
+        </w:rPr>
+      </w:pPr>
+      <w:r>
+        <w:rPr>
+          <w:rFonts w:ascii="Courier New" w:eastAsia="Times New Roman" w:hAnsi="Courier New" w:cs="Courier New"/>
+          <w:color w:val="0070C0"/>
+        </w:rPr>
+        <w:t xml:space="preserve">join </w:t>
+      </w:r>
+      <w:r>
+        <w:rPr>
+          <w:rFonts w:ascii="Courier New" w:eastAsia="Times New Roman" w:hAnsi="Courier New" w:cs="Courier New"/>
+          <w:color w:val="0070C0"/>
+        </w:rPr>
+        <w:t>transaksi</w:t>
+      </w:r>
+      <w:r>
+        <w:rPr>
+          <w:rFonts w:ascii="Courier New" w:eastAsia="Times New Roman" w:hAnsi="Courier New" w:cs="Courier New"/>
+          <w:color w:val="0070C0"/>
+        </w:rPr>
+        <w:t xml:space="preserve"> b using (id</w:t>
+      </w:r>
+      <w:r>
+        <w:rPr>
+          <w:rFonts w:ascii="Courier New" w:eastAsia="Times New Roman" w:hAnsi="Courier New" w:cs="Courier New"/>
+          <w:color w:val="0070C0"/>
+        </w:rPr>
+        <w:t>admin</w:t>
+      </w:r>
+      <w:r>
+        <w:rPr>
+          <w:rFonts w:ascii="Courier New" w:eastAsia="Times New Roman" w:hAnsi="Courier New" w:cs="Courier New"/>
+          <w:color w:val="0070C0"/>
+        </w:rPr>
+        <w:t>);</w:t>
+      </w:r>
+    </w:p>
+    <w:p>
+      <w:pPr>
+        <w:spacing w:after="0" w:line="240" w:lineRule="auto"/>
+        <w:rPr>
+          <w:rFonts w:ascii="Times New Roman" w:eastAsia="Times New Roman" w:hAnsi="Times New Roman" w:cs="Times New Roman"/>
+          <w:color w:val="333333"/>
+        </w:rPr>
+      </w:pPr>
+    </w:p>
+    <w:p>
+      <w:pPr>
+        <w:pStyle w:val="pw-post-body-paragraph"/>
+        <w:shd w:val="clear" w:color="auto" w:fill="FFFFFF"/>
+        <w:spacing w:before="0" w:beforeAutospacing="0" w:after="0" w:afterAutospacing="0"/>
         <w:rPr>
           <w:b/>
           <w:color w:val="FF0000"/>
@@ -14722,94 +17072,8 @@
           <w:sz w:val="22"/>
           <w:szCs w:val="22"/>
         </w:rPr>
-        <w:t>Output :</w:t>
-      </w:r>
-    </w:p>
-    <w:p>
-      <w:pPr>
-        <w:spacing w:after="0" w:line="240" w:lineRule="auto"/>
-        <w:rPr>
-          <w:rFonts w:ascii="Times New Roman" w:hAnsi="Times New Roman" w:cs="Times New Roman"/>
-          <w:b/>
-        </w:rPr>
-      </w:pPr>
-    </w:p>
-    <w:p>
-      <w:pPr>
-        <w:spacing w:after="0" w:line="240" w:lineRule="auto"/>
-        <w:rPr>
-          <w:rFonts w:ascii="Courier New" w:eastAsia="Times New Roman" w:hAnsi="Courier New" w:cs="Courier New"/>
-          <w:color w:val="0070C0"/>
-        </w:rPr>
-      </w:pPr>
-      <w:r>
-        <w:rPr>
-          <w:rFonts w:ascii="Courier New" w:eastAsia="Times New Roman" w:hAnsi="Courier New" w:cs="Courier New"/>
-          <w:color w:val="0070C0"/>
-        </w:rPr>
-        <w:t>select a.*, b.*</w:t>
-      </w:r>
-    </w:p>
-    <w:p>
-      <w:pPr>
-        <w:spacing w:after="0" w:line="240" w:lineRule="auto"/>
-        <w:rPr>
-          <w:rFonts w:ascii="Courier New" w:eastAsia="Times New Roman" w:hAnsi="Courier New" w:cs="Courier New"/>
-          <w:color w:val="0070C0"/>
-        </w:rPr>
-      </w:pPr>
-      <w:r>
-        <w:rPr>
-          <w:rFonts w:ascii="Courier New" w:eastAsia="Times New Roman" w:hAnsi="Courier New" w:cs="Courier New"/>
-          <w:color w:val="0070C0"/>
-        </w:rPr>
-        <w:t>from pelanggan a</w:t>
-      </w:r>
-    </w:p>
-    <w:p>
-      <w:pPr>
-        <w:spacing w:after="0" w:line="240" w:lineRule="auto"/>
-        <w:rPr>
-          <w:rFonts w:ascii="Courier New" w:eastAsia="Times New Roman" w:hAnsi="Courier New" w:cs="Courier New"/>
-          <w:color w:val="0070C0"/>
-        </w:rPr>
-      </w:pPr>
-      <w:r>
-        <w:rPr>
-          <w:rFonts w:ascii="Courier New" w:eastAsia="Times New Roman" w:hAnsi="Courier New" w:cs="Courier New"/>
-          <w:color w:val="0070C0"/>
-        </w:rPr>
-        <w:t xml:space="preserve">right </w:t>
-      </w:r>
-      <w:r>
-        <w:rPr>
-          <w:rFonts w:ascii="Courier New" w:eastAsia="Times New Roman" w:hAnsi="Courier New" w:cs="Courier New"/>
-          <w:color w:val="0070C0"/>
-        </w:rPr>
-        <w:t xml:space="preserve">join pembayaran b </w:t>
-      </w:r>
-    </w:p>
-    <w:p>
-      <w:pPr>
-        <w:spacing w:after="0" w:line="240" w:lineRule="auto"/>
-        <w:rPr>
-          <w:rFonts w:ascii="Times New Roman" w:eastAsia="Times New Roman" w:hAnsi="Times New Roman" w:cs="Times New Roman"/>
-          <w:color w:val="333333"/>
-        </w:rPr>
-      </w:pPr>
-      <w:r>
-        <w:rPr>
-          <w:rFonts w:ascii="Courier New" w:eastAsia="Times New Roman" w:hAnsi="Courier New" w:cs="Courier New"/>
-          <w:color w:val="0070C0"/>
-        </w:rPr>
-        <w:t>using (id_pelanggan);</w:t>
-      </w:r>
-    </w:p>
-    <w:p>
-      <w:pPr>
-        <w:pStyle w:val="pw-post-body-paragraph"/>
-        <w:shd w:val="clear" w:color="auto" w:fill="FFFFFF"/>
-        <w:spacing w:before="0" w:beforeAutospacing="0" w:after="0" w:afterAutospacing="0"/>
+      </w:pPr>
+      <w:r>
         <w:rPr>
           <w:b/>
           <w:color w:val="FF0000"/>
@@ -14817,8 +17081,145 @@
           <w:sz w:val="22"/>
           <w:szCs w:val="22"/>
         </w:rPr>
-      </w:pPr>
-      <w:r>
+        <w:t>Output :</w:t>
+      </w:r>
+    </w:p>
+    <w:p>
+      <w:pPr>
+        <w:spacing w:after="0" w:line="240" w:lineRule="auto"/>
+        <w:rPr>
+          <w:rFonts w:ascii="Times New Roman" w:hAnsi="Times New Roman" w:cs="Times New Roman"/>
+          <w:b/>
+        </w:rPr>
+      </w:pPr>
+      <w:r>
+        <w:rPr>
+          <w:rFonts w:ascii="Times New Roman" w:hAnsi="Times New Roman" w:cs="Times New Roman"/>
+          <w:b/>
+        </w:rPr>
+        <w:lastRenderedPageBreak/>
+        <w:drawing>
+          <wp:inline distT="0" distB="0" distL="0" distR="0" wp14:anchorId="15418D99" wp14:editId="32C7E8F0">
+            <wp:extent cx="6840855" cy="2826385"/>
+            <wp:effectExtent l="0" t="0" r="0" b="0"/>
+            <wp:docPr id="783929689" name="Picture 1"/>
+            <wp:cNvGraphicFramePr>
+              <a:graphicFrameLocks xmlns:a="http://schemas.openxmlformats.org/drawingml/2006/main" noChangeAspect="1"/>
+            </wp:cNvGraphicFramePr>
+            <a:graphic xmlns:a="http://schemas.openxmlformats.org/drawingml/2006/main">
+              <a:graphicData uri="http://schemas.openxmlformats.org/drawingml/2006/picture">
+                <pic:pic xmlns:pic="http://schemas.openxmlformats.org/drawingml/2006/picture">
+                  <pic:nvPicPr>
+                    <pic:cNvPr id="783929689" name=""/>
+                    <pic:cNvPicPr/>
+                  </pic:nvPicPr>
+                  <pic:blipFill>
+                    <a:blip r:embed="rId38"/>
+                    <a:stretch>
+                      <a:fillRect/>
+                    </a:stretch>
+                  </pic:blipFill>
+                  <pic:spPr>
+                    <a:xfrm>
+                      <a:off x="0" y="0"/>
+                      <a:ext cx="6840855" cy="2826385"/>
+                    </a:xfrm>
+                    <a:prstGeom prst="rect">
+                      <a:avLst/>
+                    </a:prstGeom>
+                  </pic:spPr>
+                </pic:pic>
+              </a:graphicData>
+            </a:graphic>
+          </wp:inline>
+        </w:drawing>
+      </w:r>
+    </w:p>
+    <w:p>
+      <w:pPr>
+        <w:spacing w:after="0" w:line="240" w:lineRule="auto"/>
+        <w:rPr>
+          <w:rFonts w:ascii="Times New Roman" w:hAnsi="Times New Roman" w:cs="Times New Roman"/>
+          <w:b/>
+        </w:rPr>
+      </w:pPr>
+    </w:p>
+    <w:p>
+      <w:pPr>
+        <w:spacing w:after="0" w:line="240" w:lineRule="auto"/>
+        <w:rPr>
+          <w:rFonts w:ascii="Courier New" w:eastAsia="Times New Roman" w:hAnsi="Courier New" w:cs="Courier New"/>
+          <w:color w:val="0070C0"/>
+        </w:rPr>
+      </w:pPr>
+      <w:r>
+        <w:rPr>
+          <w:rFonts w:ascii="Courier New" w:eastAsia="Times New Roman" w:hAnsi="Courier New" w:cs="Courier New"/>
+          <w:color w:val="0070C0"/>
+        </w:rPr>
+        <w:t>select a.*, b.*</w:t>
+      </w:r>
+    </w:p>
+    <w:p>
+      <w:pPr>
+        <w:spacing w:after="0" w:line="240" w:lineRule="auto"/>
+        <w:rPr>
+          <w:rFonts w:ascii="Courier New" w:eastAsia="Times New Roman" w:hAnsi="Courier New" w:cs="Courier New"/>
+          <w:color w:val="0070C0"/>
+        </w:rPr>
+      </w:pPr>
+      <w:r>
+        <w:rPr>
+          <w:rFonts w:ascii="Courier New" w:eastAsia="Times New Roman" w:hAnsi="Courier New" w:cs="Courier New"/>
+          <w:color w:val="0070C0"/>
+        </w:rPr>
+        <w:t>from pelanggan a</w:t>
+      </w:r>
+    </w:p>
+    <w:p>
+      <w:pPr>
+        <w:spacing w:after="0" w:line="240" w:lineRule="auto"/>
+        <w:rPr>
+          <w:rFonts w:ascii="Courier New" w:eastAsia="Times New Roman" w:hAnsi="Courier New" w:cs="Courier New"/>
+          <w:color w:val="0070C0"/>
+        </w:rPr>
+      </w:pPr>
+      <w:r>
+        <w:rPr>
+          <w:rFonts w:ascii="Courier New" w:eastAsia="Times New Roman" w:hAnsi="Courier New" w:cs="Courier New"/>
+          <w:color w:val="0070C0"/>
+        </w:rPr>
+        <w:t xml:space="preserve">left </w:t>
+      </w:r>
+      <w:r>
+        <w:rPr>
+          <w:rFonts w:ascii="Courier New" w:eastAsia="Times New Roman" w:hAnsi="Courier New" w:cs="Courier New"/>
+          <w:color w:val="0070C0"/>
+        </w:rPr>
+        <w:t xml:space="preserve">join pembayaran b </w:t>
+      </w:r>
+    </w:p>
+    <w:p>
+      <w:pPr>
+        <w:spacing w:after="0" w:line="240" w:lineRule="auto"/>
+        <w:rPr>
+          <w:rFonts w:ascii="Times New Roman" w:eastAsia="Times New Roman" w:hAnsi="Times New Roman" w:cs="Times New Roman"/>
+          <w:color w:val="333333"/>
+        </w:rPr>
+      </w:pPr>
+      <w:r>
+        <w:rPr>
+          <w:rFonts w:ascii="Courier New" w:eastAsia="Times New Roman" w:hAnsi="Courier New" w:cs="Courier New"/>
+          <w:color w:val="0070C0"/>
+        </w:rPr>
+        <w:t>using (id_pelanggan);</w:t>
+      </w:r>
+    </w:p>
+    <w:p>
+      <w:pPr>
+        <w:pStyle w:val="pw-post-body-paragraph"/>
+        <w:shd w:val="clear" w:color="auto" w:fill="FFFFFF"/>
+        <w:spacing w:before="0" w:beforeAutospacing="0" w:after="0" w:afterAutospacing="0"/>
         <w:rPr>
           <w:b/>
           <w:color w:val="FF0000"/>
@@ -14826,6 +17227,15 @@
           <w:sz w:val="22"/>
           <w:szCs w:val="22"/>
         </w:rPr>
+      </w:pPr>
+      <w:r>
+        <w:rPr>
+          <w:b/>
+          <w:color w:val="FF0000"/>
+          <w:spacing w:val="-1"/>
+          <w:sz w:val="22"/>
+          <w:szCs w:val="22"/>
+        </w:rPr>
         <w:t>Output :</w:t>
       </w:r>
     </w:p>
@@ -14897,64 +17307,104 @@
       <w:pPr>
         <w:spacing w:after="0" w:line="240" w:lineRule="auto"/>
         <w:rPr>
+          <w:rFonts w:ascii="Times New Roman" w:eastAsia="Times New Roman" w:hAnsi="Times New Roman" w:cs="Times New Roman"/>
+          <w:color w:val="333333"/>
+        </w:rPr>
+      </w:pPr>
+      <w:r>
+        <w:rPr>
           <w:rFonts w:ascii="Courier New" w:eastAsia="Times New Roman" w:hAnsi="Courier New" w:cs="Courier New"/>
           <w:color w:val="0070C0"/>
         </w:rPr>
-      </w:pPr>
-      <w:r>
+        <w:t>using (id_pelanggan);</w:t>
+      </w:r>
+    </w:p>
+    <w:p>
+      <w:pPr>
+        <w:pStyle w:val="pw-post-body-paragraph"/>
+        <w:shd w:val="clear" w:color="auto" w:fill="FFFFFF"/>
+        <w:spacing w:before="0" w:beforeAutospacing="0" w:after="0" w:afterAutospacing="0"/>
+        <w:rPr>
+          <w:b/>
+          <w:color w:val="FF0000"/>
+          <w:spacing w:val="-1"/>
+          <w:sz w:val="22"/>
+          <w:szCs w:val="22"/>
+        </w:rPr>
+      </w:pPr>
+      <w:r>
+        <w:rPr>
+          <w:b/>
+          <w:color w:val="FF0000"/>
+          <w:spacing w:val="-1"/>
+          <w:sz w:val="22"/>
+          <w:szCs w:val="22"/>
+        </w:rPr>
+        <w:t>Output :</w:t>
+      </w:r>
+    </w:p>
+    <w:p>
+      <w:pPr>
+        <w:spacing w:after="0" w:line="240" w:lineRule="auto"/>
+        <w:rPr>
+          <w:rFonts w:ascii="Times New Roman" w:hAnsi="Times New Roman" w:cs="Times New Roman"/>
+          <w:b/>
+        </w:rPr>
+      </w:pPr>
+    </w:p>
+    <w:p>
+      <w:pPr>
+        <w:spacing w:after="0" w:line="240" w:lineRule="auto"/>
         <w:rPr>
           <w:rFonts w:ascii="Courier New" w:eastAsia="Times New Roman" w:hAnsi="Courier New" w:cs="Courier New"/>
           <w:color w:val="0070C0"/>
         </w:rPr>
-        <w:t>using (id_pelanggan)</w:t>
-      </w:r>
-    </w:p>
-    <w:p>
-      <w:pPr>
-        <w:spacing w:after="0" w:line="240" w:lineRule="auto"/>
+      </w:pPr>
+      <w:r>
         <w:rPr>
           <w:rFonts w:ascii="Courier New" w:eastAsia="Times New Roman" w:hAnsi="Courier New" w:cs="Courier New"/>
           <w:color w:val="0070C0"/>
         </w:rPr>
-      </w:pPr>
-      <w:r>
+        <w:t>select a.*, b.*</w:t>
+      </w:r>
+    </w:p>
+    <w:p>
+      <w:pPr>
+        <w:spacing w:after="0" w:line="240" w:lineRule="auto"/>
         <w:rPr>
           <w:rFonts w:ascii="Courier New" w:eastAsia="Times New Roman" w:hAnsi="Courier New" w:cs="Courier New"/>
           <w:color w:val="0070C0"/>
         </w:rPr>
-        <w:t>union all</w:t>
-      </w:r>
-    </w:p>
-    <w:p>
-      <w:pPr>
-        <w:spacing w:after="0" w:line="240" w:lineRule="auto"/>
+      </w:pPr>
+      <w:r>
         <w:rPr>
           <w:rFonts w:ascii="Courier New" w:eastAsia="Times New Roman" w:hAnsi="Courier New" w:cs="Courier New"/>
           <w:color w:val="0070C0"/>
         </w:rPr>
-      </w:pPr>
-      <w:r>
+        <w:t>from pelanggan a</w:t>
+      </w:r>
+    </w:p>
+    <w:p>
+      <w:pPr>
+        <w:spacing w:after="0" w:line="240" w:lineRule="auto"/>
         <w:rPr>
           <w:rFonts w:ascii="Courier New" w:eastAsia="Times New Roman" w:hAnsi="Courier New" w:cs="Courier New"/>
           <w:color w:val="0070C0"/>
         </w:rPr>
-        <w:t>select a.*, b.*</w:t>
-      </w:r>
-    </w:p>
-    <w:p>
-      <w:pPr>
-        <w:spacing w:after="0" w:line="240" w:lineRule="auto"/>
+      </w:pPr>
+      <w:r>
         <w:rPr>
           <w:rFonts w:ascii="Courier New" w:eastAsia="Times New Roman" w:hAnsi="Courier New" w:cs="Courier New"/>
           <w:color w:val="0070C0"/>
         </w:rPr>
-      </w:pPr>
+        <w:t xml:space="preserve">right </w:t>
+      </w:r>
       <w:r>
         <w:rPr>
           <w:rFonts w:ascii="Courier New" w:eastAsia="Times New Roman" w:hAnsi="Courier New" w:cs="Courier New"/>
           <w:color w:val="0070C0"/>
         </w:rPr>
-        <w:t>from pelanggan a</w:t>
+        <w:t xml:space="preserve">join pembayaran b </w:t>
       </w:r>
     </w:p>
     <w:p>
@@ -14970,29 +17420,93 @@
           <w:rFonts w:ascii="Courier New" w:eastAsia="Times New Roman" w:hAnsi="Courier New" w:cs="Courier New"/>
           <w:color w:val="0070C0"/>
         </w:rPr>
-        <w:t xml:space="preserve">left </w:t>
-      </w:r>
-      <w:r>
+        <w:t>using (id_pelanggan)</w:t>
+      </w:r>
+    </w:p>
+    <w:p>
+      <w:pPr>
+        <w:spacing w:after="0" w:line="240" w:lineRule="auto"/>
         <w:rPr>
           <w:rFonts w:ascii="Courier New" w:eastAsia="Times New Roman" w:hAnsi="Courier New" w:cs="Courier New"/>
           <w:color w:val="0070C0"/>
         </w:rPr>
-        <w:t xml:space="preserve">join pembayaran b </w:t>
-      </w:r>
-    </w:p>
-    <w:p>
-      <w:pPr>
-        <w:spacing w:after="0" w:line="240" w:lineRule="auto"/>
+      </w:pPr>
+      <w:r>
         <w:rPr>
           <w:rFonts w:ascii="Courier New" w:eastAsia="Times New Roman" w:hAnsi="Courier New" w:cs="Courier New"/>
           <w:color w:val="0070C0"/>
         </w:rPr>
-      </w:pPr>
-      <w:r>
+        <w:t>union all</w:t>
+      </w:r>
+    </w:p>
+    <w:p>
+      <w:pPr>
+        <w:spacing w:after="0" w:line="240" w:lineRule="auto"/>
         <w:rPr>
           <w:rFonts w:ascii="Courier New" w:eastAsia="Times New Roman" w:hAnsi="Courier New" w:cs="Courier New"/>
           <w:color w:val="0070C0"/>
         </w:rPr>
+      </w:pPr>
+      <w:r>
+        <w:rPr>
+          <w:rFonts w:ascii="Courier New" w:eastAsia="Times New Roman" w:hAnsi="Courier New" w:cs="Courier New"/>
+          <w:color w:val="0070C0"/>
+        </w:rPr>
+        <w:t>select a.*, b.*</w:t>
+      </w:r>
+    </w:p>
+    <w:p>
+      <w:pPr>
+        <w:spacing w:after="0" w:line="240" w:lineRule="auto"/>
+        <w:rPr>
+          <w:rFonts w:ascii="Courier New" w:eastAsia="Times New Roman" w:hAnsi="Courier New" w:cs="Courier New"/>
+          <w:color w:val="0070C0"/>
+        </w:rPr>
+      </w:pPr>
+      <w:r>
+        <w:rPr>
+          <w:rFonts w:ascii="Courier New" w:eastAsia="Times New Roman" w:hAnsi="Courier New" w:cs="Courier New"/>
+          <w:color w:val="0070C0"/>
+        </w:rPr>
+        <w:t>from pelanggan a</w:t>
+      </w:r>
+    </w:p>
+    <w:p>
+      <w:pPr>
+        <w:spacing w:after="0" w:line="240" w:lineRule="auto"/>
+        <w:rPr>
+          <w:rFonts w:ascii="Courier New" w:eastAsia="Times New Roman" w:hAnsi="Courier New" w:cs="Courier New"/>
+          <w:color w:val="0070C0"/>
+        </w:rPr>
+      </w:pPr>
+      <w:r>
+        <w:rPr>
+          <w:rFonts w:ascii="Courier New" w:eastAsia="Times New Roman" w:hAnsi="Courier New" w:cs="Courier New"/>
+          <w:color w:val="0070C0"/>
+        </w:rPr>
+        <w:t xml:space="preserve">left </w:t>
+      </w:r>
+      <w:r>
+        <w:rPr>
+          <w:rFonts w:ascii="Courier New" w:eastAsia="Times New Roman" w:hAnsi="Courier New" w:cs="Courier New"/>
+          <w:color w:val="0070C0"/>
+        </w:rPr>
+        <w:t xml:space="preserve">join pembayaran b </w:t>
+      </w:r>
+    </w:p>
+    <w:p>
+      <w:pPr>
+        <w:spacing w:after="0" w:line="240" w:lineRule="auto"/>
+        <w:rPr>
+          <w:rFonts w:ascii="Courier New" w:eastAsia="Times New Roman" w:hAnsi="Courier New" w:cs="Courier New"/>
+          <w:color w:val="0070C0"/>
+        </w:rPr>
+      </w:pPr>
+      <w:r>
+        <w:rPr>
+          <w:rFonts w:ascii="Courier New" w:eastAsia="Times New Roman" w:hAnsi="Courier New" w:cs="Courier New"/>
+          <w:color w:val="0070C0"/>
+        </w:rPr>
         <w:t>using (id_pelanggan);</w:t>
       </w:r>
     </w:p>
@@ -15358,6 +17872,7 @@
           <w:rFonts w:ascii="Courier New" w:eastAsia="Times New Roman" w:hAnsi="Courier New" w:cs="Courier New"/>
           <w:color w:val="0070C0"/>
         </w:rPr>
+        <w:lastRenderedPageBreak/>
         <w:t xml:space="preserve">left </w:t>
       </w:r>
       <w:r>
@@ -18161,7 +20676,6 @@
     <w:next w:val="Normal"/>
     <w:link w:val="Heading2Char"/>
     <w:uiPriority w:val="9"/>
-    <w:semiHidden/>
     <w:unhideWhenUsed/>
     <w:qFormat/>
     <w:rsid w:val="00AC0B1C"/>
@@ -18345,7 +20859,6 @@
     <w:basedOn w:val="DefaultParagraphFont"/>
     <w:link w:val="Heading2"/>
     <w:uiPriority w:val="9"/>
-    <w:semiHidden/>
     <w:rsid w:val="00AC0B1C"/>
     <w:rPr>
       <w:rFonts w:asciiTheme="majorHAnsi" w:eastAsiaTheme="majorEastAsia" w:hAnsiTheme="majorHAnsi" w:cstheme="majorBidi"/>
